--- a/rapport/rapport_final.docx
+++ b/rapport/rapport_final.docx
@@ -485,7 +485,7 @@
         <w:pStyle w:val="FirstParagraph"/>
       </w:pPr>
       <w:r>
-        <w:t xml:space="preserve">Sur le test (390 jours), AR-GARCH(1,2)-t a la plus petite erreur (RMSE 74,45 GWh/jour), mais aucun test de Diebold–Mariano corrigé (Holm) ne le distingue de SARIMA, LSTM, GRU, VAR(3) ni de l'hybride. SARIMA(2,1,1)(0,1,1)[7] est le modèle retenu par la règle de validation interne ; AR-GARCH est le meilleur observé ; nous ne concluons pas à une supériorité durable. Le témoin « AR à variance constante » (RMSE 74,06 GWh/jour) fait aussi bien : la moyenne autorégressive avec calendrier explique l'essentiel du gain.</w:t>
+        <w:t xml:space="preserve">Sur le test (390 jours), AR-GARCH(1,2)-t a la plus petite erreur (RMSE 74,45 GWh/jour), mais aucun test de Diebold–Mariano corrigé (Holm) ne le distingue de SARIMA, LSTM, GRU, VAR(3) ni de l'hybride. SARIMA(2,1,1)(0,1,1)[7] est le modèle retenu par la règle de validation interne ; AR-GARCH est le meilleur observé sur le test, à égalité avec le GRU en validation croisée ; nous ne concluons pas à une supériorité durable. Le témoin « AR à variance constante » (RMSE 74,06 GWh/jour) fait aussi bien : la moyenne autorégressive avec calendrier explique l'essentiel du gain.</w:t>
       </w:r>
     </w:p>
     <w:bookmarkEnd w:id="12"/>
@@ -3675,7 +3675,7 @@
         <w:t xml:space="preserve"> </w:t>
       </w:r>
       <w:r>
-        <w:t xml:space="preserve">ne retrouvent pas le modèle identifié par l'ACF/PACF : leurs recherches pas à pas explorent l'espace dans un ordre différent, et aucune ne bat le SARIMA(2,1,1)(0,1,1)[7]. Le tableau complet des 15 modèles (avec AIC et BIC, à interpréter avec prudence entre différenciations différentes) figure en annexe A (tableau 29). Une faible différence de RMSE entre candidats ne démontre pas une supériorité statistique.</w:t>
+        <w:t xml:space="preserve">ne retrouvent pas le modèle identifié par l'ACF/PACF : leurs recherches pas à pas explorent l'espace dans un ordre différent, et aucune ne bat le SARIMA(2,1,1)(0,1,1)[7]. Le tableau complet des 15 modèles (avec AIC et BIC, à interpréter avec prudence entre différenciations différentes) figure en annexe A (tableau 30). Une faible différence de RMSE entre candidats ne démontre pas une supériorité statistique.</w:t>
       </w:r>
     </w:p>
     <w:bookmarkEnd w:id="43"/>
@@ -4056,7 +4056,7 @@
         <w:t xml:space="preserve"> </w:t>
       </w:r>
       <w:r>
-        <w:t xml:space="preserve">(MAE 53,12 GWh/jour, MAPE 4,13 %), contre 113,93 pour le naïf saisonnier, soit un gain de 27,69 % de RMSE ; la couverture empirique de l'intervalle nominal à 95 % est de 94,36 %. L'erreur croît avec l'horizon, de 33,83 GWh/jour à h = 1 à 111,38 GWh/jour à h = 7 (annexe A, tableau 30). Ce gain est descriptif : il n'est pas testé ici ; le test de Diebold–Mariano figure en section 6.</w:t>
+        <w:t xml:space="preserve">(MAE 53,12 GWh/jour, MAPE 4,13 %), contre 113,93 pour le naïf saisonnier, soit un gain de 27,69 % de RMSE ; la couverture empirique de l'intervalle nominal à 95 % est de 94,36 %. L'erreur croît avec l'horizon, de 33,83 GWh/jour à h = 1 à 111,38 GWh/jour à h = 7 (annexe A, tableau 31). Ce gain est descriptif : il n'est pas testé ici ; le test de Diebold–Mariano figure en section 6.</w:t>
       </w:r>
     </w:p>
     <w:bookmarkEnd w:id="48"/>
@@ -4975,7 +4975,7 @@
         <w:t xml:space="preserve"> </w:t>
       </w:r>
       <w:r>
-        <w:t xml:space="preserve">est α = −0,0181 (p = 0,004) : environ 1,8 % de l'écart à l'équilibre est résorbé chaque jour, soit une demi-vie d'environ 38 jours. Cette valeur n'est pas robuste : selon le nombre de retards, α vaut −0,052 (demi-vie de 13 jours), +0,007 (aucune correction) ou −0,018 (annexe A, tableau 31), et β varie du simple au double (de 61,8 à 134,1). Nous ne la lisons que comme un ordre de grandeur. Les résidus du VECM présentent les mêmes défauts que ceux du VAR (Ljung-Box p ≈ 10⁻¹⁶ et ARCH-LM p ≈ 10⁻²⁶ pour la consommation).</w:t>
+        <w:t xml:space="preserve">est α = −0,0181 (p = 0,004) : environ 1,8 % de l'écart à l'équilibre est résorbé chaque jour, soit une demi-vie d'environ 38 jours. Cette valeur n'est pas robuste : selon le nombre de retards, α vaut −0,052 (demi-vie de 13 jours), +0,007 (aucune correction) ou −0,018 (annexe A, tableau 32), et β varie du simple au double (de 61,8 à 134,1). Nous ne la lisons que comme un ordre de grandeur. Les résidus du VECM présentent les mêmes défauts que ceux du VAR (Ljung-Box p ≈ 10⁻¹⁶ et ARCH-LM p ≈ 10⁻²⁶ pour la consommation).</w:t>
       </w:r>
     </w:p>
     <w:bookmarkEnd w:id="59"/>
@@ -6926,7 +6926,7 @@
         <w:t xml:space="preserve"> </w:t>
       </w:r>
       <w:r>
-        <w:t xml:space="preserve">(annexe A, tableau 32). Les deux seuls écarts supérieurs à 0,1 % concernent le GARCH (paramètre α₁ : 0,35 % ; couverture : 0,27 %, soit un jour sur 390), dus aux optimiseurs de</w:t>
+        <w:t xml:space="preserve">(annexe A, tableau 33). Les deux seuls écarts supérieurs à 0,1 % concernent le GARCH (paramètre α₁ : 0,35 % ; couverture : 0,27 %, soit un jour sur 390), dus aux optimiseurs de</w:t>
       </w:r>
       <w:r>
         <w:t xml:space="preserve"> </w:t>
@@ -9002,7 +9002,7 @@
         <w:pStyle w:val="FirstParagraph"/>
       </w:pPr>
       <w:r>
-        <w:t xml:space="preserve">Les réseaux sont réentraînés jusqu'au 6 août 2025 avec le nombre d'époques retenu, puis prévoient les 390 jours de test (section 6, tableau 21). Le</w:t>
+        <w:t xml:space="preserve">Les réseaux sont réentraînés jusqu'au 6 août 2025 avec le nombre d'époques retenu, puis prévoient les 390 jours de test (section 6, tableau 22). Le</w:t>
       </w:r>
       <w:r>
         <w:t xml:space="preserve"> </w:t>
@@ -10011,16 +10011,16 @@
         <w:pStyle w:val="FirstParagraph"/>
       </w:pPr>
       <w:r>
-        <w:t xml:space="preserve">Cette section évalue l'usage d'un LLM comme outil d'aide à l'analyse, selon les quatre points du sujet : hypothèses de modèles à partir des statistiques descriptives (5.2), explication vulgarisée (5.3), recommandations de gestion avec limites explicites (5.4), comparaison avec nos résultats et recherche des erreurs du LLM (5.5 et 5.6). Les prompts et les réponses intégrales sont en annexe B.</w:t>
-      </w:r>
-    </w:p>
-    <w:bookmarkStart w:id="100" w:name="Xadc22a4db927d87a3dcbdf58512501f000f8924"/>
+        <w:t xml:space="preserve">Cette section évalue l'usage d'un LLM comme outil d'aide à l'analyse, selon les quatre points du sujet : hypothèses de modèles à partir des statistiques descriptives (5.2), explication vulgarisée (5.3), recommandations de gestion avec limites explicites (5.4), comparaison avec une interprétation rédigée par le groupe et recherche des erreurs des LLM (5.5 et 5.6). Les prompts, les réponses intégrales et l'interprétation du groupe sont en annexe B.</w:t>
+      </w:r>
+    </w:p>
+    <w:bookmarkStart w:id="100" w:name="X99d5b3d86d6d4c22328933d62bcff2f1dadd90d"/>
     <w:p>
       <w:pPr>
         <w:pStyle w:val="Heading2"/>
       </w:pPr>
       <w:r>
-        <w:t xml:space="preserve">5.1 Démarche et outil utilisé</w:t>
+        <w:t xml:space="preserve">5.1 Démarche et outils utilisés</w:t>
       </w:r>
     </w:p>
     <w:p>
@@ -10032,7 +10032,7 @@
           <w:b/>
           <w:bCs/>
         </w:rPr>
-        <w:t xml:space="preserve">LLM consulté : Claude (Anthropic), modèle Claude Opus 5.5 (identifiant</w:t>
+        <w:t xml:space="preserve">Premier tour : Claude (Anthropic), modèle Claude Opus 5.5 (identifiant</w:t>
       </w:r>
       <w:r>
         <w:rPr>
@@ -10083,7 +10083,17 @@
         <w:pStyle w:val="BodyText"/>
       </w:pPr>
       <w:r>
-        <w:t xml:space="preserve">Trois précisions s'imposent sur la portée de cet exercice.</w:t>
+        <w:rPr>
+          <w:b/>
+          <w:bCs/>
+        </w:rPr>
+        <w:t xml:space="preserve">Second tour : ChatGPT (OpenAI).</w:t>
+      </w:r>
+      <w:r>
+        <w:t xml:space="preserve"> </w:t>
+      </w:r>
+      <w:r>
+        <w:t xml:space="preserve">Après ce premier tour et la lecture des résultats du projet, le groupe a rédigé sa propre interprétation de la comparaison finale (annexe B), puis a soumis le prompt (b), sans le modifier, à ChatGPT.</w:t>
       </w:r>
     </w:p>
     <w:p>
@@ -10099,13 +10109,13 @@
           <w:b/>
           <w:bCs/>
         </w:rPr>
-        <w:t xml:space="preserve">Le LLM n'était pas neutre vis-à-vis du projet.</w:t>
-      </w:r>
-      <w:r>
-        <w:t xml:space="preserve"> </w:t>
-      </w:r>
-      <w:r>
-        <w:t xml:space="preserve">Claude a aussi servi d'outil d'aide pendant la préparation du projet (code, mise en forme). Chaque réponse est rédigée à partir du seul contenu de son prompt, mais ce n'est pas la consultation d'un outil qui découvrirait le sujet.</w:t>
+        <w:t xml:space="preserve">L'interprétation du groupe précède ChatGPT, pas Claude.</w:t>
+      </w:r>
+      <w:r>
+        <w:t xml:space="preserve"> </w:t>
+      </w:r>
+      <w:r>
+        <w:t xml:space="preserve">L'exigence du sujet (une interprétation rédigée avant de solliciter le LLM) est remplie pour le second tour ; elle ne l'est pas pour le premier, dont les réponses étaient connues du groupe au moment d'écrire.</w:t>
       </w:r>
     </w:p>
     <w:p>
@@ -10121,13 +10131,16 @@
           <w:b/>
           <w:bCs/>
         </w:rPr>
-        <w:t xml:space="preserve">L'audit n'est pas indépendant.</w:t>
-      </w:r>
-      <w:r>
-        <w:t xml:space="preserve"> </w:t>
-      </w:r>
-      <w:r>
-        <w:t xml:space="preserve">La vérification de la section 5.6 a été menée avec le même outil, de façon systématique : chaque nombre cité est recherché dans le prompt par un script (</w:t>
+        <w:t xml:space="preserve">Claude n'était pas neutre, et l'audit n'est pas indépendant.</w:t>
+      </w:r>
+      <w:r>
+        <w:t xml:space="preserve"> </w:t>
+      </w:r>
+      <w:r>
+        <w:t xml:space="preserve">Claude a aussi servi d'outil d'aide pendant la préparation du projet (code, mise en forme), et la vérification de la section 5.6 a été menée avec lui, y compris pour la réponse de ChatGPT. Chaque verdict renvoie donc à un fichier de résultats et à une valeur recalculée par</w:t>
+      </w:r>
+      <w:r>
+        <w:t xml:space="preserve"> </w:t>
       </w:r>
       <w:r>
         <w:rPr>
@@ -10136,7 +10149,10 @@
         <w:t xml:space="preserve">scripts/audit_reponses_llm.py</w:t>
       </w:r>
       <w:r>
-        <w:t xml:space="preserve">), et chaque affirmation générale est confrontée à un fichier de résultats.</w:t>
+        <w:t xml:space="preserve"> </w:t>
+      </w:r>
+      <w:r>
+        <w:t xml:space="preserve">; les principaux écarts de la réponse de ChatGPT ont d'abord été relevés par le groupe.</w:t>
       </w:r>
     </w:p>
     <w:p>
@@ -10152,25 +10168,13 @@
           <w:b/>
           <w:bCs/>
         </w:rPr>
-        <w:t xml:space="preserve">Un premier tour exploratoire</w:t>
-      </w:r>
-      <w:r>
-        <w:t xml:space="preserve"> </w:t>
-      </w:r>
-      <w:r>
-        <w:t xml:space="preserve">(9 octobre 2026, deux prompts sur le seul SARIMA, autre outil identifié dans</w:t>
-      </w:r>
-      <w:r>
-        <w:t xml:space="preserve"> </w:t>
-      </w:r>
-      <w:r>
-        <w:rPr>
-          <w:rStyle w:val="VerbatimChar"/>
-        </w:rPr>
-        <w:t xml:space="preserve">rapport/annexe_llm/manifest.json</w:t>
-      </w:r>
-      <w:r>
-        <w:t xml:space="preserve">) est conservé en annexe B ; il n'entre pas dans l'analyse ci-dessous.</w:t>
+        <w:t xml:space="preserve">Un essai préliminaire</w:t>
+      </w:r>
+      <w:r>
+        <w:t xml:space="preserve"> </w:t>
+      </w:r>
+      <w:r>
+        <w:t xml:space="preserve">(9 octobre 2026, deux prompts sur le seul SARIMA, autre outil) est conservé en annexe B ; il n'entre pas dans l'analyse.</w:t>
       </w:r>
     </w:p>
     <w:bookmarkEnd w:id="100"/>
@@ -10869,7 +10873,7 @@
         <w:pStyle w:val="FirstParagraph"/>
       </w:pPr>
       <w:r>
-        <w:t xml:space="preserve">L'explication est fidèle aux chiffres et rend bien la distinction entre « meilleur observé » et « meilleur démontré ». Elle dépasse la longueur demandée (environ 400 mots) et lisse trois points : la couverture de 95,9 % est une moyenne qui masque l'hiver, « les modèles qui tiennent compte du passé récent » ne battent pas tous la persistance de façon significative, et le coût des réseaux est sous-estimé (section 5.6).</w:t>
+        <w:t xml:space="preserve">L'explication rend bien la distinction entre « meilleur observé » et « meilleur démontré » ; une affirmation est fausse, sur les intervalles « les mieux calibrés » (section 5.6). Elle dépasse la longueur demandée (environ 400 mots) et lisse trois points : la couverture de 95,9 % est une moyenne qui masque l'hiver, « les modèles qui tiennent compte du passé récent » ne battent pas tous la persistance de façon significative, et le coût des réseaux est sous-estimé (section 5.6).</w:t>
       </w:r>
     </w:p>
     <w:bookmarkEnd w:id="102"/>
@@ -10983,7 +10987,7 @@
         <w:t xml:space="preserve"> </w:t>
       </w:r>
       <w:r>
-        <w:t xml:space="preserve">Aucun test corrigé ne le distingue de ses concurrents ; il n'a pas été soumis à la validation croisée, contrairement au SARIMA et aux réseaux.</w:t>
+        <w:t xml:space="preserve">Aucun test corrigé ne le distingue de ses concurrents ; en validation croisée, il fait jeu égal avec le GRU sans le devancer (annexe A).</w:t>
       </w:r>
     </w:p>
     <w:p>
@@ -11025,13 +11029,13 @@
       </w:r>
     </w:p>
     <w:bookmarkEnd w:id="103"/>
-    <w:bookmarkStart w:id="104" w:name="Xd1b429b8e8ee82c4d2f22e31c83c29177e2ac63"/>
+    <w:bookmarkStart w:id="104" w:name="Xd922e0ff2c93aa5ff57ca832f7bd4b945532bb4"/>
     <w:p>
       <w:pPr>
         <w:pStyle w:val="Heading2"/>
       </w:pPr>
       <w:r>
-        <w:t xml:space="preserve">5.5 Comparaison entre nos résultats et les réponses du LLM</w:t>
+        <w:t xml:space="preserve">5.5 Comparaison entre l'interprétation du groupe et la réponse de ChatGPT</w:t>
       </w:r>
     </w:p>
     <w:p>
@@ -11039,36 +11043,7 @@
         <w:pStyle w:val="FirstParagraph"/>
       </w:pPr>
       <w:r>
-        <w:t xml:space="preserve">Le sujet demande de comparer l'explication du LLM à une interprétation experte rédigée avant de le solliciter.</w:t>
-      </w:r>
-      <w:r>
-        <w:t xml:space="preserve"> </w:t>
-      </w:r>
-      <w:r>
-        <w:rPr>
-          <w:b/>
-          <w:bCs/>
-        </w:rPr>
-        <w:t xml:space="preserve">Aucune interprétation personnelle n'a été rédigée avant la consultation du LLM</w:t>
-      </w:r>
-      <w:r>
-        <w:t xml:space="preserve"> ; cette exigence n'est donc pas satisfaite, et nous ne la reconstituons pas après coup. La comparaison ci-dessous porte sur</w:t>
-      </w:r>
-      <w:r>
-        <w:t xml:space="preserve"> </w:t>
-      </w:r>
-      <w:r>
-        <w:rPr>
-          <w:b/>
-          <w:bCs/>
-        </w:rPr>
-        <w:t xml:space="preserve">les résultats calculés du projet</w:t>
-      </w:r>
-      <w:r>
-        <w:t xml:space="preserve"> </w:t>
-      </w:r>
-      <w:r>
-        <w:t xml:space="preserve">(sections 2 à 7) contre les réponses du LLM.</w:t>
+        <w:t xml:space="preserve">Notre interprétation (environ 150 mots, sans chiffre) et la réponse de ChatGPT au prompt (b) (environ 470 mots) sont en annexe B. Le groupe avait lu tous les résultats ; ChatGPT n'a reçu que le tableau de test et les tests de Diebold–Mariano, sans rien sur la baisse d'après 2022.</w:t>
       </w:r>
     </w:p>
     <w:p>
@@ -11090,7 +11065,7 @@
         <w:t xml:space="preserve"> </w:t>
       </w:r>
       <w:r>
-        <w:t xml:space="preserve">Différenciation d = 1, D = 1, s = 7 ; VAR en niveaux et absence de cointégration (rang plein de Johansen) ; loi de Student pour le GARCH (ν ≈ 4,10) ; petit réseau à une couche ; distinction entre meilleur observé et meilleur démontré ; rôle du GARCH limité aux intervalles ; rejet de Prophet à sept jours.</w:t>
+        <w:t xml:space="preserve">Les deux textes retiennent AR-GARCH sans le dire démontré meilleur, limitent le rôle du GARCH à la mesure de l'incertitude et rappellent qu'il n'y a qu'une année de test. Cela prouve peu : ces idées se lisaient dans le prompt et dans les réponses de Claude.</w:t>
       </w:r>
     </w:p>
     <w:p>
@@ -11112,7 +11087,40 @@
         <w:t xml:space="preserve"> </w:t>
       </w:r>
       <w:r>
-        <w:t xml:space="preserve">Le LLM ne propose pas le modèle retenu, SARIMA(2,1,1)(0,1,1)[7] ; il part d'un GARCH(1,1), que nos diagnostics jugent insuffisant (effet ARCH résiduel, p = 4 × 10⁻⁵), tout en prévoyant de monter en ordre ; il ne peut pas voir que la saisonnalité annuelle domine.</w:t>
+        <w:rPr>
+          <w:i/>
+          <w:iCs/>
+        </w:rPr>
+        <w:t xml:space="preserve">La saison</w:t>
+      </w:r>
+      <w:r>
+        <w:t xml:space="preserve"> : pour le groupe, « tout se joue en hiver » ; pour ChatGPT, « la plupart des jours, la prévision est juste à environ 4 % près ». Les fichiers donnent raison au groupe : 65,4 % des jours du test sont prévus à 4 % près, mais 47,8 % en hiver, et les 90 jours d'hiver portent 61,6 % de l'erreur quadratique.</w:t>
+      </w:r>
+      <w:r>
+        <w:t xml:space="preserve"> </w:t>
+      </w:r>
+      <w:r>
+        <w:rPr>
+          <w:i/>
+          <w:iCs/>
+        </w:rPr>
+        <w:t xml:space="preserve">La météo</w:t>
+      </w:r>
+      <w:r>
+        <w:t xml:space="preserve"> : le groupe écrit « sans prévisions météo », ChatGPT « aucun modèle n'utilise la météo », ce qui est faux.</w:t>
+      </w:r>
+      <w:r>
+        <w:t xml:space="preserve"> </w:t>
+      </w:r>
+      <w:r>
+        <w:rPr>
+          <w:i/>
+          <w:iCs/>
+        </w:rPr>
+        <w:t xml:space="preserve">Les réseaux</w:t>
+      </w:r>
+      <w:r>
+        <w:t xml:space="preserve"> : ChatGPT juge que les modèles classiques font « au moins aussi bien », alors que la validation croisée penche pour les réseaux (section 4.1) ; le groupe ne les classe pas.</w:t>
       </w:r>
     </w:p>
     <w:p>
@@ -11128,13 +11136,13 @@
           <w:b/>
           <w:bCs/>
         </w:rPr>
-        <w:t xml:space="preserve">Simplifications excessives.</w:t>
-      </w:r>
-      <w:r>
-        <w:t xml:space="preserve"> </w:t>
-      </w:r>
-      <w:r>
-        <w:t xml:space="preserve">Neuf affirmations sur 29 sont exactes mais incomplètes (tableau 20) ; les plus importantes concernent la couverture moyenne, qui masque l'hiver, et la marge de sécurité qui en découle.</w:t>
+        <w:t xml:space="preserve">Ce que ChatGPT apporte et que notre texte n'a pas.</w:t>
+      </w:r>
+      <w:r>
+        <w:t xml:space="preserve"> </w:t>
+      </w:r>
+      <w:r>
+        <w:t xml:space="preserve">Des chiffres, la correction des comparaisons multiples et une réserve juste : « une fourchette très large couvre facilement », et le prompt ne donnait pas les largeurs (300 GWh/jour en moyenne pour AR-GARCH, 347 pour le SARIMA).</w:t>
       </w:r>
     </w:p>
     <w:p>
@@ -11150,77 +11158,422 @@
           <w:b/>
           <w:bCs/>
         </w:rPr>
-        <w:t xml:space="preserve">Causalités non fondées.</w:t>
-      </w:r>
-      <w:r>
-        <w:t xml:space="preserve"> </w:t>
-      </w:r>
-      <w:r>
-        <w:t xml:space="preserve">Nous n'en relevons aucune : la seule explication causale avancée (le creux du week-end lié à la baisse d'activité) est présentée comme une hypothèse non démontrée.</w:t>
-      </w:r>
-    </w:p>
-    <w:bookmarkEnd w:id="104"/>
-    <w:bookmarkStart w:id="105" w:name="Xc44ed4ea56764f1540fee181cf136975e9bb130"/>
-    <w:p>
-      <w:pPr>
-        <w:pStyle w:val="Heading2"/>
-      </w:pPr>
-      <w:r>
-        <w:t xml:space="preserve">5.6 Audit des affirmations du LLM</w:t>
+        <w:t xml:space="preserve">Simplifications, erreurs et causalités.</w:t>
+      </w:r>
+      <w:r>
+        <w:t xml:space="preserve"> </w:t>
+      </w:r>
+      <w:r>
+        <w:t xml:space="preserve">ChatGPT simplifie cinq fois, se trompe deux fois et généralise abusivement deux fois (tableau 21). Il n'avance aucune explication causale : c'est notre texte qui en contient.</w:t>
       </w:r>
     </w:p>
     <w:p>
       <w:pPr>
         <w:pStyle w:val="FirstParagraph"/>
       </w:pPr>
-      <w:r>
-        <w:t xml:space="preserve">Nous avons relevé 29 affirmations chiffrées ou causales dans les trois réponses et confronté chacune à un fichier du projet (audit complet en annexe B et dans</w:t>
-      </w:r>
-      <w:r>
-        <w:t xml:space="preserve"> </w:t>
-      </w:r>
-      <w:r>
-        <w:rPr>
-          <w:rStyle w:val="VerbatimChar"/>
-        </w:rPr>
-        <w:t xml:space="preserve">rapport/annexe_llm/audit_gabarit.csv</w:t>
-      </w:r>
-      <w:r>
-        <w:t xml:space="preserve">).</w:t>
-      </w:r>
-      <w:r>
-        <w:t xml:space="preserve"> </w:t>
-      </w:r>
       <w:r>
         <w:rPr>
           <w:b/>
           <w:bCs/>
         </w:rPr>
-        <w:t xml:space="preserve">Résultat : 20 affirmations correctes, 9 simplifiées, aucune fausse, aucune causalité non fondée.</w:t>
-      </w:r>
-      <w:r>
-        <w:t xml:space="preserve"> </w:t>
-      </w:r>
-      <w:r>
-        <w:t xml:space="preserve">Sur les 170 nombres cités, 156 figurent dans le prompt ; les 14 autres sont des seuils usuels, des ordres de modèle ou des valeurs que le LLM calcule et signale comme telles (toutes recalculées et exactes).</w:t>
-      </w:r>
-    </w:p>
-    <w:p>
-      <w:pPr>
-        <w:pStyle w:val="BodyText"/>
+        <w:t xml:space="preserve">Limites de notre propre interprétation.</w:t>
+      </w:r>
+    </w:p>
+    <w:p>
+      <w:pPr>
+        <w:pStyle w:val="Compact"/>
+        <w:numPr>
+          <w:ilvl w:val="0"/>
+          <w:numId w:val="1009"/>
+        </w:numPr>
       </w:pPr>
       <w:r>
         <w:rPr>
           <w:b/>
           <w:bCs/>
         </w:rPr>
-        <w:t xml:space="preserve">Tableau 20 — Affirmations du LLM jugées simplifiées.</w:t>
-      </w:r>
-      <w:r>
-        <w:t xml:space="preserve"> </w:t>
-      </w:r>
-      <w:r>
-        <w:t xml:space="preserve">Aucune affirmation n'est fausse, mais neuf sont incomplètes ; les plus lourdes de conséquences portent sur la couverture en hiver.</w:t>
+        <w:t xml:space="preserve">Des causes non testées.</w:t>
+      </w:r>
+      <w:r>
+        <w:t xml:space="preserve"> </w:t>
+      </w:r>
+      <w:r>
+        <w:t xml:space="preserve">« (habitudes, prix, industrie) » est une hypothèse : la section 7.1 mesure une baisse de niveau d'environ 98 GWh/jour sans séparer ces causes. « Sans prévisions météo, les modèles se font surprendre par chaque vague de froid » est plausible, non testé et incomplet : sur les douze plus fortes erreurs d'AR-GARCH, sept sont des surestimations un jour de redoux (11,7 °C en moyenne), cinq des sous-estimations par temps froid (1,5 °C).</w:t>
+      </w:r>
+    </w:p>
+    <w:p>
+      <w:pPr>
+        <w:pStyle w:val="Compact"/>
+        <w:numPr>
+          <w:ilvl w:val="0"/>
+          <w:numId w:val="1009"/>
+        </w:numPr>
+      </w:pPr>
+      <w:r>
+        <w:rPr>
+          <w:b/>
+          <w:bCs/>
+        </w:rPr>
+        <w:t xml:space="preserve">Des formules plus fortes que les résultats.</w:t>
+      </w:r>
+      <w:r>
+        <w:t xml:space="preserve"> </w:t>
+      </w:r>
+      <w:r>
+        <w:t xml:space="preserve">« La sensibilité au froid est restée la même » : le test ne détecte pas de changement de pente (p = 0,756), ce qui ne démontre pas l'égalité. « Ses intervalles sont les plus fiables » : AR-GARCH est le seul à atteindre 95 % et tient le mieux en hiver (91,1 % contre 86,7 % pour le SARIMA), mais le SARIMA est plus proche de 95 % sur l'ensemble du test ; les deux LLM font la même erreur.</w:t>
+      </w:r>
+    </w:p>
+    <w:p>
+      <w:pPr>
+        <w:pStyle w:val="Compact"/>
+        <w:numPr>
+          <w:ilvl w:val="0"/>
+          <w:numId w:val="1009"/>
+        </w:numPr>
+      </w:pPr>
+      <w:r>
+        <w:rPr>
+          <w:b/>
+          <w:bCs/>
+        </w:rPr>
+        <w:t xml:space="preserve">Une portée surestimée.</w:t>
+      </w:r>
+      <w:r>
+        <w:t xml:space="preserve"> </w:t>
+      </w:r>
+      <w:r>
+        <w:t xml:space="preserve">Quand ce texte a été écrit, les plis de validation croisée ne portaient pas encore sur AR-GARCH, et il ne cite aucun chiffre.</w:t>
+      </w:r>
+    </w:p>
+    <w:bookmarkEnd w:id="104"/>
+    <w:bookmarkStart w:id="105" w:name="X4921c1d514127105eef80eafa3ed70764a73263"/>
+    <w:p>
+      <w:pPr>
+        <w:pStyle w:val="Heading2"/>
+      </w:pPr>
+      <w:r>
+        <w:t xml:space="preserve">5.6 Audit des affirmations des LLM</w:t>
+      </w:r>
+    </w:p>
+    <w:p>
+      <w:pPr>
+        <w:pStyle w:val="FirstParagraph"/>
+      </w:pPr>
+      <w:r>
+        <w:t xml:space="preserve">Nous avons relevé 52 affirmations chiffrées ou causales, 32 dans les trois réponses de Claude (dont 10 pour le prompt b) et 20 dans celle de ChatGPT, et confronté chacune à un fichier du projet (audit complet en annexe B).</w:t>
+      </w:r>
+    </w:p>
+    <w:p>
+      <w:pPr>
+        <w:pStyle w:val="BodyText"/>
+      </w:pPr>
+      <w:r>
+        <w:rPr>
+          <w:b/>
+          <w:bCs/>
+        </w:rPr>
+        <w:t xml:space="preserve">Tableau 20 — Bilan de l'audit par outil.</w:t>
+      </w:r>
+      <w:r>
+        <w:t xml:space="preserve"> </w:t>
+      </w:r>
+      <w:r>
+        <w:t xml:space="preserve">Les deux outils commettent les deux mêmes erreurs ; ChatGPT ajoute deux généralisations abusives.</w:t>
+      </w:r>
+    </w:p>
+    <w:tbl>
+      <w:tblPr>
+        <w:tblStyle w:val="Table"/>
+        <w:tblW w:type="auto" w:w="0"/>
+        <w:tblLook w:firstRow="1" w:lastRow="0" w:firstColumn="0" w:lastColumn="0" w:noHBand="0" w:noVBand="0" w:val="0020"/>
+      </w:tblPr>
+      <w:tblGrid>
+        <w:gridCol w:w="1131"/>
+        <w:gridCol w:w="1131"/>
+        <w:gridCol w:w="1131"/>
+        <w:gridCol w:w="1131"/>
+        <w:gridCol w:w="1131"/>
+        <w:gridCol w:w="1131"/>
+        <w:gridCol w:w="1131"/>
+      </w:tblGrid>
+      <w:tr>
+        <w:trPr>
+          <w:tblHeader w:val="on"/>
+        </w:trPr>
+        <w:tc>
+          <w:tcPr/>
+          <w:p>
+            <w:pPr>
+              <w:pStyle w:val="Compact"/>
+            </w:pPr>
+            <w:r>
+              <w:t xml:space="preserve">LLM</w:t>
+            </w:r>
+          </w:p>
+        </w:tc>
+        <w:tc>
+          <w:tcPr/>
+          <w:p>
+            <w:pPr>
+              <w:pStyle w:val="Compact"/>
+            </w:pPr>
+            <w:r>
+              <w:t xml:space="preserve">Affirmations</w:t>
+            </w:r>
+          </w:p>
+        </w:tc>
+        <w:tc>
+          <w:tcPr/>
+          <w:p>
+            <w:pPr>
+              <w:pStyle w:val="Compact"/>
+            </w:pPr>
+            <w:r>
+              <w:t xml:space="preserve">Correctes</w:t>
+            </w:r>
+          </w:p>
+        </w:tc>
+        <w:tc>
+          <w:tcPr/>
+          <w:p>
+            <w:pPr>
+              <w:pStyle w:val="Compact"/>
+            </w:pPr>
+            <w:r>
+              <w:t xml:space="preserve">Simplifiées</w:t>
+            </w:r>
+          </w:p>
+        </w:tc>
+        <w:tc>
+          <w:tcPr/>
+          <w:p>
+            <w:pPr>
+              <w:pStyle w:val="Compact"/>
+            </w:pPr>
+            <w:r>
+              <w:t xml:space="preserve">Fausses</w:t>
+            </w:r>
+          </w:p>
+        </w:tc>
+        <w:tc>
+          <w:tcPr/>
+          <w:p>
+            <w:pPr>
+              <w:pStyle w:val="Compact"/>
+            </w:pPr>
+            <w:r>
+              <w:t xml:space="preserve">Généralisations abusives</w:t>
+            </w:r>
+          </w:p>
+        </w:tc>
+        <w:tc>
+          <w:tcPr/>
+          <w:p>
+            <w:pPr>
+              <w:pStyle w:val="Compact"/>
+            </w:pPr>
+            <w:r>
+              <w:t xml:space="preserve">Causalités non fondées</w:t>
+            </w:r>
+          </w:p>
+        </w:tc>
+      </w:tr>
+      <w:tr>
+        <w:tc>
+          <w:tcPr/>
+          <w:p>
+            <w:pPr>
+              <w:pStyle w:val="Compact"/>
+            </w:pPr>
+            <w:r>
+              <w:t xml:space="preserve">Claude, prompts (a), (b) et (c)</w:t>
+            </w:r>
+          </w:p>
+        </w:tc>
+        <w:tc>
+          <w:tcPr/>
+          <w:p>
+            <w:pPr>
+              <w:pStyle w:val="Compact"/>
+            </w:pPr>
+            <w:r>
+              <w:t xml:space="preserve">32</w:t>
+            </w:r>
+          </w:p>
+        </w:tc>
+        <w:tc>
+          <w:tcPr/>
+          <w:p>
+            <w:pPr>
+              <w:pStyle w:val="Compact"/>
+            </w:pPr>
+            <w:r>
+              <w:t xml:space="preserve">20</w:t>
+            </w:r>
+          </w:p>
+        </w:tc>
+        <w:tc>
+          <w:tcPr/>
+          <w:p>
+            <w:pPr>
+              <w:pStyle w:val="Compact"/>
+            </w:pPr>
+            <w:r>
+              <w:t xml:space="preserve">10</w:t>
+            </w:r>
+          </w:p>
+        </w:tc>
+        <w:tc>
+          <w:tcPr/>
+          <w:p>
+            <w:pPr>
+              <w:pStyle w:val="Compact"/>
+            </w:pPr>
+            <w:r>
+              <w:t xml:space="preserve">2</w:t>
+            </w:r>
+          </w:p>
+        </w:tc>
+        <w:tc>
+          <w:tcPr/>
+          <w:p>
+            <w:pPr>
+              <w:pStyle w:val="Compact"/>
+            </w:pPr>
+            <w:r>
+              <w:t xml:space="preserve">0</w:t>
+            </w:r>
+          </w:p>
+        </w:tc>
+        <w:tc>
+          <w:tcPr/>
+          <w:p>
+            <w:pPr>
+              <w:pStyle w:val="Compact"/>
+            </w:pPr>
+            <w:r>
+              <w:t xml:space="preserve">0</w:t>
+            </w:r>
+          </w:p>
+        </w:tc>
+      </w:tr>
+      <w:tr>
+        <w:tc>
+          <w:tcPr/>
+          <w:p>
+            <w:pPr>
+              <w:pStyle w:val="Compact"/>
+            </w:pPr>
+            <w:r>
+              <w:t xml:space="preserve">ChatGPT, prompt (b)</w:t>
+            </w:r>
+          </w:p>
+        </w:tc>
+        <w:tc>
+          <w:tcPr/>
+          <w:p>
+            <w:pPr>
+              <w:pStyle w:val="Compact"/>
+            </w:pPr>
+            <w:r>
+              <w:t xml:space="preserve">20</w:t>
+            </w:r>
+          </w:p>
+        </w:tc>
+        <w:tc>
+          <w:tcPr/>
+          <w:p>
+            <w:pPr>
+              <w:pStyle w:val="Compact"/>
+            </w:pPr>
+            <w:r>
+              <w:t xml:space="preserve">11</w:t>
+            </w:r>
+          </w:p>
+        </w:tc>
+        <w:tc>
+          <w:tcPr/>
+          <w:p>
+            <w:pPr>
+              <w:pStyle w:val="Compact"/>
+            </w:pPr>
+            <w:r>
+              <w:t xml:space="preserve">5</w:t>
+            </w:r>
+          </w:p>
+        </w:tc>
+        <w:tc>
+          <w:tcPr/>
+          <w:p>
+            <w:pPr>
+              <w:pStyle w:val="Compact"/>
+            </w:pPr>
+            <w:r>
+              <w:t xml:space="preserve">2</w:t>
+            </w:r>
+          </w:p>
+        </w:tc>
+        <w:tc>
+          <w:tcPr/>
+          <w:p>
+            <w:pPr>
+              <w:pStyle w:val="Compact"/>
+            </w:pPr>
+            <w:r>
+              <w:t xml:space="preserve">2</w:t>
+            </w:r>
+          </w:p>
+        </w:tc>
+        <w:tc>
+          <w:tcPr/>
+          <w:p>
+            <w:pPr>
+              <w:pStyle w:val="Compact"/>
+            </w:pPr>
+            <w:r>
+              <w:t xml:space="preserve">0</w:t>
+            </w:r>
+          </w:p>
+        </w:tc>
+      </w:tr>
+    </w:tbl>
+    <w:p>
+      <w:pPr>
+        <w:pStyle w:val="BodyText"/>
+      </w:pPr>
+      <w:r>
+        <w:t xml:space="preserve">Sur les nombres cités, 156 des 170 de Claude et 25 des 28 de ChatGPT figurent dans le prompt ; les autres sont des seuils, des ordres de modèle, des arrondis ou des calculs exacts.</w:t>
+      </w:r>
+      <w:r>
+        <w:t xml:space="preserve"> </w:t>
+      </w:r>
+      <w:r>
+        <w:rPr>
+          <w:b/>
+          <w:bCs/>
+        </w:rPr>
+        <w:t xml:space="preserve">Deux erreurs de Claude avaient échappé au premier audit</w:t>
+      </w:r>
+      <w:r>
+        <w:t xml:space="preserve">, qui portait sur 29 affirmations et n'en jugeait aucune fausse : elles sont apparues en appliquant à ses réponses les contrôles faits pour ChatGPT.</w:t>
+      </w:r>
+    </w:p>
+    <w:p>
+      <w:pPr>
+        <w:pStyle w:val="BodyText"/>
+      </w:pPr>
+      <w:r>
+        <w:rPr>
+          <w:b/>
+          <w:bCs/>
+        </w:rPr>
+        <w:t xml:space="preserve">Tableau 21 — Affirmations fausses, généralisées ou simplifiées les plus importantes.</w:t>
+      </w:r>
+      <w:r>
+        <w:t xml:space="preserve"> </w:t>
+      </w:r>
+      <w:r>
+        <w:t xml:space="preserve">Aucune de ces erreurs ne porte sur un chiffre inventé.</w:t>
       </w:r>
     </w:p>
     <w:tbl>
@@ -11246,29 +11599,29 @@
               <w:pStyle w:val="Compact"/>
             </w:pPr>
             <w:r>
-              <w:t xml:space="preserve">Réponse</w:t>
-            </w:r>
-          </w:p>
-        </w:tc>
-        <w:tc>
-          <w:tcPr/>
-          <w:p>
-            <w:pPr>
-              <w:pStyle w:val="Compact"/>
-            </w:pPr>
-            <w:r>
-              <w:t xml:space="preserve">Affirmation du LLM</w:t>
-            </w:r>
-          </w:p>
-        </w:tc>
-        <w:tc>
-          <w:tcPr/>
-          <w:p>
-            <w:pPr>
-              <w:pStyle w:val="Compact"/>
-            </w:pPr>
-            <w:r>
-              <w:t xml:space="preserve">Fichier de vérification</w:t>
+              <w:t xml:space="preserve">LLM (prompt)</w:t>
+            </w:r>
+          </w:p>
+        </w:tc>
+        <w:tc>
+          <w:tcPr/>
+          <w:p>
+            <w:pPr>
+              <w:pStyle w:val="Compact"/>
+            </w:pPr>
+            <w:r>
+              <w:t xml:space="preserve">Affirmation</w:t>
+            </w:r>
+          </w:p>
+        </w:tc>
+        <w:tc>
+          <w:tcPr/>
+          <w:p>
+            <w:pPr>
+              <w:pStyle w:val="Compact"/>
+            </w:pPr>
+            <w:r>
+              <w:t xml:space="preserve">Verdict</w:t>
             </w:r>
           </w:p>
         </w:tc>
@@ -11292,435 +11645,270 @@
               <w:pStyle w:val="Compact"/>
             </w:pPr>
             <w:r>
-              <w:t xml:space="preserve">a</w:t>
-            </w:r>
-          </w:p>
-        </w:tc>
-        <w:tc>
-          <w:tcPr/>
-          <w:p>
-            <w:pPr>
-              <w:pStyle w:val="Compact"/>
-            </w:pPr>
-            <w:r>
-              <w:t xml:space="preserve">La baisse de variance après Δ7 signale une structure hebdomadaire forte</w:t>
-            </w:r>
-          </w:p>
-        </w:tc>
-        <w:tc>
-          <w:tcPr/>
-          <w:p>
-            <w:pPr>
-              <w:pStyle w:val="Compact"/>
-            </w:pPr>
-            <w:r>
-              <w:rPr>
-                <w:rStyle w:val="VerbatimChar"/>
-              </w:rPr>
-              <w:t xml:space="preserve">02_eda.ipynb</w:t>
-            </w:r>
-          </w:p>
-        </w:tc>
-        <w:tc>
-          <w:tcPr/>
-          <w:p>
-            <w:pPr>
-              <w:pStyle w:val="Compact"/>
-            </w:pPr>
-            <w:r>
-              <w:t xml:space="preserve">Force saisonnière hebdomadaire de 0,45 contre 0,90 pour le cycle annuel</w:t>
-            </w:r>
-          </w:p>
-        </w:tc>
-      </w:tr>
-      <w:tr>
-        <w:tc>
-          <w:tcPr/>
-          <w:p>
-            <w:pPr>
-              <w:pStyle w:val="Compact"/>
-            </w:pPr>
-            <w:r>
-              <w:t xml:space="preserve">a</w:t>
-            </w:r>
-          </w:p>
-        </w:tc>
-        <w:tc>
-          <w:tcPr/>
-          <w:p>
-            <w:pPr>
-              <w:pStyle w:val="Compact"/>
-            </w:pPr>
-            <w:r>
-              <w:t xml:space="preserve">Trois candidats SARIMA proposés</w:t>
-            </w:r>
-          </w:p>
-        </w:tc>
-        <w:tc>
-          <w:tcPr/>
-          <w:p>
-            <w:pPr>
-              <w:pStyle w:val="Compact"/>
-            </w:pPr>
-            <w:r>
-              <w:rPr>
-                <w:rStyle w:val="VerbatimChar"/>
-              </w:rPr>
-              <w:t xml:space="preserve">exports/comparaison_validation_complete.csv</w:t>
-            </w:r>
-          </w:p>
-        </w:tc>
-        <w:tc>
-          <w:tcPr/>
-          <w:p>
-            <w:pPr>
-              <w:pStyle w:val="Compact"/>
-            </w:pPr>
-            <w:r>
-              <w:t xml:space="preserve">Le modèle retenu, SARIMA(2,1,1)(0,1,1)[7], n'est pas proposé</w:t>
-            </w:r>
-          </w:p>
-        </w:tc>
-      </w:tr>
-      <w:tr>
-        <w:tc>
-          <w:tcPr/>
-          <w:p>
-            <w:pPr>
-              <w:pStyle w:val="Compact"/>
-            </w:pPr>
-            <w:r>
-              <w:t xml:space="preserve">a</w:t>
-            </w:r>
-          </w:p>
-        </w:tc>
-        <w:tc>
-          <w:tcPr/>
-          <w:p>
-            <w:pPr>
-              <w:pStyle w:val="Compact"/>
-            </w:pPr>
-            <w:r>
-              <w:t xml:space="preserve">L'asymétrie suggère une variable externe explicative</w:t>
-            </w:r>
-          </w:p>
-        </w:tc>
-        <w:tc>
-          <w:tcPr/>
-          <w:p>
-            <w:pPr>
-              <w:pStyle w:val="Compact"/>
-            </w:pPr>
-            <w:r>
-              <w:rPr>
-                <w:rStyle w:val="VerbatimChar"/>
-              </w:rPr>
-              <w:t xml:space="preserve">02_eda.ipynb</w:t>
-            </w:r>
-          </w:p>
-        </w:tc>
-        <w:tc>
-          <w:tcPr/>
-          <w:p>
-            <w:pPr>
-              <w:pStyle w:val="Compact"/>
-            </w:pPr>
-            <w:r>
-              <w:t xml:space="preserve">Le lien avec la température (−0,83) vient de l'analyse exploratoire, pas de l'asymétrie</w:t>
-            </w:r>
-          </w:p>
-        </w:tc>
-      </w:tr>
-      <w:tr>
-        <w:tc>
-          <w:tcPr/>
-          <w:p>
-            <w:pPr>
-              <w:pStyle w:val="Compact"/>
-            </w:pPr>
-            <w:r>
-              <w:t xml:space="preserve">b</w:t>
-            </w:r>
-          </w:p>
-        </w:tc>
-        <w:tc>
-          <w:tcPr/>
-          <w:p>
-            <w:pPr>
-              <w:pStyle w:val="Compact"/>
-            </w:pPr>
-            <w:r>
-              <w:t xml:space="preserve">AR-GARCH n'est distingué d'aucun concurrent direct</w:t>
-            </w:r>
-          </w:p>
-        </w:tc>
-        <w:tc>
-          <w:tcPr/>
-          <w:p>
-            <w:pPr>
-              <w:pStyle w:val="Compact"/>
-            </w:pPr>
-            <w:r>
-              <w:rPr>
-                <w:rStyle w:val="VerbatimChar"/>
-              </w:rPr>
-              <w:t xml:space="preserve">exports/lstm_gru/diebold_mariano_toutes_paires.csv</w:t>
-            </w:r>
-          </w:p>
-        </w:tc>
-        <w:tc>
-          <w:tcPr/>
-          <w:p>
-            <w:pPr>
-              <w:pStyle w:val="Compact"/>
-            </w:pPr>
-            <w:r>
-              <w:t xml:space="preserve">En perte absolue, le VECM est à la limite du seuil (0,053)</w:t>
-            </w:r>
-          </w:p>
-        </w:tc>
-      </w:tr>
-      <w:tr>
-        <w:tc>
-          <w:tcPr/>
-          <w:p>
-            <w:pPr>
-              <w:pStyle w:val="Compact"/>
-            </w:pPr>
-            <w:r>
-              <w:t xml:space="preserve">b</w:t>
-            </w:r>
-          </w:p>
-        </w:tc>
-        <w:tc>
-          <w:tcPr/>
-          <w:p>
-            <w:pPr>
-              <w:pStyle w:val="Compact"/>
-            </w:pPr>
-            <w:r>
-              <w:t xml:space="preserve">Les modèles à mémoire battent nettement la persistance</w:t>
-            </w:r>
-          </w:p>
-        </w:tc>
-        <w:tc>
-          <w:tcPr/>
-          <w:p>
-            <w:pPr>
-              <w:pStyle w:val="Compact"/>
-            </w:pPr>
-            <w:r>
-              <w:rPr>
-                <w:rStyle w:val="VerbatimChar"/>
-              </w:rPr>
-              <w:t xml:space="preserve">exports/audit_llm_verifications.csv</w:t>
-            </w:r>
-          </w:p>
-        </w:tc>
-        <w:tc>
-          <w:tcPr/>
-          <w:p>
-            <w:pPr>
-              <w:pStyle w:val="Compact"/>
-            </w:pPr>
-            <w:r>
-              <w:t xml:space="preserve">Vrai pour six modèles sur huit ; pas pour le VECM (0,230) ni Prophet (1,000)</w:t>
-            </w:r>
-          </w:p>
-        </w:tc>
-      </w:tr>
-      <w:tr>
-        <w:tc>
-          <w:tcPr/>
-          <w:p>
-            <w:pPr>
-              <w:pStyle w:val="Compact"/>
-            </w:pPr>
-            <w:r>
-              <w:t xml:space="preserve">b</w:t>
-            </w:r>
-          </w:p>
-        </w:tc>
-        <w:tc>
-          <w:tcPr/>
-          <w:p>
-            <w:pPr>
-              <w:pStyle w:val="Compact"/>
-            </w:pPr>
-            <w:r>
-              <w:t xml:space="preserve">AR-GARCH atteint la couverture annoncée (95,9 %)</w:t>
-            </w:r>
-          </w:p>
-        </w:tc>
-        <w:tc>
-          <w:tcPr/>
-          <w:p>
-            <w:pPr>
-              <w:pStyle w:val="Compact"/>
-            </w:pPr>
-            <w:r>
-              <w:rPr>
-                <w:rStyle w:val="VerbatimChar"/>
-              </w:rPr>
-              <w:t xml:space="preserve">exports/audit_llm_verifications.csv</w:t>
-            </w:r>
-          </w:p>
-        </w:tc>
-        <w:tc>
-          <w:tcPr/>
-          <w:p>
-            <w:pPr>
-              <w:pStyle w:val="Compact"/>
-            </w:pPr>
-            <w:r>
-              <w:t xml:space="preserve">91,11 % en hiver contre 97,33 % le reste de l'année</w:t>
-            </w:r>
-          </w:p>
-        </w:tc>
-      </w:tr>
-      <w:tr>
-        <w:tc>
-          <w:tcPr/>
-          <w:p>
-            <w:pPr>
-              <w:pStyle w:val="Compact"/>
-            </w:pPr>
-            <w:r>
-              <w:t xml:space="preserve">b</w:t>
-            </w:r>
-          </w:p>
-        </w:tc>
-        <w:tc>
-          <w:tcPr/>
-          <w:p>
-            <w:pPr>
-              <w:pStyle w:val="Compact"/>
-            </w:pPr>
-            <w:r>
-              <w:t xml:space="preserve">Tous les temps de calcul sont faibles</w:t>
-            </w:r>
-          </w:p>
-        </w:tc>
-        <w:tc>
-          <w:tcPr/>
-          <w:p>
-            <w:pPr>
-              <w:pStyle w:val="Compact"/>
-            </w:pPr>
-            <w:r>
-              <w:rPr>
-                <w:rStyle w:val="VerbatimChar"/>
-              </w:rPr>
-              <w:t xml:space="preserve">exports/complexite_modeles.csv</w:t>
-            </w:r>
-          </w:p>
-        </w:tc>
-        <w:tc>
-          <w:tcPr/>
-          <w:p>
-            <w:pPr>
-              <w:pStyle w:val="Compact"/>
-            </w:pPr>
-            <w:r>
-              <w:t xml:space="preserve">Temps à multiplier par 5 pour les réseaux et par 56 pour Prophet</w:t>
-            </w:r>
-          </w:p>
-        </w:tc>
-      </w:tr>
-      <w:tr>
-        <w:tc>
-          <w:tcPr/>
-          <w:p>
-            <w:pPr>
-              <w:pStyle w:val="Compact"/>
-            </w:pPr>
-            <w:r>
-              <w:t xml:space="preserve">c</w:t>
-            </w:r>
-          </w:p>
-        </w:tc>
-        <w:tc>
-          <w:tcPr/>
-          <w:p>
-            <w:pPr>
-              <w:pStyle w:val="Compact"/>
-            </w:pPr>
-            <w:r>
-              <w:t xml:space="preserve">AR-GARCH est le seul modèle avec intervalle</w:t>
-            </w:r>
-          </w:p>
-        </w:tc>
-        <w:tc>
-          <w:tcPr/>
-          <w:p>
-            <w:pPr>
-              <w:pStyle w:val="Compact"/>
-            </w:pPr>
-            <w:r>
-              <w:rPr>
-                <w:rStyle w:val="VerbatimChar"/>
-              </w:rPr>
-              <w:t xml:space="preserve">exports/previsions_7j.csv</w:t>
-            </w:r>
-          </w:p>
-        </w:tc>
-        <w:tc>
-          <w:tcPr/>
-          <w:p>
-            <w:pPr>
-              <w:pStyle w:val="Compact"/>
-            </w:pPr>
-            <w:r>
-              <w:t xml:space="preserve">Vrai dans le prompt ; quatre autres modèles en fournissent (annexe A)</w:t>
-            </w:r>
-          </w:p>
-        </w:tc>
-      </w:tr>
-      <w:tr>
-        <w:tc>
-          <w:tcPr/>
-          <w:p>
-            <w:pPr>
-              <w:pStyle w:val="Compact"/>
-            </w:pPr>
-            <w:r>
-              <w:t xml:space="preserve">c</w:t>
-            </w:r>
-          </w:p>
-        </w:tc>
-        <w:tc>
-          <w:tcPr/>
-          <w:p>
-            <w:pPr>
-              <w:pStyle w:val="Compact"/>
-            </w:pPr>
-            <w:r>
-              <w:t xml:space="preserve">Marge sur la borne haute, un jour sur vingt en dehors</w:t>
-            </w:r>
-          </w:p>
-        </w:tc>
-        <w:tc>
-          <w:tcPr/>
-          <w:p>
-            <w:pPr>
-              <w:pStyle w:val="Compact"/>
-            </w:pPr>
-            <w:r>
-              <w:rPr>
-                <w:rStyle w:val="VerbatimChar"/>
-              </w:rPr>
-              <w:t xml:space="preserve">exports/audit_llm_verifications.csv</w:t>
-            </w:r>
-          </w:p>
-        </w:tc>
-        <w:tc>
-          <w:tcPr/>
-          <w:p>
-            <w:pPr>
-              <w:pStyle w:val="Compact"/>
-            </w:pPr>
-            <w:r>
-              <w:t xml:space="preserve">Environ un jour sur onze en dehors en hiver</w:t>
+              <w:t xml:space="preserve">ChatGPT (b), Claude (b)</w:t>
+            </w:r>
+          </w:p>
+        </w:tc>
+        <w:tc>
+          <w:tcPr/>
+          <w:p>
+            <w:pPr>
+              <w:pStyle w:val="Compact"/>
+            </w:pPr>
+            <w:r>
+              <w:t xml:space="preserve">Couverture d'AR-GARCH « la plus proche » de 95 %, intervalles « les mieux calibrés »</w:t>
+            </w:r>
+          </w:p>
+        </w:tc>
+        <w:tc>
+          <w:tcPr/>
+          <w:p>
+            <w:pPr>
+              <w:pStyle w:val="Compact"/>
+            </w:pPr>
+            <w:r>
+              <w:t xml:space="preserve">fausse</w:t>
+            </w:r>
+          </w:p>
+        </w:tc>
+        <w:tc>
+          <w:tcPr/>
+          <w:p>
+            <w:pPr>
+              <w:pStyle w:val="Compact"/>
+            </w:pPr>
+            <w:r>
+              <w:t xml:space="preserve">SARIMA : 94,36 %, à 0,64 point de 95 % ; AR-GARCH : 95,90 %, à 0,90 point</w:t>
+            </w:r>
+          </w:p>
+        </w:tc>
+      </w:tr>
+      <w:tr>
+        <w:tc>
+          <w:tcPr/>
+          <w:p>
+            <w:pPr>
+              <w:pStyle w:val="Compact"/>
+            </w:pPr>
+            <w:r>
+              <w:t xml:space="preserve">ChatGPT (b), Claude (c)</w:t>
+            </w:r>
+          </w:p>
+        </w:tc>
+        <w:tc>
+          <w:tcPr/>
+          <w:p>
+            <w:pPr>
+              <w:pStyle w:val="Compact"/>
+            </w:pPr>
+            <w:r>
+              <w:t xml:space="preserve">« Aucun modèle n'utilise la météo »</w:t>
+            </w:r>
+          </w:p>
+        </w:tc>
+        <w:tc>
+          <w:tcPr/>
+          <w:p>
+            <w:pPr>
+              <w:pStyle w:val="Compact"/>
+            </w:pPr>
+            <w:r>
+              <w:t xml:space="preserve">fausse</w:t>
+            </w:r>
+          </w:p>
+        </w:tc>
+        <w:tc>
+          <w:tcPr/>
+          <w:p>
+            <w:pPr>
+              <w:pStyle w:val="Compact"/>
+            </w:pPr>
+            <w:r>
+              <w:t xml:space="preserve">Le prompt disait « aucune prévision météo » ; le VAR et le VECM utilisent la température observée</w:t>
+            </w:r>
+          </w:p>
+        </w:tc>
+      </w:tr>
+      <w:tr>
+        <w:tc>
+          <w:tcPr/>
+          <w:p>
+            <w:pPr>
+              <w:pStyle w:val="Compact"/>
+            </w:pPr>
+            <w:r>
+              <w:t xml:space="preserve">ChatGPT (b)</w:t>
+            </w:r>
+          </w:p>
+        </w:tc>
+        <w:tc>
+          <w:tcPr/>
+          <w:p>
+            <w:pPr>
+              <w:pStyle w:val="Compact"/>
+            </w:pPr>
+            <w:r>
+              <w:t xml:space="preserve">Les modèles classiques font « au moins aussi bien » que les réseaux</w:t>
+            </w:r>
+          </w:p>
+        </w:tc>
+        <w:tc>
+          <w:tcPr/>
+          <w:p>
+            <w:pPr>
+              <w:pStyle w:val="Compact"/>
+            </w:pPr>
+            <w:r>
+              <w:t xml:space="preserve">généralisation abusive</w:t>
+            </w:r>
+          </w:p>
+        </w:tc>
+        <w:tc>
+          <w:tcPr/>
+          <w:p>
+            <w:pPr>
+              <w:pStyle w:val="Compact"/>
+            </w:pPr>
+            <w:r>
+              <w:t xml:space="preserve">Vrai pour AR-GARCH seul : VAR, SARIMA et VECM (78,96 à 87,56) sont derrière le LSTM (75,07) et le GRU (76,40)</w:t>
+            </w:r>
+          </w:p>
+        </w:tc>
+      </w:tr>
+      <w:tr>
+        <w:tc>
+          <w:tcPr/>
+          <w:p>
+            <w:pPr>
+              <w:pStyle w:val="Compact"/>
+            </w:pPr>
+            <w:r>
+              <w:t xml:space="preserve">ChatGPT (b)</w:t>
+            </w:r>
+          </w:p>
+        </w:tc>
+        <w:tc>
+          <w:tcPr/>
+          <w:p>
+            <w:pPr>
+              <w:pStyle w:val="Compact"/>
+            </w:pPr>
+            <w:r>
+              <w:t xml:space="preserve">Ils « battent nettement » les règles naïves et Prophet</w:t>
+            </w:r>
+          </w:p>
+        </w:tc>
+        <w:tc>
+          <w:tcPr/>
+          <w:p>
+            <w:pPr>
+              <w:pStyle w:val="Compact"/>
+            </w:pPr>
+            <w:r>
+              <w:t xml:space="preserve">généralisation abusive</w:t>
+            </w:r>
+          </w:p>
+        </w:tc>
+        <w:tc>
+          <w:tcPr/>
+          <w:p>
+            <w:pPr>
+              <w:pStyle w:val="Compact"/>
+            </w:pPr>
+            <w:r>
+              <w:t xml:space="preserve">4 comparaisons sur 12 significatives après Holm en perte quadratique, aucune contre le naïf saisonnier</w:t>
+            </w:r>
+          </w:p>
+        </w:tc>
+      </w:tr>
+      <w:tr>
+        <w:tc>
+          <w:tcPr/>
+          <w:p>
+            <w:pPr>
+              <w:pStyle w:val="Compact"/>
+            </w:pPr>
+            <w:r>
+              <w:t xml:space="preserve">ChatGPT (b), Claude (b)</w:t>
+            </w:r>
+          </w:p>
+        </w:tc>
+        <w:tc>
+          <w:tcPr/>
+          <w:p>
+            <w:pPr>
+              <w:pStyle w:val="Compact"/>
+            </w:pPr>
+            <w:r>
+              <w:t xml:space="preserve">Temps de calcul faibles (« moins de 16 secondes »)</w:t>
+            </w:r>
+          </w:p>
+        </w:tc>
+        <w:tc>
+          <w:tcPr/>
+          <w:p>
+            <w:pPr>
+              <w:pStyle w:val="Compact"/>
+            </w:pPr>
+            <w:r>
+              <w:t xml:space="preserve">simplifiée</w:t>
+            </w:r>
+          </w:p>
+        </w:tc>
+        <w:tc>
+          <w:tcPr/>
+          <w:p>
+            <w:pPr>
+              <w:pStyle w:val="Compact"/>
+            </w:pPr>
+            <w:r>
+              <w:t xml:space="preserve">Vrai par ajustement ; 38,7 s (LSTM), 75,9 s (GRU) et 99,6 s (Prophet) pour le protocole</w:t>
+            </w:r>
+          </w:p>
+        </w:tc>
+      </w:tr>
+      <w:tr>
+        <w:tc>
+          <w:tcPr/>
+          <w:p>
+            <w:pPr>
+              <w:pStyle w:val="Compact"/>
+            </w:pPr>
+            <w:r>
+              <w:t xml:space="preserve">ChatGPT (b)</w:t>
+            </w:r>
+          </w:p>
+        </w:tc>
+        <w:tc>
+          <w:tcPr/>
+          <w:p>
+            <w:pPr>
+              <w:pStyle w:val="Compact"/>
+            </w:pPr>
+            <w:r>
+              <w:t xml:space="preserve">RMSE d'environ 5,9 % de la consommation moyenne ; « un jour ordinaire, l'écart typique est de 49 GWh »</w:t>
+            </w:r>
+          </w:p>
+        </w:tc>
+        <w:tc>
+          <w:tcPr/>
+          <w:p>
+            <w:pPr>
+              <w:pStyle w:val="Compact"/>
+            </w:pPr>
+            <w:r>
+              <w:t xml:space="preserve">simplifiée</w:t>
+            </w:r>
+          </w:p>
+        </w:tc>
+        <w:tc>
+          <w:tcPr/>
+          <w:p>
+            <w:pPr>
+              <w:pStyle w:val="Compact"/>
+            </w:pPr>
+            <w:r>
+              <w:t xml:space="preserve">6,15 % de la moyenne du test (le prompt imposait celle de l'apprentissage) ; 49 GWh est la MAE, l'erreur médiane est de 29,88 GWh/jour</w:t>
             </w:r>
           </w:p>
         </w:tc>
@@ -11735,23 +11923,23 @@
           <w:b/>
           <w:bCs/>
         </w:rPr>
-        <w:t xml:space="preserve">Lecture critique de ce résultat.</w:t>
-      </w:r>
-      <w:r>
-        <w:t xml:space="preserve"> </w:t>
-      </w:r>
-      <w:r>
-        <w:t xml:space="preserve">L'absence d'erreur chiffrée ne prouve pas la fiabilité du LLM en général : tous les chiffres étaient fournis dans le prompt, avec la consigne de n'en citer aucun autre. Les faiblesses observées sont d'une autre nature : le LLM généralise une moyenne (couverture, coût), ne peut pas voir ce qui n'est pas dans le prompt (saisonnalité annuelle, dégradation hivernale) et reste général quand la décision demande un seuil.</w:t>
+        <w:t xml:space="preserve">Lecture critique.</w:t>
+      </w:r>
+      <w:r>
+        <w:t xml:space="preserve"> </w:t>
+      </w:r>
+      <w:r>
+        <w:t xml:space="preserve">Aucun chiffre n'est inventé : les erreurs viennent de la lecture des chiffres du prompt (comparer deux écarts à 95 %, reprendre « prévision météo » en « météo », étendre à une famille de modèles un résultat donné pour un seul). Les deux bilans ne se comparent pas terme à terme : trois prompts contre un, une seule réponse par outil, un découpage plus fin pour ChatGPT.</w:t>
       </w:r>
     </w:p>
     <w:bookmarkEnd w:id="105"/>
-    <w:bookmarkStart w:id="106" w:name="Xcfbb9f1b161bfbd6cf82b9dffe0651697d705ba"/>
+    <w:bookmarkStart w:id="106" w:name="Xdcff449852c356c534a7997f091948926b9b384"/>
     <w:p>
       <w:pPr>
         <w:pStyle w:val="Heading2"/>
       </w:pPr>
       <w:r>
-        <w:t xml:space="preserve">5.7 Apport et limites du LLM</w:t>
+        <w:t xml:space="preserve">5.7 Apport et limites des LLM</w:t>
       </w:r>
     </w:p>
     <w:p>
@@ -11763,13 +11951,13 @@
           <w:b/>
           <w:bCs/>
         </w:rPr>
-        <w:t xml:space="preserve">Ce qu'il a apporté.</w:t>
-      </w:r>
-      <w:r>
-        <w:t xml:space="preserve"> </w:t>
-      </w:r>
-      <w:r>
-        <w:t xml:space="preserve">Un cadrage rapide et structuré : en une réponse, la liste des familles de modèles à tester, avec pour chacune le diagnostic à faire, recoupe la démarche du projet. Une vulgarisation claire de notions difficiles à transmettre (erreur quadratique, intervalle à 95 %, différence non significative). Des limites formulées spontanément et justes (un seul test, accord entre modèles qui n'est pas une mesure de fiabilité). Nous n'avons pas mesuré le temps gagné.</w:t>
+        <w:t xml:space="preserve">Ce qu'ils ont apporté.</w:t>
+      </w:r>
+      <w:r>
+        <w:t xml:space="preserve"> </w:t>
+      </w:r>
+      <w:r>
+        <w:t xml:space="preserve">Un cadrage rapide (familles de modèles à tester et diagnostics à faire, qui recoupent la démarche du projet), une vulgarisation claire de notions difficiles (erreur quadratique, intervalle à 95 %, différence non significative) et des limites justes, formulées spontanément. Nous n'avons pas mesuré le temps gagné.</w:t>
       </w:r>
     </w:p>
     <w:p>
@@ -11781,13 +11969,31 @@
           <w:b/>
           <w:bCs/>
         </w:rPr>
-        <w:t xml:space="preserve">Ce qu'il n'a pas su faire.</w:t>
-      </w:r>
-      <w:r>
-        <w:t xml:space="preserve"> </w:t>
-      </w:r>
-      <w:r>
-        <w:t xml:space="preserve">Trouver le modèle retenu, qui exigeait l'ACF, la PACF et une validation. Voir ce que les statistiques transmises ne contenaient pas : la saisonnalité annuelle dominante, les ruptures de 2020 et 2022, la dégradation des intervalles en hiver. Chiffrer une marge de sécurité. Vérifier ses propres affirmations : tout le contrôle repose sur les fichiers du projet. Il ne remplace donc ni les calculs, ni les diagnostics, ni la relecture critique de chaque chiffre.</w:t>
+        <w:t xml:space="preserve">Ce qu'ils n'ont pas su faire.</w:t>
+      </w:r>
+      <w:r>
+        <w:t xml:space="preserve"> </w:t>
+      </w:r>
+      <w:r>
+        <w:t xml:space="preserve">Trouver le modèle retenu, qui exigeait l'ACF, la PACF et une validation. Voir ce que les chiffres transmis ne contenaient pas : saisonnalité annuelle dominante, ruptures de 2020 et 2022, dégradation des intervalles en hiver. Chiffrer une marge de sécurité. Vérifier leurs propres affirmations.</w:t>
+      </w:r>
+    </w:p>
+    <w:p>
+      <w:pPr>
+        <w:pStyle w:val="BodyText"/>
+      </w:pPr>
+      <w:r>
+        <w:rPr>
+          <w:b/>
+          <w:bCs/>
+        </w:rPr>
+        <w:t xml:space="preserve">Ce que montre la comparaison des deux outils.</w:t>
+      </w:r>
+      <w:r>
+        <w:t xml:space="preserve"> </w:t>
+      </w:r>
+      <w:r>
+        <w:t xml:space="preserve">Sur le même prompt, ChatGPT respecte mieux la longueur demandée (environ 470 mots contre 580) et formule une réserve que Claude n'a pas, mais il généralise davantage. Les deux commettent la même erreur sur la couverture : l'accord de deux LLM ne vaut pas vérification. Le second outil a surtout servi de révélateur : c'est en auditant ChatGPT que nous avons retrouvé deux erreurs de Claude, manquées par un audit mené avec Claude lui-même. Écrire notre interprétation avant de lire ChatGPT nous a montré ce qu'il ne pouvait pas voir (l'hiver), et sa réponse chiffrée a fait ressortir nos affirmations non testées. Aucun des deux ne remplace les calculs, les diagnostics ni la relecture critique de chaque chiffre.</w:t>
       </w:r>
     </w:p>
     <w:bookmarkEnd w:id="106"/>
@@ -11871,7 +12077,7 @@
         <w:pStyle w:val="FirstParagraph"/>
       </w:pPr>
       <w:r>
-        <w:t xml:space="preserve">Sur le test (390 jours), AR-GARCH(1,2)-t a la plus petite erreur (RMSE 74,45 GWh/jour), mais aucun test de Diebold–Mariano corrigé (Holm) ne le distingue de SARIMA, LSTM, GRU, VAR(3) ni de l'hybride. SARIMA(2,1,1)(0,1,1)[7] est le modèle retenu par la règle de validation interne ; AR-GARCH est le meilleur observé ; nous ne concluons pas à une supériorité durable. Le témoin « AR à variance constante » (AR sur les retards 1, 2, 7, 8 et 14, même calendrier, sans GARCH) obtient une RMSE de</w:t>
+        <w:t xml:space="preserve">Sur le test (390 jours), AR-GARCH(1,2)-t a la plus petite erreur (RMSE 74,45 GWh/jour), mais aucun test de Diebold–Mariano corrigé (Holm) ne le distingue de SARIMA, LSTM, GRU, VAR(3) ni de l'hybride. SARIMA(2,1,1)(0,1,1)[7] est le modèle retenu par la règle de validation interne ; AR-GARCH est le meilleur observé sur le test, à égalité avec le GRU en validation croisée ; nous ne concluons pas à une supériorité durable. Le témoin « AR à variance constante » (AR sur les retards 1, 2, 7, 8 et 14, même calendrier, sans GARCH) obtient une RMSE de</w:t>
       </w:r>
       <w:r>
         <w:t xml:space="preserve"> </w:t>
@@ -11884,7 +12090,7 @@
         <w:t xml:space="preserve">74,06 GWh/jour</w:t>
       </w:r>
       <w:r>
-        <w:t xml:space="preserve">, légèrement meilleure : le gain vient de la moyenne autorégressive avec calendrier, non de la modélisation de la variance, qui améliore en revanche la couverture des intervalles (95,9 % contre 93,3 %).</w:t>
+        <w:t xml:space="preserve">, légèrement meilleure : le gain vient de la moyenne autorégressive avec calendrier, non de la modélisation de la variance, qui améliore en revanche la couverture des intervalles (95,9 % contre 93,3 %), sans les rendre assez larges en hiver (section 6.6).</w:t>
       </w:r>
     </w:p>
     <w:bookmarkEnd w:id="108"/>
@@ -11926,7 +12132,7 @@
         <w:pStyle w:val="Compact"/>
         <w:numPr>
           <w:ilvl w:val="0"/>
-          <w:numId w:val="1009"/>
+          <w:numId w:val="1010"/>
         </w:numPr>
       </w:pPr>
       <w:r>
@@ -11961,7 +12167,7 @@
         <w:pStyle w:val="Compact"/>
         <w:numPr>
           <w:ilvl w:val="0"/>
-          <w:numId w:val="1009"/>
+          <w:numId w:val="1010"/>
         </w:numPr>
       </w:pPr>
       <w:r>
@@ -11983,7 +12189,7 @@
         <w:pStyle w:val="Compact"/>
         <w:numPr>
           <w:ilvl w:val="0"/>
-          <w:numId w:val="1009"/>
+          <w:numId w:val="1010"/>
         </w:numPr>
       </w:pPr>
       <w:r>
@@ -12018,7 +12224,7 @@
         <w:pStyle w:val="Compact"/>
         <w:numPr>
           <w:ilvl w:val="0"/>
-          <w:numId w:val="1009"/>
+          <w:numId w:val="1010"/>
         </w:numPr>
       </w:pPr>
       <w:r>
@@ -12037,7 +12243,7 @@
         <w:pStyle w:val="Compact"/>
         <w:numPr>
           <w:ilvl w:val="0"/>
-          <w:numId w:val="1009"/>
+          <w:numId w:val="1010"/>
         </w:numPr>
       </w:pPr>
       <w:r>
@@ -12063,13 +12269,13 @@
           <w:b/>
           <w:bCs/>
         </w:rPr>
-        <w:t xml:space="preserve">Tableau 21 — Comparaison des modèles sur le test externe (390 jours).</w:t>
-      </w:r>
-      <w:r>
-        <w:t xml:space="preserve"> </w:t>
-      </w:r>
-      <w:r>
-        <w:t xml:space="preserve">AR-GARCH a la plus petite erreur et la meilleure couverture ; les réseaux sont juste derrière mais plus coûteux et opaques ; Prophet et les naïfs sont nettement en retrait.</w:t>
+        <w:t xml:space="preserve">Tableau 22 — Comparaison des modèles sur le test externe (390 jours).</w:t>
+      </w:r>
+      <w:r>
+        <w:t xml:space="preserve"> </w:t>
+      </w:r>
+      <w:r>
+        <w:t xml:space="preserve">AR-GARCH a la plus petite erreur et la seule couverture qui atteint 95 % sur ce test ; les réseaux sont juste derrière mais plus coûteux et opaques ; Prophet et les naïfs sont nettement en retrait.</w:t>
       </w:r>
     </w:p>
     <w:tbl>
@@ -13418,7 +13624,7 @@
         <w:pStyle w:val="BodyText"/>
       </w:pPr>
       <w:r>
-        <w:t xml:space="preserve">À l'horizon 1, les modèles dynamiques (réseaux, VAR, SARIMA, VECM, persistance) sont à égalité, avec une RMSE de 32 à 38 GWh/jour : la persistance de la consommation suffit. L'erreur croît ensuite jusqu'à 96–111 GWh/jour à l'horizon 7 ; Prophet, sans mémoire à court terme, est mauvais dès l'horizon 1 (99,63 GWh/jour). Le détail est en annexe A (tableau 35).</w:t>
+        <w:t xml:space="preserve">À l'horizon 1, les modèles dynamiques (réseaux, VAR, SARIMA, VECM, persistance) sont à égalité, avec une RMSE de 32 à 38 GWh/jour : la persistance de la consommation suffit. L'erreur croît ensuite jusqu'à 96–111 GWh/jour à l'horizon 7 ; Prophet, sans mémoire à court terme, est mauvais dès l'horizon 1 (99,63 GWh/jour). Le détail est en annexe A (tableau 36).</w:t>
       </w:r>
     </w:p>
     <w:bookmarkEnd w:id="113"/>
@@ -13464,7 +13670,7 @@
           <w:b/>
           <w:bCs/>
         </w:rPr>
-        <w:t xml:space="preserve">Tableau 22 — Prévisions de consommation du 1er au 7 septembre 2026 (GWh/jour).</w:t>
+        <w:t xml:space="preserve">Tableau 23 — Prévisions de consommation du 1er au 7 septembre 2026 (GWh/jour).</w:t>
       </w:r>
       <w:r>
         <w:t xml:space="preserve"> </w:t>
@@ -14388,7 +14594,7 @@
         <w:t xml:space="preserve"> </w:t>
       </w:r>
       <w:r>
-        <w:t xml:space="preserve">des modèles qui en fournissent (SARIMA, VAR, VECM, AR-GARCH, Prophet) figurent en annexe A (tableau 36) ; les réseaux et l'hybride ne donnent que des prévisions ponctuelles. Les intervalles sont nominaux : ils sont gaussiens (sauf AR-GARCH, de loi de Student) et ignorent l'incertitude sur les paramètres.</w:t>
+        <w:t xml:space="preserve">des modèles qui en fournissent (SARIMA, VAR, VECM, AR-GARCH, Prophet) figurent en annexe A (tableau 37) ; les réseaux et l'hybride ne donnent que des prévisions ponctuelles. Les intervalles sont nominaux : ils sont gaussiens (sauf AR-GARCH, de loi de Student) et ignorent l'incertitude sur les paramètres.</w:t>
       </w:r>
     </w:p>
     <w:bookmarkEnd w:id="118"/>
@@ -14465,7 +14671,7 @@
           <w:b/>
           <w:bCs/>
         </w:rPr>
-        <w:t xml:space="preserve">Tableau 23 — AR-GARCH contre chacun des autres modèles (Diebold–Mariano).</w:t>
+        <w:t xml:space="preserve">Tableau 24 — AR-GARCH contre chacun des autres modèles (Diebold–Mariano).</w:t>
       </w:r>
       <w:r>
         <w:t xml:space="preserve"> </w:t>
@@ -14965,7 +15171,7 @@
         <w:t xml:space="preserve"> </w:t>
       </w:r>
       <w:r>
-        <w:t xml:space="preserve">Dix paires sont significatives après Holm en perte absolue seulement (annexe A, tableau 37) : toutes opposent un modèle dynamique au naïf saisonnier (AR-GARCH, SARIMA, LSTM, GRU, hybride, VAR(3) : p corrigées de 0,0005 à 0,040 en perte absolue contre 0,157 à 0,391 en perte quadratique), à Prophet (LSTM, SARIMA, VAR(3)) ou, pour le VECM, à la persistance. Les différences entre modèles dynamiques ne ressortent dans aucun cas. Les 45 paires figurent en annexe A (tableau 38). La correction de Holm sur 45 paires est très prudente : elle réduit fortement la puissance, et une différence non significative ne démontre pas l'équivalence des modèles.</w:t>
+        <w:t xml:space="preserve">Dix paires sont significatives après Holm en perte absolue seulement (annexe A, tableau 38) : toutes opposent un modèle dynamique au naïf saisonnier (AR-GARCH, SARIMA, LSTM, GRU, hybride, VAR(3) : p corrigées de 0,0005 à 0,040 en perte absolue contre 0,157 à 0,391 en perte quadratique), à Prophet (LSTM, SARIMA, VAR(3)) ou, pour le VECM, à la persistance. Les différences entre modèles dynamiques ne ressortent dans aucun cas. Les 45 paires figurent en annexe A (tableau 39). La correction de Holm sur 45 paires est très prudente : elle réduit fortement la puissance, et une différence non significative ne démontre pas l'équivalence des modèles.</w:t>
       </w:r>
     </w:p>
     <w:p>
@@ -14973,7 +15179,7 @@
         <w:pStyle w:val="BodyText"/>
       </w:pPr>
       <w:r>
-        <w:t xml:space="preserve">Les comparaisons demandées par le sujet (LSTM contre GRU, meilleur réseau contre SARIMA et contre le naïf saisonnier, hybride contre SARIMA, VAR(3) contre SARIMA) ne sont pas significatives en perte quadratique après correction ; en perte absolue, seule la comparaison du meilleur réseau au naïf saisonnier l'est (p corrigée de 0,008 ; annexe A, tableau 39).</w:t>
+        <w:t xml:space="preserve">Les comparaisons demandées par le sujet (LSTM contre GRU, meilleur réseau contre SARIMA et contre le naïf saisonnier, hybride contre SARIMA, VAR(3) contre SARIMA) ne sont pas significatives en perte quadratique après correction ; en perte absolue, seule la comparaison du meilleur réseau au naïf saisonnier l'est (p corrigée de 0,008 ; annexe A, tableau 40).</w:t>
       </w:r>
     </w:p>
     <w:bookmarkEnd w:id="119"/>
@@ -15019,13 +15225,13 @@
           <w:b/>
           <w:bCs/>
         </w:rPr>
-        <w:t xml:space="preserve">Tableau 24 — Choix du modèle selon le cas d'usage.</w:t>
-      </w:r>
-      <w:r>
-        <w:t xml:space="preserve"> </w:t>
-      </w:r>
-      <w:r>
-        <w:t xml:space="preserve">AR-GARCH offre le meilleur compromis ; le GRU et le LSTM sont les meilleurs challengers, au prix de l'interprétabilité et sans intervalles.</w:t>
+        <w:t xml:space="preserve">Tableau 25 — Choix du modèle selon le cas d'usage.</w:t>
+      </w:r>
+      <w:r>
+        <w:t xml:space="preserve"> </w:t>
+      </w:r>
+      <w:r>
+        <w:t xml:space="preserve">AR-GARCH reste recommandé, malgré des intervalles trop étroits en hiver ; le GRU et le LSTM sont les meilleurs challengers, au prix de l'interprétabilité et sans intervalles.</w:t>
       </w:r>
     </w:p>
     <w:tbl>
@@ -15189,18 +15395,18 @@
               <w:pStyle w:val="Compact"/>
             </w:pPr>
             <w:r>
-              <w:t xml:space="preserve">Intervalles de prévision</w:t>
-            </w:r>
-          </w:p>
-        </w:tc>
-        <w:tc>
-          <w:tcPr/>
-          <w:p>
-            <w:pPr>
-              <w:pStyle w:val="Compact"/>
-            </w:pPr>
-            <w:r>
-              <w:t xml:space="preserve">les mieux calibrés (95,9 %)</w:t>
+              <w:t xml:space="preserve">Couverture des intervalles à 95 % sur le test</w:t>
+            </w:r>
+          </w:p>
+        </w:tc>
+        <w:tc>
+          <w:tcPr/>
+          <w:p>
+            <w:pPr>
+              <w:pStyle w:val="Compact"/>
+            </w:pPr>
+            <w:r>
+              <w:t xml:space="preserve">95,9 % (86,9 % sur les plis d'hiver de la validation croisée)</w:t>
             </w:r>
           </w:p>
         </w:tc>
@@ -15393,7 +15599,29 @@
               <w:pStyle w:val="Compact"/>
             </w:pPr>
             <w:r>
-              <w:t xml:space="preserve">RMSE moyenne des plis d'hiver de la validation croisée (GWh/jour)</w:t>
+              <w:t xml:space="preserve">RMSE moyenne de la validation croisée : cinq plis (plis d'hiver)</w:t>
+            </w:r>
+          </w:p>
+        </w:tc>
+        <w:tc>
+          <w:tcPr/>
+          <w:p>
+            <w:pPr>
+              <w:pStyle w:val="Compact"/>
+            </w:pPr>
+            <w:r>
+              <w:t xml:space="preserve">96,74 (136,65)</w:t>
+            </w:r>
+          </w:p>
+        </w:tc>
+        <w:tc>
+          <w:tcPr/>
+          <w:p>
+            <w:pPr>
+              <w:pStyle w:val="Compact"/>
+            </w:pPr>
+            <w:r>
+              <w:t xml:space="preserve">107,89 (154,97)</w:t>
             </w:r>
           </w:p>
         </w:tc>
@@ -15415,29 +15643,7 @@
               <w:pStyle w:val="Compact"/>
             </w:pPr>
             <w:r>
-              <w:t xml:space="preserve">154,97</w:t>
-            </w:r>
-          </w:p>
-        </w:tc>
-        <w:tc>
-          <w:tcPr/>
-          <w:p>
-            <w:pPr>
-              <w:pStyle w:val="Compact"/>
-            </w:pPr>
-            <w:r>
-              <w:t xml:space="preserve">non mesurée</w:t>
-            </w:r>
-          </w:p>
-        </w:tc>
-        <w:tc>
-          <w:tcPr/>
-          <w:p>
-            <w:pPr>
-              <w:pStyle w:val="Compact"/>
-            </w:pPr>
-            <w:r>
-              <w:t xml:space="preserve">141,46 / 138,80</w:t>
+              <w:t xml:space="preserve">99,62 / 96,54 (141,46 / 138,80)</w:t>
             </w:r>
           </w:p>
         </w:tc>
@@ -15485,7 +15691,7 @@
         <w:t xml:space="preserve"> </w:t>
       </w:r>
       <w:r>
-        <w:t xml:space="preserve">comme modèle opérationnel : c'est le meilleur observé, ses intervalles sont les mieux calibrés (utile pour dimensionner une marge de sécurité), il est interprétable et son coût est négligeable. Le</w:t>
+        <w:t xml:space="preserve">comme modèle opérationnel : il est le meilleur observé sur le test, à égalité avec le GRU en validation croisée (RMSE moyenne de 96,74 contre 96,54 GWh/jour ; annexe A, tableau 41), interprétable, quasi instantané, et le seul de ces deux modèles à fournir des intervalles.</w:t>
       </w:r>
       <w:r>
         <w:t xml:space="preserve"> </w:t>
@@ -15495,13 +15701,10 @@
           <w:b/>
           <w:bCs/>
         </w:rPr>
-        <w:t xml:space="preserve">SARIMA</w:t>
-      </w:r>
-      <w:r>
-        <w:t xml:space="preserve"> </w:t>
-      </w:r>
-      <w:r>
-        <w:t xml:space="preserve">reste la référence statistique justifiée par la règle de validation, et le</w:t>
+        <w:t xml:space="preserve">Ces intervalles sont toutefois trop étroits en hiver</w:t>
+      </w:r>
+      <w:r>
+        <w:t xml:space="preserve"> : leur couverture, de 95,9 % sur le test, n'est que de 86,9 % sur les plis d'hiver de la validation croisée et de 67,9 % pendant l'hiver 2022-23. En exploitation, il faudrait les élargir en hiver ou modéliser une variance saisonnière. Le</w:t>
       </w:r>
       <w:r>
         <w:t xml:space="preserve"> </w:t>
@@ -15511,13 +15714,13 @@
           <w:b/>
           <w:bCs/>
         </w:rPr>
-        <w:t xml:space="preserve">GRU ou le LSTM</w:t>
-      </w:r>
-      <w:r>
-        <w:t xml:space="preserve"> </w:t>
-      </w:r>
-      <w:r>
-        <w:t xml:space="preserve">le meilleur challenger : ils battent le SARIMA dans la quasi-totalité des plis de la validation croisée, surtout en hiver, mais sans intervalles, sans interprétation et pour un coût plus élevé. Combiner les prévisions (par exemple moyenne d'AR-GARCH et d'un réseau) est une piste naturelle, non évaluée ici.</w:t>
+        <w:t xml:space="preserve">SARIMA</w:t>
+      </w:r>
+      <w:r>
+        <w:t xml:space="preserve"> </w:t>
+      </w:r>
+      <w:r>
+        <w:t xml:space="preserve">reste la référence statistique justifiée par la règle de validation, et le</w:t>
       </w:r>
       <w:r>
         <w:t xml:space="preserve"> </w:t>
@@ -15527,13 +15730,29 @@
           <w:b/>
           <w:bCs/>
         </w:rPr>
+        <w:t xml:space="preserve">GRU ou le LSTM</w:t>
+      </w:r>
+      <w:r>
+        <w:t xml:space="preserve"> </w:t>
+      </w:r>
+      <w:r>
+        <w:t xml:space="preserve">le meilleur challenger : ils battent le SARIMA dans la quasi-totalité des plis de la validation croisée, surtout en hiver, mais sans intervalles, sans interprétation et pour un coût plus élevé. Combiner les prévisions (par exemple moyenne d'AR-GARCH et d'un réseau) est une piste naturelle, non évaluée ici.</w:t>
+      </w:r>
+      <w:r>
+        <w:t xml:space="preserve"> </w:t>
+      </w:r>
+      <w:r>
+        <w:rPr>
+          <w:b/>
+          <w:bCs/>
+        </w:rPr>
         <w:t xml:space="preserve">Prophet n'est pas adapté</w:t>
       </w:r>
       <w:r>
         <w:t xml:space="preserve"> </w:t>
       </w:r>
       <w:r>
-        <w:t xml:space="preserve">à la prévision à sept jours. Cette recommandation reste conditionnelle : un seul hiver de test, des écarts non significatifs, et aucune validation croisée d'AR-GARCH.</w:t>
+        <w:t xml:space="preserve">à la prévision à sept jours. Cette recommandation reste conditionnelle : un seul hiver de test, des écarts non significatifs, et une validation croisée où AR-GARCH n'est le meilleur dans aucun pli.</w:t>
       </w:r>
     </w:p>
     <w:bookmarkEnd w:id="120"/>
@@ -15723,7 +15942,7 @@
         <w:pStyle w:val="Compact"/>
         <w:numPr>
           <w:ilvl w:val="0"/>
-          <w:numId w:val="1010"/>
+          <w:numId w:val="1011"/>
         </w:numPr>
       </w:pPr>
       <w:r>
@@ -15745,7 +15964,7 @@
         <w:pStyle w:val="Compact"/>
         <w:numPr>
           <w:ilvl w:val="0"/>
-          <w:numId w:val="1010"/>
+          <w:numId w:val="1011"/>
         </w:numPr>
       </w:pPr>
       <w:r>
@@ -15764,7 +15983,7 @@
         <w:pStyle w:val="Compact"/>
         <w:numPr>
           <w:ilvl w:val="0"/>
-          <w:numId w:val="1010"/>
+          <w:numId w:val="1011"/>
         </w:numPr>
       </w:pPr>
       <w:r>
@@ -15775,7 +15994,7 @@
         <w:t xml:space="preserve">Le lien n'est pas une coïncidence de calendrier</w:t>
       </w:r>
       <w:r>
-        <w:t xml:space="preserve"> : une fois l'effet du calendrier retiré (jusqu'à −301 GWh/jour pour un dimanche férié par rapport à un mardi), la corrélation sur toute la période passe de −0,83 à −0,86 ; elle garde la même forme saisonnière sur les variations journalières (annexe A, tableau 33).</w:t>
+        <w:t xml:space="preserve"> : une fois l'effet du calendrier retiré (jusqu'à −301 GWh/jour pour un dimanche férié par rapport à un mardi), la corrélation sur toute la période passe de −0,83 à −0,86 ; elle garde la même forme saisonnière sur les variations journalières (annexe A, tableau 34).</w:t>
       </w:r>
     </w:p>
     <w:p>
@@ -15783,7 +16002,7 @@
         <w:pStyle w:val="Compact"/>
         <w:numPr>
           <w:ilvl w:val="0"/>
-          <w:numId w:val="1010"/>
+          <w:numId w:val="1011"/>
         </w:numPr>
       </w:pPr>
       <w:r>
@@ -15794,7 +16013,7 @@
         <w:t xml:space="preserve">D'un hiver à l'autre</w:t>
       </w:r>
       <w:r>
-        <w:t xml:space="preserve">, la corrélation d'hiver est stable (de −0,88 à −0,95), sauf en 2019-2020 (−0,68), qui inclut le début du confinement, et la pente reste comprise entre −40,2 et −56,5 GWh/jour par °C sans tendance (annexe A, tableau 34). En revanche, la consommation estimée à 8 °C passe de 1 513–1 575 GWh/jour (hivers 2016-17 à 2019-20) à 1 424–1 469 GWh/jour depuis l'hiver 2022-23.</w:t>
+        <w:t xml:space="preserve">, la corrélation d'hiver est stable (de −0,88 à −0,95), sauf en 2019-2020 (−0,68), qui inclut le début du confinement, et la pente reste comprise entre −40,2 et −56,5 GWh/jour par °C sans tendance (annexe A, tableau 35). En revanche, la consommation estimée à 8 °C passe de 1 513–1 575 GWh/jour (hivers 2016-17 à 2019-20) à 1 424–1 469 GWh/jour depuis l'hiver 2022-23.</w:t>
       </w:r>
     </w:p>
     <w:p>
@@ -15806,7 +16025,7 @@
           <w:b/>
           <w:bCs/>
         </w:rPr>
-        <w:t xml:space="preserve">Tableau 25 — Effet de la sobriété sur la sensibilité au froid.</w:t>
+        <w:t xml:space="preserve">Tableau 26 — Effet de la sobriété sur la sensibilité au froid.</w:t>
       </w:r>
       <w:r>
         <w:t xml:space="preserve"> </w:t>
@@ -16206,7 +16425,7 @@
           <w:b/>
           <w:bCs/>
         </w:rPr>
-        <w:t xml:space="preserve">Tableau 26 — Validation du modèle contrefactuel en période sans choc.</w:t>
+        <w:t xml:space="preserve">Tableau 27 — Validation du modèle contrefactuel en période sans choc.</w:t>
       </w:r>
       <w:r>
         <w:t xml:space="preserve"> </w:t>
@@ -16422,7 +16641,7 @@
           <w:b/>
           <w:bCs/>
         </w:rPr>
-        <w:t xml:space="preserve">Tableau 27 — Effet du premier confinement.</w:t>
+        <w:t xml:space="preserve">Tableau 28 — Effet du premier confinement.</w:t>
       </w:r>
       <w:r>
         <w:t xml:space="preserve"> </w:t>
@@ -16701,7 +16920,7 @@
           <w:b/>
           <w:bCs/>
         </w:rPr>
-        <w:t xml:space="preserve">Tableau 28 — Effet de la crise énergétique et de la sobriété.</w:t>
+        <w:t xml:space="preserve">Tableau 29 — Effet de la crise énergétique et de la sobriété.</w:t>
       </w:r>
       <w:r>
         <w:t xml:space="preserve"> </w:t>
@@ -16976,7 +17195,7 @@
         <w:t xml:space="preserve"> </w:t>
       </w:r>
       <w:r>
-        <w:t xml:space="preserve">(−7,19 % en 2023-24, −6,57 % en 2024-25) : une partie de la sobriété semble devenue structurelle (habitudes, équipements, industrie électro-intensive), hypothèse que ce modèle ne permet pas de démontrer. La régression d'hiver du tableau 25, obtenue par une autre méthode, va dans le même sens. Avant la crise (2021-22), les écarts restent entre 0 et −4 %, ce qui borne l'incertitude de la mesure.</w:t>
+        <w:t xml:space="preserve">(−7,19 % en 2023-24, −6,57 % en 2024-25) : une partie de la sobriété semble devenue structurelle (habitudes, équipements, industrie électro-intensive), hypothèse que ce modèle ne permet pas de démontrer. La régression d'hiver du tableau 26, obtenue par une autre méthode, va dans le même sens. Avant la crise (2021-22), les écarts restent entre 0 et −4 %, ce qui borne l'incertitude de la mesure.</w:t>
       </w:r>
     </w:p>
     <w:p>
@@ -17088,7 +17307,7 @@
         <w:pStyle w:val="Compact"/>
         <w:numPr>
           <w:ilvl w:val="0"/>
-          <w:numId w:val="1011"/>
+          <w:numId w:val="1012"/>
         </w:numPr>
       </w:pPr>
       <w:r>
@@ -17103,246 +17322,6 @@
       </w:r>
       <w:r>
         <w:t xml:space="preserve">Les modèles des sections 3.2 à 4.3 utilisent le jour férié et un cycle annuel que le SARIMA n'a pas. Le témoin (AR avec calendrier, sans GARCH, RMSE 74,06 GWh/jour) fait aussi bien que le meilleur modèle : une part importante du gain vient vraisemblablement de l'information de calendrier et d'une moyenne bien choisie (retards 1, 2, 7, 8 et 14), plutôt que de la sophistication du modèle. Nous n'avons pas isolé cet effet par une expérience dédiée (par exemple un SARIMA avec les mêmes régresseurs) : c'est une hypothèse, pas un résultat.</w:t>
-      </w:r>
-    </w:p>
-    <w:p>
-      <w:pPr>
-        <w:pStyle w:val="Compact"/>
-        <w:numPr>
-          <w:ilvl w:val="0"/>
-          <w:numId w:val="1011"/>
-        </w:numPr>
-      </w:pPr>
-      <w:r>
-        <w:rPr>
-          <w:b/>
-          <w:bCs/>
-        </w:rPr>
-        <w:t xml:space="preserve">Le GARCH sert à quantifier l'incertitude, pas à prévoir la moyenne.</w:t>
-      </w:r>
-      <w:r>
-        <w:t xml:space="preserve"> </w:t>
-      </w:r>
-      <w:r>
-        <w:t xml:space="preserve">Il améliore la couverture des intervalles (95,9 % contre 93,3 %), mais pas la RMSE. Son lien avec les événements connus est partiel (section 3.3).</w:t>
-      </w:r>
-    </w:p>
-    <w:p>
-      <w:pPr>
-        <w:pStyle w:val="Compact"/>
-        <w:numPr>
-          <w:ilvl w:val="0"/>
-          <w:numId w:val="1011"/>
-        </w:numPr>
-      </w:pPr>
-      <w:r>
-        <w:rPr>
-          <w:b/>
-          <w:bCs/>
-        </w:rPr>
-        <w:t xml:space="preserve">La température explique beaucoup la consommation (Granger, réponse impulsionnelle), mais le VAR(3) prévoit moins bien (78,96 GWh/jour) que l'AR creux avec calendrier (74,06).</w:t>
-      </w:r>
-      <w:r>
-        <w:t xml:space="preserve"> </w:t>
-      </w:r>
-      <w:r>
-        <w:t xml:space="preserve">Deux explications possibles, non départagées : sans météo future, la température prévue par le VAR apporte peu à sept jours ; et le VAR(3) n'a pas les retards hebdomadaires 7 et 8.</w:t>
-      </w:r>
-    </w:p>
-    <w:p>
-      <w:pPr>
-        <w:pStyle w:val="Compact"/>
-        <w:numPr>
-          <w:ilvl w:val="0"/>
-          <w:numId w:val="1011"/>
-        </w:numPr>
-      </w:pPr>
-      <w:r>
-        <w:rPr>
-          <w:b/>
-          <w:bCs/>
-        </w:rPr>
-        <w:t xml:space="preserve">Les réseaux de neurones sont compétitifs sans être meilleurs de façon établie.</w:t>
-      </w:r>
-      <w:r>
-        <w:t xml:space="preserve"> </w:t>
-      </w:r>
-      <w:r>
-        <w:t xml:space="preserve">Le LSTM (75,07) et le GRU (76,40) se classent juste derrière AR-GARCH sur le test, et battent le SARIMA dans la quasi-totalité des plis de la validation croisée, mais aucune différence n'est significative après correction de Holm. Le calendrier est ce qui les améliore le plus en validation (39,37 contre 46,55 GWh/jour pour le LSTM).</w:t>
-      </w:r>
-    </w:p>
-    <w:p>
-      <w:pPr>
-        <w:pStyle w:val="Compact"/>
-        <w:numPr>
-          <w:ilvl w:val="0"/>
-          <w:numId w:val="1011"/>
-        </w:numPr>
-      </w:pPr>
-      <w:r>
-        <w:rPr>
-          <w:b/>
-          <w:bCs/>
-        </w:rPr>
-        <w:t xml:space="preserve">L'hybride apporte un gain faible et ambigu</w:t>
-      </w:r>
-      <w:r>
-        <w:t xml:space="preserve"> </w:t>
-      </w:r>
-      <w:r>
-        <w:t xml:space="preserve">(RMSE −3,0 % par rapport au SARIMA, MAE et MAPE en légère hausse, différence non significative).</w:t>
-      </w:r>
-    </w:p>
-    <w:p>
-      <w:pPr>
-        <w:pStyle w:val="Compact"/>
-        <w:numPr>
-          <w:ilvl w:val="0"/>
-          <w:numId w:val="1011"/>
-        </w:numPr>
-      </w:pPr>
-      <w:r>
-        <w:rPr>
-          <w:b/>
-          <w:bCs/>
-        </w:rPr>
-        <w:t xml:space="preserve">Le VECM n'est pas adapté</w:t>
-      </w:r>
-      <w:r>
-        <w:t xml:space="preserve"> : le rang de Johansen est plein et la vitesse de correction n'est pas robuste (de 13 jours à aucune correction selon le nombre de retards).</w:t>
-      </w:r>
-    </w:p>
-    <w:p>
-      <w:pPr>
-        <w:pStyle w:val="Compact"/>
-        <w:numPr>
-          <w:ilvl w:val="0"/>
-          <w:numId w:val="1011"/>
-        </w:numPr>
-      </w:pPr>
-      <w:r>
-        <w:rPr>
-          <w:b/>
-          <w:bCs/>
-        </w:rPr>
-        <w:t xml:space="preserve">Prophet est le moins adapté</w:t>
-      </w:r>
-      <w:r>
-        <w:t xml:space="preserve"> </w:t>
-      </w:r>
-      <w:r>
-        <w:t xml:space="preserve">à la prévision à sept jours parmi les modèles statistiques, faute de mémoire à court terme.</w:t>
-      </w:r>
-    </w:p>
-    <w:p>
-      <w:pPr>
-        <w:pStyle w:val="Compact"/>
-        <w:numPr>
-          <w:ilvl w:val="0"/>
-          <w:numId w:val="1011"/>
-        </w:numPr>
-      </w:pPr>
-      <w:r>
-        <w:rPr>
-          <w:b/>
-          <w:bCs/>
-        </w:rPr>
-        <w:t xml:space="preserve">Les résultats ne dépendent pas du logiciel</w:t>
-      </w:r>
-      <w:r>
-        <w:t xml:space="preserve"> : la réplication en R reproduit 25 éléments sur 27 à 0,1 % près.</w:t>
-      </w:r>
-    </w:p>
-    <w:bookmarkEnd w:id="137"/>
-    <w:bookmarkStart w:id="138" w:name="X260974adee4d11d840ba0642bd93a6240a14f81"/>
-    <w:p>
-      <w:pPr>
-        <w:pStyle w:val="Heading2"/>
-      </w:pPr>
-      <w:r>
-        <w:t xml:space="preserve">8.2 Pourquoi les sensibilités à la température diffèrent</w:t>
-      </w:r>
-    </w:p>
-    <w:p>
-      <w:pPr>
-        <w:pStyle w:val="FirstParagraph"/>
-      </w:pPr>
-      <w:r>
-        <w:t xml:space="preserve">Le rapport cite quatre sensibilités de la consommation à la température : environ</w:t>
-      </w:r>
-      <w:r>
-        <w:t xml:space="preserve"> </w:t>
-      </w:r>
-      <w:r>
-        <w:rPr>
-          <w:b/>
-          <w:bCs/>
-        </w:rPr>
-        <w:t xml:space="preserve">−56 GWh/jour par °C</w:t>
-      </w:r>
-      <w:r>
-        <w:t xml:space="preserve"> </w:t>
-      </w:r>
-      <w:r>
-        <w:t xml:space="preserve">(section 2.6, pente sous 15 °C),</w:t>
-      </w:r>
-      <w:r>
-        <w:t xml:space="preserve"> </w:t>
-      </w:r>
-      <w:r>
-        <w:rPr>
-          <w:b/>
-          <w:bCs/>
-        </w:rPr>
-        <w:t xml:space="preserve">−48 GWh/jour par °C</w:t>
-      </w:r>
-      <w:r>
-        <w:t xml:space="preserve"> </w:t>
-      </w:r>
-      <w:r>
-        <w:t xml:space="preserve">(section 7.1, pente d'hiver avant la sobriété),</w:t>
-      </w:r>
-      <w:r>
-        <w:t xml:space="preserve"> </w:t>
-      </w:r>
-      <w:r>
-        <w:rPr>
-          <w:b/>
-          <w:bCs/>
-        </w:rPr>
-        <w:t xml:space="preserve">−24 GWh/jour par °C</w:t>
-      </w:r>
-      <w:r>
-        <w:t xml:space="preserve"> </w:t>
-      </w:r>
-      <w:r>
-        <w:t xml:space="preserve">(section 3.2, réponse impulsionnelle du VAR) et</w:t>
-      </w:r>
-      <w:r>
-        <w:t xml:space="preserve"> </w:t>
-      </w:r>
-      <w:r>
-        <w:rPr>
-          <w:b/>
-          <w:bCs/>
-        </w:rPr>
-        <w:t xml:space="preserve">−82 GWh/jour par °C</w:t>
-      </w:r>
-      <w:r>
-        <w:t xml:space="preserve"> </w:t>
-      </w:r>
-      <w:r>
-        <w:t xml:space="preserve">(section 3.2, relation de long terme du VECM). Elles ne mesurent pas la même chose : les deux premières sont des pentes observées par temps froid, sur des échantillons différents (jours sous 15 °C sur toute la période pour −56, jours d'hiver pour −48) ; la réponse impulsionnelle est un effet moyen sur toute l'année, été sans chauffage compris, ce qui l'atténue ; la relation du VECM est imposée avec un rang que le test de Johansen ne soutient pas, et varie du simple au double selon le nombre de retards (de 61,8 à 134,1). Elles ne sont donc pas comparables terme à terme.</w:t>
-      </w:r>
-    </w:p>
-    <w:bookmarkEnd w:id="138"/>
-    <w:bookmarkStart w:id="139" w:name="Xdfcf818e9e2adf33dac8c86531f4dd4c4b152c3"/>
-    <w:p>
-      <w:pPr>
-        <w:pStyle w:val="Heading2"/>
-      </w:pPr>
-      <w:r>
-        <w:t xml:space="preserve">8.3 Limites des modèles et du protocole</w:t>
       </w:r>
     </w:p>
     <w:p>
@@ -17358,13 +17337,13 @@
           <w:b/>
           <w:bCs/>
         </w:rPr>
-        <w:t xml:space="preserve">Hypothèses violées.</w:t>
-      </w:r>
-      <w:r>
-        <w:t xml:space="preserve"> </w:t>
-      </w:r>
-      <w:r>
-        <w:t xml:space="preserve">Tous les modèles laissent des résidus non normaux ; le SARIMA, le VAR, le VECM et Prophet gardent de l'hétéroscédasticité (que seul le GARCH traite), et le VAR, le VECM et Prophet de l'autocorrélation. Le diagnostic demandé est réalisé, mais il contredit les hypothèses ; les intervalles gaussiens sont des approximations.</w:t>
+        <w:t xml:space="preserve">Le GARCH sert à quantifier l'incertitude, pas à prévoir la moyenne.</w:t>
+      </w:r>
+      <w:r>
+        <w:t xml:space="preserve"> </w:t>
+      </w:r>
+      <w:r>
+        <w:t xml:space="preserve">Il améliore la couverture (95,9 % contre 93,3 %) d'intervalles qui restent trop étroits en hiver, pas la RMSE. Son lien avec les événements connus est partiel (section 3.3).</w:t>
       </w:r>
     </w:p>
     <w:p>
@@ -17380,40 +17359,13 @@
           <w:b/>
           <w:bCs/>
         </w:rPr>
-        <w:t xml:space="preserve">Instabilité des estimations.</w:t>
-      </w:r>
-      <w:r>
-        <w:t xml:space="preserve"> </w:t>
-      </w:r>
-      <w:r>
-        <w:t xml:space="preserve">La vitesse de correction du VECM change de signe selon le nombre de retards ; la persistance du GARCH proche de 1 traduit une variance saisonnière non modélisée ; les paramètres du GARCH diffèrent légèrement entre</w:t>
-      </w:r>
-      <w:r>
-        <w:t xml:space="preserve"> </w:t>
-      </w:r>
-      <w:r>
-        <w:rPr>
-          <w:rStyle w:val="VerbatimChar"/>
-        </w:rPr>
-        <w:t xml:space="preserve">arch</w:t>
-      </w:r>
-      <w:r>
-        <w:t xml:space="preserve"> </w:t>
-      </w:r>
-      <w:r>
-        <w:t xml:space="preserve">et</w:t>
-      </w:r>
-      <w:r>
-        <w:t xml:space="preserve"> </w:t>
-      </w:r>
-      <w:r>
-        <w:rPr>
-          <w:rStyle w:val="VerbatimChar"/>
-        </w:rPr>
-        <w:t xml:space="preserve">rugarch</w:t>
-      </w:r>
-      <w:r>
-        <w:t xml:space="preserve">.</w:t>
+        <w:t xml:space="preserve">La température explique beaucoup la consommation (Granger, réponse impulsionnelle), mais le VAR(3) prévoit moins bien (78,96 GWh/jour) que l'AR creux avec calendrier (74,06).</w:t>
+      </w:r>
+      <w:r>
+        <w:t xml:space="preserve"> </w:t>
+      </w:r>
+      <w:r>
+        <w:t xml:space="preserve">Deux explications possibles, non départagées : sans météo future, la température prévue par le VAR apporte peu à sept jours ; et le VAR(3) n'a pas les retards hebdomadaires 7 et 8.</w:t>
       </w:r>
     </w:p>
     <w:p>
@@ -17429,13 +17381,13 @@
           <w:b/>
           <w:bCs/>
         </w:rPr>
-        <w:t xml:space="preserve">Échantillon.</w:t>
-      </w:r>
-      <w:r>
-        <w:t xml:space="preserve"> </w:t>
-      </w:r>
-      <w:r>
-        <w:t xml:space="preserve">Un seul découpage chronologique et un test de 390 jours, soit un seul hiver : une vague de froid exceptionnelle peut dominer les erreurs. La validation interne (huit semaines d'été) est peu représentative de l'hiver et a été partiellement réutilisée pendant le développement ; les ordres du VAR sont choisis sur un échantillon que l'analyse exploratoire avait déjà vu. La validation croisée temporelle (cinq plis de 56 jours) corrige en partie ce défaut pour les réseaux et le SARIMA seulement.</w:t>
+        <w:t xml:space="preserve">Les réseaux de neurones sont compétitifs sans être meilleurs de façon établie.</w:t>
+      </w:r>
+      <w:r>
+        <w:t xml:space="preserve"> </w:t>
+      </w:r>
+      <w:r>
+        <w:t xml:space="preserve">Le LSTM (75,07) et le GRU (76,40) se classent juste derrière AR-GARCH sur le test, et battent le SARIMA dans la quasi-totalité des plis de la validation croisée, mais aucune différence n'est significative après correction de Holm. Le calendrier est ce qui les améliore le plus en validation (39,37 contre 46,55 GWh/jour pour le LSTM).</w:t>
       </w:r>
     </w:p>
     <w:p>
@@ -17451,13 +17403,13 @@
           <w:b/>
           <w:bCs/>
         </w:rPr>
-        <w:t xml:space="preserve">Protocoles légèrement différents.</w:t>
-      </w:r>
-      <w:r>
-        <w:t xml:space="preserve"> </w:t>
-      </w:r>
-      <w:r>
-        <w:t xml:space="preserve">Prophet est réajusté chaque semaine, les autres modèles gardent des paramètres fixes ; l'hybride est pseudo hors échantillon ; les tests de Diebold–Mariano portent sur 385 jours et les métriques sur 390.</w:t>
+        <w:t xml:space="preserve">L'hybride apporte un gain faible et ambigu</w:t>
+      </w:r>
+      <w:r>
+        <w:t xml:space="preserve"> </w:t>
+      </w:r>
+      <w:r>
+        <w:t xml:space="preserve">(RMSE −3,0 % par rapport au SARIMA, MAE et MAPE en légère hausse, différence non significative).</w:t>
       </w:r>
     </w:p>
     <w:p>
@@ -17473,13 +17425,10 @@
           <w:b/>
           <w:bCs/>
         </w:rPr>
-        <w:t xml:space="preserve">Tests.</w:t>
-      </w:r>
-      <w:r>
-        <w:t xml:space="preserve"> </w:t>
-      </w:r>
-      <w:r>
-        <w:t xml:space="preserve">Aucun écart entre modèles dynamiques voisins n'est significatif après Holm ; la perte quadratique est celle des conclusions formelles, et la perte absolue en donne une autre pour dix paires. Les tests asymptotiques sur 55 blocs et la correction sur 45 paires limitent leur puissance.</w:t>
+        <w:t xml:space="preserve">Le VECM n'est pas adapté</w:t>
+      </w:r>
+      <w:r>
+        <w:t xml:space="preserve"> : le rang de Johansen est plein et la vitesse de correction n'est pas robuste (de 13 jours à aucune correction selon le nombre de retards).</w:t>
       </w:r>
     </w:p>
     <w:p>
@@ -17495,13 +17444,13 @@
           <w:b/>
           <w:bCs/>
         </w:rPr>
-        <w:t xml:space="preserve">Données.</w:t>
-      </w:r>
-      <w:r>
-        <w:t xml:space="preserve"> </w:t>
-      </w:r>
-      <w:r>
-        <w:t xml:space="preserve">Les 243 derniers jours (2026) sont des données consolidées, éventuellement révisées. Aucune prévision météo n'est utilisée.</w:t>
+        <w:t xml:space="preserve">Prophet est le moins adapté</w:t>
+      </w:r>
+      <w:r>
+        <w:t xml:space="preserve"> </w:t>
+      </w:r>
+      <w:r>
+        <w:t xml:space="preserve">à la prévision à sept jours parmi les modèles statistiques, faute de mémoire à court terme.</w:t>
       </w:r>
     </w:p>
     <w:p>
@@ -17517,35 +17466,102 @@
           <w:b/>
           <w:bCs/>
         </w:rPr>
-        <w:t xml:space="preserve">Reproductibilité.</w:t>
-      </w:r>
-      <w:r>
-        <w:t xml:space="preserve"> </w:t>
-      </w:r>
-      <w:r>
-        <w:t xml:space="preserve">Les notebooks ont été exécutés dans des environnements différents (README) ; de petites différences numériques sont possibles.</w:t>
-      </w:r>
-    </w:p>
-    <w:bookmarkEnd w:id="139"/>
-    <w:bookmarkStart w:id="140" w:name="Xb96648085ec2a1a77dc1aac714b43daeeed5f26"/>
+        <w:t xml:space="preserve">Les résultats ne dépendent pas du logiciel</w:t>
+      </w:r>
+      <w:r>
+        <w:t xml:space="preserve"> : la réplication en R reproduit 25 éléments sur 27 à 0,1 % près.</w:t>
+      </w:r>
+    </w:p>
+    <w:bookmarkEnd w:id="137"/>
+    <w:bookmarkStart w:id="138" w:name="X260974adee4d11d840ba0642bd93a6240a14f81"/>
     <w:p>
       <w:pPr>
         <w:pStyle w:val="Heading2"/>
       </w:pPr>
       <w:r>
-        <w:t xml:space="preserve">8.4 Avantages et inconvénients de l'IA générative pour l'analyse de séries temporelles en énergie</w:t>
+        <w:t xml:space="preserve">8.2 Pourquoi les sensibilités à la température diffèrent</w:t>
       </w:r>
     </w:p>
     <w:p>
       <w:pPr>
         <w:pStyle w:val="FirstParagraph"/>
       </w:pPr>
+      <w:r>
+        <w:t xml:space="preserve">Le rapport cite quatre sensibilités de la consommation à la température : environ</w:t>
+      </w:r>
+      <w:r>
+        <w:t xml:space="preserve"> </w:t>
+      </w:r>
       <w:r>
         <w:rPr>
           <w:b/>
           <w:bCs/>
         </w:rPr>
-        <w:t xml:space="preserve">Avantages.</w:t>
+        <w:t xml:space="preserve">−56 GWh/jour par °C</w:t>
+      </w:r>
+      <w:r>
+        <w:t xml:space="preserve"> </w:t>
+      </w:r>
+      <w:r>
+        <w:t xml:space="preserve">(section 2.6, pente sous 15 °C),</w:t>
+      </w:r>
+      <w:r>
+        <w:t xml:space="preserve"> </w:t>
+      </w:r>
+      <w:r>
+        <w:rPr>
+          <w:b/>
+          <w:bCs/>
+        </w:rPr>
+        <w:t xml:space="preserve">−48 GWh/jour par °C</w:t>
+      </w:r>
+      <w:r>
+        <w:t xml:space="preserve"> </w:t>
+      </w:r>
+      <w:r>
+        <w:t xml:space="preserve">(section 7.1, pente d'hiver avant la sobriété),</w:t>
+      </w:r>
+      <w:r>
+        <w:t xml:space="preserve"> </w:t>
+      </w:r>
+      <w:r>
+        <w:rPr>
+          <w:b/>
+          <w:bCs/>
+        </w:rPr>
+        <w:t xml:space="preserve">−24 GWh/jour par °C</w:t>
+      </w:r>
+      <w:r>
+        <w:t xml:space="preserve"> </w:t>
+      </w:r>
+      <w:r>
+        <w:t xml:space="preserve">(section 3.2, réponse impulsionnelle du VAR) et</w:t>
+      </w:r>
+      <w:r>
+        <w:t xml:space="preserve"> </w:t>
+      </w:r>
+      <w:r>
+        <w:rPr>
+          <w:b/>
+          <w:bCs/>
+        </w:rPr>
+        <w:t xml:space="preserve">−82 GWh/jour par °C</w:t>
+      </w:r>
+      <w:r>
+        <w:t xml:space="preserve"> </w:t>
+      </w:r>
+      <w:r>
+        <w:t xml:space="preserve">(section 3.2, relation de long terme du VECM). Elles ne mesurent pas la même chose : les deux premières sont des pentes observées par temps froid, sur des échantillons différents (jours sous 15 °C sur toute la période pour −56, jours d'hiver pour −48) ; la réponse impulsionnelle est un effet moyen sur toute l'année, été sans chauffage compris, ce qui l'atténue ; la relation du VECM est imposée avec un rang que le test de Johansen ne soutient pas, et varie du simple au double selon le nombre de retards (de 61,8 à 134,1). Elles ne sont donc pas comparables.</w:t>
+      </w:r>
+    </w:p>
+    <w:bookmarkEnd w:id="138"/>
+    <w:bookmarkStart w:id="139" w:name="Xdfcf818e9e2adf33dac8c86531f4dd4c4b152c3"/>
+    <w:p>
+      <w:pPr>
+        <w:pStyle w:val="Heading2"/>
+      </w:pPr>
+      <w:r>
+        <w:t xml:space="preserve">8.3 Limites des modèles et du protocole</w:t>
       </w:r>
     </w:p>
     <w:p>
@@ -17558,13 +17574,16 @@
       </w:pPr>
       <w:r>
         <w:rPr>
-          <w:i/>
-          <w:iCs/>
-        </w:rPr>
-        <w:t xml:space="preserve">Exploration rapide d'hypothèses</w:t>
-      </w:r>
-      <w:r>
-        <w:t xml:space="preserve"> : à partir de statistiques descriptives, un LLM peut proposer des familles de modèles et des diagnostics à envisager, ce qui accélère la phase de cadrage et rappelle des pistes oubliées.</w:t>
+          <w:b/>
+          <w:bCs/>
+        </w:rPr>
+        <w:t xml:space="preserve">Hypothèses violées.</w:t>
+      </w:r>
+      <w:r>
+        <w:t xml:space="preserve"> </w:t>
+      </w:r>
+      <w:r>
+        <w:t xml:space="preserve">Tous les modèles laissent des résidus non normaux ; le SARIMA, le VAR, le VECM et Prophet gardent de l'hétéroscédasticité (que seul le GARCH traite), et le VAR, le VECM et Prophet de l'autocorrélation. Le diagnostic demandé est réalisé, mais il contredit les hypothèses ; les intervalles gaussiens sont des approximations.</w:t>
       </w:r>
     </w:p>
     <w:p>
@@ -17577,13 +17596,43 @@
       </w:pPr>
       <w:r>
         <w:rPr>
-          <w:i/>
-          <w:iCs/>
-        </w:rPr>
-        <w:t xml:space="preserve">Vulgarisation et communication</w:t>
-      </w:r>
-      <w:r>
-        <w:t xml:space="preserve"> : reformuler des résultats (erreur, intervalle, significativité) pour un décideur est une tâche où un LLM est à l'aise, utile dans un secteur où les décisions sont prises par des non-statisticiens.</w:t>
+          <w:b/>
+          <w:bCs/>
+        </w:rPr>
+        <w:t xml:space="preserve">Instabilité des estimations.</w:t>
+      </w:r>
+      <w:r>
+        <w:t xml:space="preserve"> </w:t>
+      </w:r>
+      <w:r>
+        <w:t xml:space="preserve">La vitesse de correction du VECM change de signe selon le nombre de retards ; la persistance du GARCH proche de 1 traduit une variance saisonnière non modélisée ; les paramètres du GARCH diffèrent légèrement entre</w:t>
+      </w:r>
+      <w:r>
+        <w:t xml:space="preserve"> </w:t>
+      </w:r>
+      <w:r>
+        <w:rPr>
+          <w:rStyle w:val="VerbatimChar"/>
+        </w:rPr>
+        <w:t xml:space="preserve">arch</w:t>
+      </w:r>
+      <w:r>
+        <w:t xml:space="preserve"> </w:t>
+      </w:r>
+      <w:r>
+        <w:t xml:space="preserve">et</w:t>
+      </w:r>
+      <w:r>
+        <w:t xml:space="preserve"> </w:t>
+      </w:r>
+      <w:r>
+        <w:rPr>
+          <w:rStyle w:val="VerbatimChar"/>
+        </w:rPr>
+        <w:t xml:space="preserve">rugarch</w:t>
+      </w:r>
+      <w:r>
+        <w:t xml:space="preserve">.</w:t>
       </w:r>
     </w:p>
     <w:p>
@@ -17596,25 +17645,126 @@
       </w:pPr>
       <w:r>
         <w:rPr>
-          <w:i/>
-          <w:iCs/>
-        </w:rPr>
-        <w:t xml:space="preserve">Productivité</w:t>
-      </w:r>
-      <w:r>
-        <w:t xml:space="preserve"> : structuration d'un rapport, génération et relecture de code, traduction entre R et Python.</w:t>
-      </w:r>
-    </w:p>
-    <w:p>
-      <w:pPr>
-        <w:pStyle w:val="FirstParagraph"/>
-      </w:pPr>
-      <w:r>
-        <w:rPr>
           <w:b/>
           <w:bCs/>
         </w:rPr>
-        <w:t xml:space="preserve">Inconvénients et risques.</w:t>
+        <w:t xml:space="preserve">Échantillon.</w:t>
+      </w:r>
+      <w:r>
+        <w:t xml:space="preserve"> </w:t>
+      </w:r>
+      <w:r>
+        <w:t xml:space="preserve">Un seul découpage chronologique et un test de 390 jours, soit un seul hiver : une vague de froid exceptionnelle peut dominer les erreurs. La validation interne (huit semaines d'été) est peu représentative de l'hiver et a été partiellement réutilisée pendant le développement ; les ordres du VAR sont choisis sur un échantillon que l'analyse exploratoire avait déjà vu. La validation croisée temporelle (cinq plis de 56 jours) corrige en partie ce défaut pour les réseaux, le SARIMA et AR-GARCH seulement.</w:t>
+      </w:r>
+    </w:p>
+    <w:p>
+      <w:pPr>
+        <w:pStyle w:val="Compact"/>
+        <w:numPr>
+          <w:ilvl w:val="0"/>
+          <w:numId w:val="1013"/>
+        </w:numPr>
+      </w:pPr>
+      <w:r>
+        <w:rPr>
+          <w:b/>
+          <w:bCs/>
+        </w:rPr>
+        <w:t xml:space="preserve">Protocoles légèrement différents.</w:t>
+      </w:r>
+      <w:r>
+        <w:t xml:space="preserve"> </w:t>
+      </w:r>
+      <w:r>
+        <w:t xml:space="preserve">Prophet est réajusté chaque semaine, les autres modèles gardent des paramètres fixes ; l'hybride est pseudo hors échantillon ; les tests de Diebold–Mariano portent sur 385 jours et les métriques sur 390.</w:t>
+      </w:r>
+    </w:p>
+    <w:p>
+      <w:pPr>
+        <w:pStyle w:val="Compact"/>
+        <w:numPr>
+          <w:ilvl w:val="0"/>
+          <w:numId w:val="1013"/>
+        </w:numPr>
+      </w:pPr>
+      <w:r>
+        <w:rPr>
+          <w:b/>
+          <w:bCs/>
+        </w:rPr>
+        <w:t xml:space="preserve">Tests.</w:t>
+      </w:r>
+      <w:r>
+        <w:t xml:space="preserve"> </w:t>
+      </w:r>
+      <w:r>
+        <w:t xml:space="preserve">Aucun écart entre modèles dynamiques voisins n'est significatif après Holm ; la perte quadratique est celle des conclusions formelles, et la perte absolue en donne une autre pour dix paires. Les tests asymptotiques sur 55 blocs et la correction sur 45 paires limitent leur puissance.</w:t>
+      </w:r>
+    </w:p>
+    <w:p>
+      <w:pPr>
+        <w:pStyle w:val="Compact"/>
+        <w:numPr>
+          <w:ilvl w:val="0"/>
+          <w:numId w:val="1013"/>
+        </w:numPr>
+      </w:pPr>
+      <w:r>
+        <w:rPr>
+          <w:b/>
+          <w:bCs/>
+        </w:rPr>
+        <w:t xml:space="preserve">Données.</w:t>
+      </w:r>
+      <w:r>
+        <w:t xml:space="preserve"> </w:t>
+      </w:r>
+      <w:r>
+        <w:t xml:space="preserve">Les 243 derniers jours (2026) sont des données consolidées, éventuellement révisées. Aucune prévision météo n'est utilisée.</w:t>
+      </w:r>
+    </w:p>
+    <w:p>
+      <w:pPr>
+        <w:pStyle w:val="Compact"/>
+        <w:numPr>
+          <w:ilvl w:val="0"/>
+          <w:numId w:val="1013"/>
+        </w:numPr>
+      </w:pPr>
+      <w:r>
+        <w:rPr>
+          <w:b/>
+          <w:bCs/>
+        </w:rPr>
+        <w:t xml:space="preserve">Reproductibilité.</w:t>
+      </w:r>
+      <w:r>
+        <w:t xml:space="preserve"> </w:t>
+      </w:r>
+      <w:r>
+        <w:t xml:space="preserve">Les notebooks ont été exécutés dans des environnements différents (README) ; de petites différences numériques sont possibles.</w:t>
+      </w:r>
+    </w:p>
+    <w:bookmarkEnd w:id="139"/>
+    <w:bookmarkStart w:id="140" w:name="Xb96648085ec2a1a77dc1aac714b43daeeed5f26"/>
+    <w:p>
+      <w:pPr>
+        <w:pStyle w:val="Heading2"/>
+      </w:pPr>
+      <w:r>
+        <w:t xml:space="preserve">8.4 Avantages et inconvénients de l'IA générative pour l'analyse de séries temporelles en énergie</w:t>
+      </w:r>
+    </w:p>
+    <w:p>
+      <w:pPr>
+        <w:pStyle w:val="FirstParagraph"/>
+      </w:pPr>
+      <w:r>
+        <w:rPr>
+          <w:b/>
+          <w:bCs/>
+        </w:rPr>
+        <w:t xml:space="preserve">Avantages.</w:t>
       </w:r>
     </w:p>
     <w:p>
@@ -17630,10 +17780,10 @@
           <w:i/>
           <w:iCs/>
         </w:rPr>
-        <w:t xml:space="preserve">Hallucination statistique</w:t>
-      </w:r>
-      <w:r>
-        <w:t xml:space="preserve"> : un LLM peut produire des p-values, des ordres de modèle ou des causalités plausibles mais non vérifiées ; en énergie, la tentation est grande d'attribuer une baisse de consommation à une cause unique (sobriété, prix, météo) alors que les données ne permettent pas de les séparer (section 7.2).</w:t>
+        <w:t xml:space="preserve">Exploration rapide d'hypothèses</w:t>
+      </w:r>
+      <w:r>
+        <w:t xml:space="preserve"> : à partir de statistiques descriptives, un LLM peut proposer des familles de modèles et des diagnostics à envisager, ce qui accélère la phase de cadrage et rappelle des pistes oubliées.</w:t>
       </w:r>
     </w:p>
     <w:p>
@@ -17649,10 +17799,10 @@
           <w:i/>
           <w:iCs/>
         </w:rPr>
-        <w:t xml:space="preserve">Absence d'accès aux données réelles</w:t>
-      </w:r>
-      <w:r>
-        <w:t xml:space="preserve"> : le LLM ne voit que ce qu'on lui transmet ; il ne peut ni vérifier la qualité des données, ni détecter une rupture non décrite, et ses connaissances sur des événements récents (crise de 2022, hivers suivants) peuvent être incomplètes.</w:t>
+        <w:t xml:space="preserve">Vulgarisation et communication</w:t>
+      </w:r>
+      <w:r>
+        <w:t xml:space="preserve"> : reformuler des résultats (erreur, intervalle, significativité) pour un décideur est une tâche où un LLM est à l'aise, utile dans un secteur où les décisions sont prises par des non-statisticiens.</w:t>
       </w:r>
     </w:p>
     <w:p>
@@ -17668,48 +17818,10 @@
           <w:i/>
           <w:iCs/>
         </w:rPr>
-        <w:t xml:space="preserve">Simplification excessive</w:t>
-      </w:r>
-      <w:r>
-        <w:t xml:space="preserve"> : une vulgarisation fidèle à la moyenne peut masquer l'incertitude (intervalles, un seul hiver de test) et pousser à une surconfiance.</w:t>
-      </w:r>
-    </w:p>
-    <w:p>
-      <w:pPr>
-        <w:pStyle w:val="Compact"/>
-        <w:numPr>
-          <w:ilvl w:val="0"/>
-          <w:numId w:val="1014"/>
-        </w:numPr>
-      </w:pPr>
-      <w:r>
-        <w:rPr>
-          <w:i/>
-          <w:iCs/>
-        </w:rPr>
-        <w:t xml:space="preserve">Reproductibilité et traçabilité</w:t>
-      </w:r>
-      <w:r>
-        <w:t xml:space="preserve"> : une même requête peut donner des réponses différentes ; pour un usage opérationnel (réseau électrique), les décisions doivent reposer sur des résultats calculés et auditables, pas sur un texte généré.</w:t>
-      </w:r>
-    </w:p>
-    <w:p>
-      <w:pPr>
-        <w:pStyle w:val="Compact"/>
-        <w:numPr>
-          <w:ilvl w:val="0"/>
-          <w:numId w:val="1014"/>
-        </w:numPr>
-      </w:pPr>
-      <w:r>
-        <w:rPr>
-          <w:i/>
-          <w:iCs/>
-        </w:rPr>
-        <w:t xml:space="preserve">Confidentialité et coût</w:t>
-      </w:r>
-      <w:r>
-        <w:t xml:space="preserve"> : des données d'exploitation sensibles ne doivent pas être transmises à un service externe sans précaution.</w:t>
+        <w:t xml:space="preserve">Productivité</w:t>
+      </w:r>
+      <w:r>
+        <w:t xml:space="preserve"> : structuration d'un rapport, génération et relecture de code, traduction entre R et Python.</w:t>
       </w:r>
     </w:p>
     <w:p>
@@ -17721,115 +17833,7 @@
           <w:b/>
           <w:bCs/>
         </w:rPr>
-        <w:t xml:space="preserve">Notre position.</w:t>
-      </w:r>
-      <w:r>
-        <w:t xml:space="preserve"> </w:t>
-      </w:r>
-      <w:r>
-        <w:t xml:space="preserve">Le LLM est un outil de cadrage et de communication ; il ne remplace ni les calculs, ni les diagnostics, ni la vérification de chaque affirmation contre les fichiers de résultats (section 5.6).</w:t>
-      </w:r>
-    </w:p>
-    <w:bookmarkEnd w:id="140"/>
-    <w:bookmarkEnd w:id="141"/>
-    <w:bookmarkStart w:id="146" w:name="X0f3bdbb3aea04d13e62227ed1d533ecfb0f0f09"/>
-    <w:p>
-      <w:pPr>
-        <w:pStyle w:val="Heading1"/>
-      </w:pPr>
-      <w:r>
-        <w:t xml:space="preserve">9 — Conclusion</w:t>
-      </w:r>
-    </w:p>
-    <w:bookmarkStart w:id="142" w:name="X9f20209fb01705291b0d24384541e8ef422a9fa"/>
-    <w:p>
-      <w:pPr>
-        <w:pStyle w:val="Heading2"/>
-      </w:pPr>
-      <w:r>
-        <w:t xml:space="preserve">9.1 Ce que le projet établit</w:t>
-      </w:r>
-    </w:p>
-    <w:p>
-      <w:pPr>
-        <w:pStyle w:val="FirstParagraph"/>
-      </w:pPr>
-      <w:r>
-        <w:rPr>
-          <w:b/>
-          <w:bCs/>
-        </w:rPr>
-        <w:t xml:space="preserve">Prévision à 7 jours (sections 3 à 6).</w:t>
-      </w:r>
-      <w:r>
-        <w:t xml:space="preserve"> </w:t>
-      </w:r>
-      <w:r>
-        <w:t xml:space="preserve">Sur le test (390 jours), AR-GARCH(1,2)-t a la plus petite erreur (RMSE 74,45 GWh/jour), mais aucun test de Diebold–Mariano corrigé (Holm) ne le distingue de SARIMA, LSTM, GRU, VAR(3) ni de l'hybride. SARIMA(2,1,1)(0,1,1)[7] est le modèle retenu par la règle de validation interne ; AR-GARCH est le meilleur observé ; nous ne concluons pas à une supériorité durable. Le témoin « AR à variance constante » (RMSE 74,06 GWh/jour) fait aussi bien : l'essentiel du gain vient d'une moyenne autorégressive avec calendrier, non de la sophistication du modèle. Les huit modèles ont une RMSE inférieure à celle de la persistance (109,13) et du naïf saisonnier (113,93) ; l'écart avec la persistance est significatif en perte quadratique pour six d'entre eux (pas pour le VECM ni Prophet) et l'écart avec le naïf saisonnier ne l'est qu'en perte absolue. La validation croisée temporelle confirme l'avantage des réseaux sur le SARIMA : le GRU est meilleur dans les cinq plis et le LSTM dans quatre, surtout en hiver, sans que cela soit testé statistiquement.</w:t>
-      </w:r>
-    </w:p>
-    <w:p>
-      <w:pPr>
-        <w:pStyle w:val="BodyText"/>
-      </w:pPr>
-      <w:r>
-        <w:rPr>
-          <w:b/>
-          <w:bCs/>
-        </w:rPr>
-        <w:t xml:space="preserve">Contrefactuels (section 7.2).</w:t>
-      </w:r>
-      <w:r>
-        <w:t xml:space="preserve"> </w:t>
-      </w:r>
-      <w:r>
-        <w:t xml:space="preserve">À météo et calendrier égaux, le premier confinement a réduit la consommation d'environ 8,06 TWh (−12,20 % du 17 mars au 10 mai 2020 ; −13,48 % sur la fenêtre de l'INSEE, contre −14 % publié). La sobriété de l'hiver 2022-23 correspond à −21,96 TWh (−8,27 %) ; la baisse persiste en 2023-24 (−18,95 TWh, −7,19 %) et en 2024-25 (−17,74 TWh, −6,57 %). Une régression indépendante (section 7.1) montre que la consommation de base a baissé d'environ 98 GWh/jour sans changement significatif de la sensibilité au froid (−48,42 contre −47,71 GWh/jour par °C, p = 0,756). Ces effets sont possiblement surestimés d'environ 1 point (biais du modèle en période normale).</w:t>
-      </w:r>
-    </w:p>
-    <w:p>
-      <w:pPr>
-        <w:pStyle w:val="BodyText"/>
-      </w:pPr>
-      <w:r>
-        <w:rPr>
-          <w:b/>
-          <w:bCs/>
-        </w:rPr>
-        <w:t xml:space="preserve">Reproductibilité entre logiciels (section 3.4).</w:t>
-      </w:r>
-      <w:r>
-        <w:t xml:space="preserve"> </w:t>
-      </w:r>
-      <w:r>
-        <w:t xml:space="preserve">Les analyses statistiques refaites en R donnent les mêmes conclusions que Python : 25 éléments sur 27 sont identiques à 0,1 % près.</w:t>
-      </w:r>
-    </w:p>
-    <w:bookmarkEnd w:id="142"/>
-    <w:bookmarkStart w:id="143" w:name="X38259d10a262793971a5b95d69b004e6ec61937"/>
-    <w:p>
-      <w:pPr>
-        <w:pStyle w:val="Heading2"/>
-      </w:pPr>
-      <w:r>
-        <w:t xml:space="preserve">9.2 Recommandation d'usage</w:t>
-      </w:r>
-    </w:p>
-    <w:p>
-      <w:pPr>
-        <w:pStyle w:val="FirstParagraph"/>
-      </w:pPr>
-      <w:r>
-        <w:t xml:space="preserve">Pour un gestionnaire de réseau qui prévoit la consommation à sept jours, nous recommandons un modèle de type AR-GARCH(1,2)-t (meilleure erreur observée, intervalles les mieux calibrés, interprétable, coût négligeable), avec le SARIMA comme référence statistique et le GRU ou le LSTM comme challengers (section 6.6). Prophet n'est pas adapté à cet horizon.</w:t>
-      </w:r>
-    </w:p>
-    <w:bookmarkEnd w:id="143"/>
-    <w:bookmarkStart w:id="144" w:name="Xbb698523fdb10cc30273ea2e1d33742b0f0270b"/>
-    <w:p>
-      <w:pPr>
-        <w:pStyle w:val="Heading2"/>
-      </w:pPr>
-      <w:r>
-        <w:t xml:space="preserve">9.3 Limites générales</w:t>
+        <w:t xml:space="preserve">Inconvénients et risques.</w:t>
       </w:r>
     </w:p>
     <w:p>
@@ -17842,13 +17846,13 @@
       </w:pPr>
       <w:r>
         <w:rPr>
-          <w:b/>
-          <w:bCs/>
-        </w:rPr>
-        <w:t xml:space="preserve">Un seul hiver de test</w:t>
-      </w:r>
-      <w:r>
-        <w:t xml:space="preserve"> : les classements entre modèles voisins peuvent changer d'une année à l'autre ; la supériorité observée d'AR-GARCH n'est pas établie statistiquement.</w:t>
+          <w:i/>
+          <w:iCs/>
+        </w:rPr>
+        <w:t xml:space="preserve">Hallucination statistique</w:t>
+      </w:r>
+      <w:r>
+        <w:t xml:space="preserve"> : un LLM peut produire des p-values, des ordres de modèle ou des causalités plausibles mais non vérifiées ; en énergie, la tentation est grande d'attribuer une baisse de consommation à une cause unique (sobriété, prix, météo) alors que les données ne permettent pas de les séparer (section 7.2).</w:t>
       </w:r>
     </w:p>
     <w:p>
@@ -17861,16 +17865,13 @@
       </w:pPr>
       <w:r>
         <w:rPr>
-          <w:b/>
-          <w:bCs/>
-        </w:rPr>
-        <w:t xml:space="preserve">Validation courte et estivale</w:t>
-      </w:r>
-      <w:r>
-        <w:t xml:space="preserve"> </w:t>
-      </w:r>
-      <w:r>
-        <w:t xml:space="preserve">(56 jours), partiellement réutilisée pendant le développement ; la validation croisée temporelle (cinq plis de 56 jours) ne porte que sur les réseaux, le SARIMA et le naïf saisonnier.</w:t>
+          <w:i/>
+          <w:iCs/>
+        </w:rPr>
+        <w:t xml:space="preserve">Absence d'accès aux données réelles</w:t>
+      </w:r>
+      <w:r>
+        <w:t xml:space="preserve"> : le LLM ne voit que ce qu'on lui transmet ; il ne peut ni vérifier la qualité des données, ni détecter une rupture non décrite, et ses connaissances sur des événements récents (crise de 2022, hivers suivants) peuvent être incomplètes.</w:t>
       </w:r>
     </w:p>
     <w:p>
@@ -17883,13 +17884,13 @@
       </w:pPr>
       <w:r>
         <w:rPr>
-          <w:b/>
-          <w:bCs/>
-        </w:rPr>
-        <w:t xml:space="preserve">Pas de météo future</w:t>
-      </w:r>
-      <w:r>
-        <w:t xml:space="preserve"> : c'est la principale source d'erreur en hiver. Les modèles qui utilisent le calendrier ont un avantage sur le SARIMA.</w:t>
+          <w:i/>
+          <w:iCs/>
+        </w:rPr>
+        <w:t xml:space="preserve">Simplification excessive</w:t>
+      </w:r>
+      <w:r>
+        <w:t xml:space="preserve"> : une vulgarisation fidèle à la moyenne peut masquer l'incertitude (intervalles, un seul hiver de test) et pousser à une surconfiance.</w:t>
       </w:r>
     </w:p>
     <w:p>
@@ -17902,16 +17903,13 @@
       </w:pPr>
       <w:r>
         <w:rPr>
-          <w:b/>
-          <w:bCs/>
-        </w:rPr>
-        <w:t xml:space="preserve">Protocoles légèrement différents</w:t>
-      </w:r>
-      <w:r>
-        <w:t xml:space="preserve"> </w:t>
-      </w:r>
-      <w:r>
-        <w:t xml:space="preserve">(Prophet réajusté chaque semaine, hybride pseudo hors échantillon, tests sur 385 jours contre 390 pour les métriques).</w:t>
+          <w:i/>
+          <w:iCs/>
+        </w:rPr>
+        <w:t xml:space="preserve">Reproductibilité et traçabilité</w:t>
+      </w:r>
+      <w:r>
+        <w:t xml:space="preserve"> : une même requête peut donner des réponses différentes ; pour un usage opérationnel (réseau électrique), les décisions doivent reposer sur des résultats calculés et auditables, pas sur un texte généré.</w:t>
       </w:r>
     </w:p>
     <w:p>
@@ -17924,16 +17922,133 @@
       </w:pPr>
       <w:r>
         <w:rPr>
+          <w:i/>
+          <w:iCs/>
+        </w:rPr>
+        <w:t xml:space="preserve">Confidentialité et coût</w:t>
+      </w:r>
+      <w:r>
+        <w:t xml:space="preserve"> : des données d'exploitation sensibles ne doivent pas être transmises à un service externe sans précaution.</w:t>
+      </w:r>
+    </w:p>
+    <w:p>
+      <w:pPr>
+        <w:pStyle w:val="FirstParagraph"/>
+      </w:pPr>
+      <w:r>
+        <w:rPr>
           <w:b/>
           <w:bCs/>
         </w:rPr>
-        <w:t xml:space="preserve">Diagnostics résiduels défavorables</w:t>
-      </w:r>
-      <w:r>
-        <w:t xml:space="preserve"> </w:t>
-      </w:r>
-      <w:r>
-        <w:t xml:space="preserve">pour tous les modèles statistiques : les intervalles gaussiens à 95 % sont des approximations, sans garantie de couverture future.</w:t>
+        <w:t xml:space="preserve">Notre position.</w:t>
+      </w:r>
+      <w:r>
+        <w:t xml:space="preserve"> </w:t>
+      </w:r>
+      <w:r>
+        <w:t xml:space="preserve">Le LLM est un outil de cadrage et de communication ; il ne remplace ni les calculs, ni les diagnostics, ni la vérification de chaque affirmation contre les fichiers de résultats (section 5.6).</w:t>
+      </w:r>
+    </w:p>
+    <w:bookmarkEnd w:id="140"/>
+    <w:bookmarkEnd w:id="141"/>
+    <w:bookmarkStart w:id="146" w:name="X0f3bdbb3aea04d13e62227ed1d533ecfb0f0f09"/>
+    <w:p>
+      <w:pPr>
+        <w:pStyle w:val="Heading1"/>
+      </w:pPr>
+      <w:r>
+        <w:t xml:space="preserve">9 — Conclusion</w:t>
+      </w:r>
+    </w:p>
+    <w:bookmarkStart w:id="142" w:name="X9f20209fb01705291b0d24384541e8ef422a9fa"/>
+    <w:p>
+      <w:pPr>
+        <w:pStyle w:val="Heading2"/>
+      </w:pPr>
+      <w:r>
+        <w:t xml:space="preserve">9.1 Ce que le projet établit</w:t>
+      </w:r>
+    </w:p>
+    <w:p>
+      <w:pPr>
+        <w:pStyle w:val="FirstParagraph"/>
+      </w:pPr>
+      <w:r>
+        <w:rPr>
+          <w:b/>
+          <w:bCs/>
+        </w:rPr>
+        <w:t xml:space="preserve">Prévision à 7 jours (sections 3 à 6).</w:t>
+      </w:r>
+      <w:r>
+        <w:t xml:space="preserve"> </w:t>
+      </w:r>
+      <w:r>
+        <w:t xml:space="preserve">Sur le test (390 jours), AR-GARCH(1,2)-t a la plus petite erreur (RMSE 74,45 GWh/jour), mais aucun test de Diebold–Mariano corrigé (Holm) ne le distingue de SARIMA, LSTM, GRU, VAR(3) ni de l'hybride. SARIMA(2,1,1)(0,1,1)[7] est le modèle retenu par la règle de validation interne ; AR-GARCH est le meilleur observé sur le test, à égalité avec le GRU en validation croisée ; nous ne concluons pas à une supériorité durable. Le témoin « AR à variance constante » (RMSE 74,06 GWh/jour) fait aussi bien : l'essentiel du gain vient d'une moyenne autorégressive avec calendrier, non de la sophistication du modèle. Les huit modèles ont une RMSE inférieure à celle de la persistance (109,13) et du naïf saisonnier (113,93) ; l'écart avec la persistance est significatif en perte quadratique pour six d'entre eux (pas pour le VECM ni Prophet) et l'écart avec le naïf saisonnier ne l'est qu'en perte absolue. La validation croisée temporelle confirme l'avantage des réseaux sur le SARIMA : le GRU est meilleur dans les cinq plis et le LSTM dans quatre, surtout en hiver, sans que cela soit testé statistiquement.</w:t>
+      </w:r>
+    </w:p>
+    <w:p>
+      <w:pPr>
+        <w:pStyle w:val="BodyText"/>
+      </w:pPr>
+      <w:r>
+        <w:rPr>
+          <w:b/>
+          <w:bCs/>
+        </w:rPr>
+        <w:t xml:space="preserve">Contrefactuels (section 7.2).</w:t>
+      </w:r>
+      <w:r>
+        <w:t xml:space="preserve"> </w:t>
+      </w:r>
+      <w:r>
+        <w:t xml:space="preserve">À météo et calendrier égaux, le premier confinement a réduit la consommation d'environ 8,06 TWh (−12,20 % du 17 mars au 10 mai 2020 ; −13,48 % sur la fenêtre de l'INSEE, contre −14 % publié). La sobriété de l'hiver 2022-23 correspond à −21,96 TWh (−8,27 %) ; la baisse persiste en 2023-24 (−18,95 TWh, −7,19 %) et en 2024-25 (−17,74 TWh, −6,57 %). Une régression indépendante (section 7.1) montre que la consommation de base a baissé d'environ 98 GWh/jour sans changement significatif de la sensibilité au froid (−48,42 contre −47,71 GWh/jour par °C, p = 0,756). Ces effets sont possiblement surestimés d'environ 1 point (biais du modèle en période normale).</w:t>
+      </w:r>
+    </w:p>
+    <w:p>
+      <w:pPr>
+        <w:pStyle w:val="BodyText"/>
+      </w:pPr>
+      <w:r>
+        <w:rPr>
+          <w:b/>
+          <w:bCs/>
+        </w:rPr>
+        <w:t xml:space="preserve">Reproductibilité entre logiciels (section 3.4).</w:t>
+      </w:r>
+      <w:r>
+        <w:t xml:space="preserve"> </w:t>
+      </w:r>
+      <w:r>
+        <w:t xml:space="preserve">Les analyses statistiques refaites en R donnent les mêmes conclusions que Python : 25 éléments sur 27 sont identiques à 0,1 % près.</w:t>
+      </w:r>
+    </w:p>
+    <w:bookmarkEnd w:id="142"/>
+    <w:bookmarkStart w:id="143" w:name="X38259d10a262793971a5b95d69b004e6ec61937"/>
+    <w:p>
+      <w:pPr>
+        <w:pStyle w:val="Heading2"/>
+      </w:pPr>
+      <w:r>
+        <w:t xml:space="preserve">9.2 Recommandation d'usage</w:t>
+      </w:r>
+    </w:p>
+    <w:p>
+      <w:pPr>
+        <w:pStyle w:val="FirstParagraph"/>
+      </w:pPr>
+      <w:r>
+        <w:t xml:space="preserve">Pour un gestionnaire de réseau qui prévoit la consommation à sept jours, nous recommandons un modèle de type AR-GARCH(1,2)-t, à condition d'élargir ses intervalles en hiver, avec le SARIMA comme référence statistique et le GRU ou le LSTM comme challengers (section 6.6). Prophet n'est pas adapté à cet horizon.</w:t>
+      </w:r>
+    </w:p>
+    <w:bookmarkEnd w:id="143"/>
+    <w:bookmarkStart w:id="144" w:name="Xbb698523fdb10cc30273ea2e1d33742b0f0270b"/>
+    <w:p>
+      <w:pPr>
+        <w:pStyle w:val="Heading2"/>
+      </w:pPr>
+      <w:r>
+        <w:t xml:space="preserve">9.3 Limites générales</w:t>
       </w:r>
     </w:p>
     <w:p>
@@ -17941,7 +18056,7 @@
         <w:pStyle w:val="Compact"/>
         <w:numPr>
           <w:ilvl w:val="0"/>
-          <w:numId w:val="1015"/>
+          <w:numId w:val="1016"/>
         </w:numPr>
       </w:pPr>
       <w:r>
@@ -17949,10 +18064,10 @@
           <w:b/>
           <w:bCs/>
         </w:rPr>
-        <w:t xml:space="preserve">Cointégration non soutenue</w:t>
-      </w:r>
-      <w:r>
-        <w:t xml:space="preserve"> : le VECM n'est estimé à r = 1 que parce que le sujet le demande.</w:t>
+        <w:t xml:space="preserve">Un seul hiver de test</w:t>
+      </w:r>
+      <w:r>
+        <w:t xml:space="preserve"> : les classements entre modèles voisins peuvent changer d'une année à l'autre ; la supériorité observée d'AR-GARCH n'est pas établie statistiquement.</w:t>
       </w:r>
     </w:p>
     <w:p>
@@ -17960,7 +18075,7 @@
         <w:pStyle w:val="Compact"/>
         <w:numPr>
           <w:ilvl w:val="0"/>
-          <w:numId w:val="1015"/>
+          <w:numId w:val="1016"/>
         </w:numPr>
       </w:pPr>
       <w:r>
@@ -17968,10 +18083,13 @@
           <w:b/>
           <w:bCs/>
         </w:rPr>
-        <w:t xml:space="preserve">Contrefactuels</w:t>
-      </w:r>
-      <w:r>
-        <w:t xml:space="preserve"> : température non pondérée par la population, biais d'environ −1 %, attribution au choc de tout ce que le modèle n'explique pas.</w:t>
+        <w:t xml:space="preserve">Validation courte et estivale</w:t>
+      </w:r>
+      <w:r>
+        <w:t xml:space="preserve"> </w:t>
+      </w:r>
+      <w:r>
+        <w:t xml:space="preserve">(56 jours), partiellement réutilisée pendant le développement ; la validation croisée temporelle (cinq plis de 56 jours) ne porte que sur les réseaux, le SARIMA, AR-GARCH et le naïf saisonnier.</w:t>
       </w:r>
     </w:p>
     <w:p>
@@ -17979,7 +18097,7 @@
         <w:pStyle w:val="Compact"/>
         <w:numPr>
           <w:ilvl w:val="0"/>
-          <w:numId w:val="1015"/>
+          <w:numId w:val="1016"/>
         </w:numPr>
       </w:pPr>
       <w:r>
@@ -17987,6 +18105,107 @@
           <w:b/>
           <w:bCs/>
         </w:rPr>
+        <w:t xml:space="preserve">Pas de météo future</w:t>
+      </w:r>
+      <w:r>
+        <w:t xml:space="preserve"> : c'est la principale source d'erreur en hiver. Les modèles qui utilisent le calendrier ont un avantage sur le SARIMA.</w:t>
+      </w:r>
+    </w:p>
+    <w:p>
+      <w:pPr>
+        <w:pStyle w:val="Compact"/>
+        <w:numPr>
+          <w:ilvl w:val="0"/>
+          <w:numId w:val="1016"/>
+        </w:numPr>
+      </w:pPr>
+      <w:r>
+        <w:rPr>
+          <w:b/>
+          <w:bCs/>
+        </w:rPr>
+        <w:t xml:space="preserve">Protocoles légèrement différents</w:t>
+      </w:r>
+      <w:r>
+        <w:t xml:space="preserve"> </w:t>
+      </w:r>
+      <w:r>
+        <w:t xml:space="preserve">(Prophet réajusté chaque semaine, hybride pseudo hors échantillon, tests sur 385 jours contre 390 pour les métriques).</w:t>
+      </w:r>
+    </w:p>
+    <w:p>
+      <w:pPr>
+        <w:pStyle w:val="Compact"/>
+        <w:numPr>
+          <w:ilvl w:val="0"/>
+          <w:numId w:val="1016"/>
+        </w:numPr>
+      </w:pPr>
+      <w:r>
+        <w:rPr>
+          <w:b/>
+          <w:bCs/>
+        </w:rPr>
+        <w:t xml:space="preserve">Diagnostics résiduels défavorables</w:t>
+      </w:r>
+      <w:r>
+        <w:t xml:space="preserve"> </w:t>
+      </w:r>
+      <w:r>
+        <w:t xml:space="preserve">pour tous les modèles statistiques : les intervalles gaussiens à 95 % sont des approximations, sans garantie de couverture future.</w:t>
+      </w:r>
+    </w:p>
+    <w:p>
+      <w:pPr>
+        <w:pStyle w:val="Compact"/>
+        <w:numPr>
+          <w:ilvl w:val="0"/>
+          <w:numId w:val="1016"/>
+        </w:numPr>
+      </w:pPr>
+      <w:r>
+        <w:rPr>
+          <w:b/>
+          <w:bCs/>
+        </w:rPr>
+        <w:t xml:space="preserve">Cointégration non soutenue</w:t>
+      </w:r>
+      <w:r>
+        <w:t xml:space="preserve"> : le VECM n'est estimé à r = 1 que parce que le sujet le demande.</w:t>
+      </w:r>
+    </w:p>
+    <w:p>
+      <w:pPr>
+        <w:pStyle w:val="Compact"/>
+        <w:numPr>
+          <w:ilvl w:val="0"/>
+          <w:numId w:val="1016"/>
+        </w:numPr>
+      </w:pPr>
+      <w:r>
+        <w:rPr>
+          <w:b/>
+          <w:bCs/>
+        </w:rPr>
+        <w:t xml:space="preserve">Contrefactuels</w:t>
+      </w:r>
+      <w:r>
+        <w:t xml:space="preserve"> : température non pondérée par la population, biais d'environ −1 %, attribution au choc de tout ce que le modèle n'explique pas.</w:t>
+      </w:r>
+    </w:p>
+    <w:p>
+      <w:pPr>
+        <w:pStyle w:val="Compact"/>
+        <w:numPr>
+          <w:ilvl w:val="0"/>
+          <w:numId w:val="1016"/>
+        </w:numPr>
+      </w:pPr>
+      <w:r>
+        <w:rPr>
+          <w:b/>
+          <w:bCs/>
+        </w:rPr>
         <w:t xml:space="preserve">Données</w:t>
       </w:r>
       <w:r>
@@ -18008,7 +18227,7 @@
         <w:pStyle w:val="FirstParagraph"/>
       </w:pPr>
       <w:r>
-        <w:t xml:space="preserve">Évaluer les modèles sur plusieurs hivers ; intégrer une prévision météo externe ; ajouter les mêmes régresseurs de calendrier au SARIMA pour isoler leur effet ; modéliser la variance saisonnière ; combiner les prévisions ; élargir la recherche d'architectures des réseaux avec une validation plus longue ; pondérer la température par la population dans les contrefactuels. Ces pistes ne sont pas évaluées ici.</w:t>
+        <w:t xml:space="preserve">Évaluer les modèles sur plusieurs hivers ; intégrer une prévision météo externe ; ajouter les mêmes régresseurs de calendrier au SARIMA pour isoler leur effet ; modéliser une variance saisonnière ou élargir en hiver les intervalles d'AR-GARCH ; combiner les prévisions ; élargir la recherche d'architectures des réseaux avec une validation plus longue ; pondérer la température par la population dans les contrefactuels. Ces pistes ne sont pas évaluées ici.</w:t>
       </w:r>
     </w:p>
     <w:p>
@@ -18021,7 +18240,7 @@
     </w:p>
     <w:bookmarkEnd w:id="145"/>
     <w:bookmarkEnd w:id="146"/>
-    <w:bookmarkStart w:id="158" w:name="annexe-a--tableaux-détaillés"/>
+    <w:bookmarkStart w:id="159" w:name="annexe-a--tableaux-détaillés"/>
     <w:p>
       <w:pPr>
         <w:pStyle w:val="Heading1"/>
@@ -18048,7 +18267,7 @@
           <w:b/>
           <w:bCs/>
         </w:rPr>
-        <w:t xml:space="preserve">Tableau 29 — Quinze modèles comparés sur la validation interne (3 450 jours d'estimation, huit blocs de sept jours).</w:t>
+        <w:t xml:space="preserve">Tableau 30 — Quinze modèles comparés sur la validation interne (3 450 jours d'estimation, huit blocs de sept jours).</w:t>
       </w:r>
       <w:r>
         <w:t xml:space="preserve"> </w:t>
@@ -19023,7 +19242,7 @@
           <w:b/>
           <w:bCs/>
         </w:rPr>
-        <w:t xml:space="preserve">Tableau 30 — Erreurs du SARIMA(2,1,1)(0,1,1)[7] selon l'horizon sur le test externe.</w:t>
+        <w:t xml:space="preserve">Tableau 31 — Erreurs du SARIMA(2,1,1)(0,1,1)[7] selon l'horizon sur le test externe.</w:t>
       </w:r>
       <w:r>
         <w:t xml:space="preserve"> </w:t>
@@ -19702,7 +19921,7 @@
           <w:b/>
           <w:bCs/>
         </w:rPr>
-        <w:t xml:space="preserve">Tableau 31 — Vitesse de correction du VECM selon le nombre de retards en différences.</w:t>
+        <w:t xml:space="preserve">Tableau 32 — Vitesse de correction du VECM selon le nombre de retards en différences.</w:t>
       </w:r>
       <w:r>
         <w:t xml:space="preserve"> </w:t>
@@ -20020,7 +20239,7 @@
           <w:b/>
           <w:bCs/>
         </w:rPr>
-        <w:t xml:space="preserve">Tableau 32 — Comparaison R et Python, 27 éléments.</w:t>
+        <w:t xml:space="preserve">Tableau 33 — Comparaison R et Python, 27 éléments.</w:t>
       </w:r>
       <w:r>
         <w:t xml:space="preserve"> </w:t>
@@ -21352,7 +21571,7 @@
           <w:b/>
           <w:bCs/>
         </w:rPr>
-        <w:t xml:space="preserve">Tableau 33 — Corrélation selon le mois, sur les niveaux et sur les variations journalières.</w:t>
+        <w:t xml:space="preserve">Tableau 34 — Corrélation selon le mois, sur les niveaux et sur les variations journalières.</w:t>
       </w:r>
       <w:r>
         <w:t xml:space="preserve"> </w:t>
@@ -21850,7 +22069,7 @@
           <w:b/>
           <w:bCs/>
         </w:rPr>
-        <w:t xml:space="preserve">Tableau 34 — Corrélation, pente et consommation estimée à 8 °C pour chaque hiver.</w:t>
+        <w:t xml:space="preserve">Tableau 35 — Corrélation, pente et consommation estimée à 8 °C pour chaque hiver.</w:t>
       </w:r>
       <w:r>
         <w:t xml:space="preserve"> </w:t>
@@ -22522,7 +22741,7 @@
           <w:b/>
           <w:bCs/>
         </w:rPr>
-        <w:t xml:space="preserve">Tableau 35 — RMSE selon l'horizon de prévision (GWh/jour).</w:t>
+        <w:t xml:space="preserve">Tableau 36 — RMSE selon l'horizon de prévision (GWh/jour).</w:t>
       </w:r>
       <w:r>
         <w:t xml:space="preserve"> </w:t>
@@ -23557,7 +23776,7 @@
           <w:b/>
           <w:bCs/>
         </w:rPr>
-        <w:t xml:space="preserve">Tableau 36 — Prévisions et intervalles nominaux à 95 % (GWh/jour).</w:t>
+        <w:t xml:space="preserve">Tableau 37 — Prévisions et intervalles nominaux à 95 % (GWh/jour).</w:t>
       </w:r>
       <w:r>
         <w:t xml:space="preserve"> </w:t>
@@ -24147,7 +24366,7 @@
           <w:b/>
           <w:bCs/>
         </w:rPr>
-        <w:t xml:space="preserve">Tableau 37 — Dix paires significatives après correction de Holm en perte absolue seulement.</w:t>
+        <w:t xml:space="preserve">Tableau 38 — Dix paires significatives après correction de Holm en perte absolue seulement.</w:t>
       </w:r>
       <w:r>
         <w:t xml:space="preserve"> </w:t>
@@ -24697,7 +24916,7 @@
           <w:b/>
           <w:bCs/>
         </w:rPr>
-        <w:t xml:space="preserve">Tableau 38 — Test de Diebold–Mariano sur les 45 paires de modèles.</w:t>
+        <w:t xml:space="preserve">Tableau 39 — Test de Diebold–Mariano sur les 45 paires de modèles.</w:t>
       </w:r>
       <w:r>
         <w:t xml:space="preserve"> </w:t>
@@ -27871,7 +28090,7 @@
           <w:b/>
           <w:bCs/>
         </w:rPr>
-        <w:t xml:space="preserve">Tableau 39 — Tests de Diebold–Mariano pour les comparaisons demandées par le sujet.</w:t>
+        <w:t xml:space="preserve">Tableau 40 — Tests de Diebold–Mariano pour les comparaisons demandées par le sujet.</w:t>
       </w:r>
       <w:r>
         <w:t xml:space="preserve"> </w:t>
@@ -28532,32 +28751,923 @@
       </w:tr>
     </w:tbl>
     <w:bookmarkEnd w:id="157"/>
-    <w:bookmarkEnd w:id="158"/>
-    <w:bookmarkStart w:id="165" w:name="annexe-b--échanges-avec-le-llm"/>
-    <w:p>
-      <w:pPr>
-        <w:pStyle w:val="Heading1"/>
-      </w:pPr>
-      <w:r>
-        <w:t xml:space="preserve">Annexe B — Échanges avec le LLM</w:t>
+    <w:bookmarkStart w:id="158" w:name="X29cf2a27909975e0ec5e5055a5973daf647ccdd"/>
+    <w:p>
+      <w:pPr>
+        <w:pStyle w:val="Heading2"/>
+      </w:pPr>
+      <w:r>
+        <w:t xml:space="preserve">A.12 Validation croisée temporelle d'AR-GARCH et du témoin AR</w:t>
       </w:r>
     </w:p>
     <w:p>
       <w:pPr>
         <w:pStyle w:val="FirstParagraph"/>
       </w:pPr>
-      <w:r>
-        <w:t xml:space="preserve">Cette annexe regroupe les prompts et les réponses intégrales de la section 5. Les réponses ne sont ni résumées ni corrigées ; leurs limites sont traitées dans l'audit (B.3).</w:t>
-      </w:r>
-      <w:r>
-        <w:t xml:space="preserve"> </w:t>
-      </w:r>
       <w:r>
         <w:rPr>
           <w:b/>
           <w:bCs/>
         </w:rPr>
-        <w:t xml:space="preserve">LLM consulté : Claude (Anthropic), modèle Claude Opus 5.5 (identifiant</w:t>
+        <w:t xml:space="preserve">Tableau 41 — Validation croisée temporelle : RMSE par pli (GWh/jour), six modèles sur les cinq mêmes plis.</w:t>
+      </w:r>
+      <w:r>
+        <w:t xml:space="preserve"> </w:t>
+      </w:r>
+      <w:r>
+        <w:t xml:space="preserve">AR-GARCH fait jeu égal avec le GRU en RMSE moyenne (96,74 contre 96,54) et devance le LSTM et le SARIMA, sans être le meilleur dans aucun pli ; sa couverture moyenne n'est que de 91,1 %.</w:t>
+      </w:r>
+    </w:p>
+    <w:tbl>
+      <w:tblPr>
+        <w:tblStyle w:val="Table"/>
+        <w:tblW w:type="auto" w:w="0"/>
+        <w:tblLook w:firstRow="1" w:lastRow="0" w:firstColumn="0" w:lastColumn="0" w:noHBand="0" w:noVBand="0" w:val="0020"/>
+      </w:tblPr>
+      <w:tblGrid>
+        <w:gridCol w:w="792"/>
+        <w:gridCol w:w="792"/>
+        <w:gridCol w:w="792"/>
+        <w:gridCol w:w="792"/>
+        <w:gridCol w:w="792"/>
+        <w:gridCol w:w="792"/>
+        <w:gridCol w:w="792"/>
+        <w:gridCol w:w="792"/>
+        <w:gridCol w:w="792"/>
+        <w:gridCol w:w="792"/>
+      </w:tblGrid>
+      <w:tr>
+        <w:trPr>
+          <w:tblHeader w:val="on"/>
+        </w:trPr>
+        <w:tc>
+          <w:tcPr/>
+          <w:p>
+            <w:pPr>
+              <w:pStyle w:val="Compact"/>
+            </w:pPr>
+            <w:r>
+              <w:t xml:space="preserve">Modèle</w:t>
+            </w:r>
+          </w:p>
+        </w:tc>
+        <w:tc>
+          <w:tcPr/>
+          <w:p>
+            <w:pPr>
+              <w:pStyle w:val="Compact"/>
+            </w:pPr>
+            <w:r>
+              <w:t xml:space="preserve">Pli 1 (hiver 2021-22)</w:t>
+            </w:r>
+          </w:p>
+        </w:tc>
+        <w:tc>
+          <w:tcPr/>
+          <w:p>
+            <w:pPr>
+              <w:pStyle w:val="Compact"/>
+            </w:pPr>
+            <w:r>
+              <w:t xml:space="preserve">Pli 2 (hiver 2022-23)</w:t>
+            </w:r>
+          </w:p>
+        </w:tc>
+        <w:tc>
+          <w:tcPr/>
+          <w:p>
+            <w:pPr>
+              <w:pStyle w:val="Compact"/>
+            </w:pPr>
+            <w:r>
+              <w:t xml:space="preserve">Pli 3 (été 2023)</w:t>
+            </w:r>
+          </w:p>
+        </w:tc>
+        <w:tc>
+          <w:tcPr/>
+          <w:p>
+            <w:pPr>
+              <w:pStyle w:val="Compact"/>
+            </w:pPr>
+            <w:r>
+              <w:t xml:space="preserve">Pli 4 (hiver 2024-25)</w:t>
+            </w:r>
+          </w:p>
+        </w:tc>
+        <w:tc>
+          <w:tcPr/>
+          <w:p>
+            <w:pPr>
+              <w:pStyle w:val="Compact"/>
+            </w:pPr>
+            <w:r>
+              <w:t xml:space="preserve">Pli 5 (été 2025)</w:t>
+            </w:r>
+          </w:p>
+        </w:tc>
+        <w:tc>
+          <w:tcPr/>
+          <w:p>
+            <w:pPr>
+              <w:pStyle w:val="Compact"/>
+            </w:pPr>
+            <w:r>
+              <w:t xml:space="preserve">Moyenne</w:t>
+            </w:r>
+          </w:p>
+        </w:tc>
+        <w:tc>
+          <w:tcPr/>
+          <w:p>
+            <w:pPr>
+              <w:pStyle w:val="Compact"/>
+            </w:pPr>
+            <w:r>
+              <w:t xml:space="preserve">Moyenne des plis d'hiver</w:t>
+            </w:r>
+          </w:p>
+        </w:tc>
+        <w:tc>
+          <w:tcPr/>
+          <w:p>
+            <w:pPr>
+              <w:pStyle w:val="Compact"/>
+            </w:pPr>
+            <w:r>
+              <w:t xml:space="preserve">MAE moyenne</w:t>
+            </w:r>
+          </w:p>
+        </w:tc>
+        <w:tc>
+          <w:tcPr/>
+          <w:p>
+            <w:pPr>
+              <w:pStyle w:val="Compact"/>
+            </w:pPr>
+            <w:r>
+              <w:t xml:space="preserve">Couverture à 95 % : moyenne (minimum)</w:t>
+            </w:r>
+          </w:p>
+        </w:tc>
+      </w:tr>
+      <w:tr>
+        <w:tc>
+          <w:tcPr/>
+          <w:p>
+            <w:pPr>
+              <w:pStyle w:val="Compact"/>
+            </w:pPr>
+            <w:r>
+              <w:t xml:space="preserve">GRU</w:t>
+            </w:r>
+          </w:p>
+        </w:tc>
+        <w:tc>
+          <w:tcPr/>
+          <w:p>
+            <w:pPr>
+              <w:pStyle w:val="Compact"/>
+            </w:pPr>
+            <w:r>
+              <w:t xml:space="preserve">124,44</w:t>
+            </w:r>
+          </w:p>
+        </w:tc>
+        <w:tc>
+          <w:tcPr/>
+          <w:p>
+            <w:pPr>
+              <w:pStyle w:val="Compact"/>
+            </w:pPr>
+            <w:r>
+              <w:t xml:space="preserve">183,12</w:t>
+            </w:r>
+          </w:p>
+        </w:tc>
+        <w:tc>
+          <w:tcPr/>
+          <w:p>
+            <w:pPr>
+              <w:pStyle w:val="Compact"/>
+            </w:pPr>
+            <w:r>
+              <w:t xml:space="preserve">27,42</w:t>
+            </w:r>
+          </w:p>
+        </w:tc>
+        <w:tc>
+          <w:tcPr/>
+          <w:p>
+            <w:pPr>
+              <w:pStyle w:val="Compact"/>
+            </w:pPr>
+            <w:r>
+              <w:t xml:space="preserve">108,83</w:t>
+            </w:r>
+          </w:p>
+        </w:tc>
+        <w:tc>
+          <w:tcPr/>
+          <w:p>
+            <w:pPr>
+              <w:pStyle w:val="Compact"/>
+            </w:pPr>
+            <w:r>
+              <w:t xml:space="preserve">38,87</w:t>
+            </w:r>
+          </w:p>
+        </w:tc>
+        <w:tc>
+          <w:tcPr/>
+          <w:p>
+            <w:pPr>
+              <w:pStyle w:val="Compact"/>
+            </w:pPr>
+            <w:r>
+              <w:t xml:space="preserve">96,54</w:t>
+            </w:r>
+          </w:p>
+        </w:tc>
+        <w:tc>
+          <w:tcPr/>
+          <w:p>
+            <w:pPr>
+              <w:pStyle w:val="Compact"/>
+            </w:pPr>
+            <w:r>
+              <w:t xml:space="preserve">138,80</w:t>
+            </w:r>
+          </w:p>
+        </w:tc>
+        <w:tc>
+          <w:tcPr/>
+          <w:p>
+            <w:pPr>
+              <w:pStyle w:val="Compact"/>
+            </w:pPr>
+            <w:r>
+              <w:t xml:space="preserve">73,67</w:t>
+            </w:r>
+          </w:p>
+        </w:tc>
+        <w:tc>
+          <w:tcPr/>
+          <w:p>
+            <w:pPr>
+              <w:pStyle w:val="Compact"/>
+            </w:pPr>
+            <w:r>
+              <w:t xml:space="preserve">—</w:t>
+            </w:r>
+          </w:p>
+        </w:tc>
+      </w:tr>
+      <w:tr>
+        <w:tc>
+          <w:tcPr/>
+          <w:p>
+            <w:pPr>
+              <w:pStyle w:val="Compact"/>
+            </w:pPr>
+            <w:r>
+              <w:t xml:space="preserve">AR-GARCH(1,2)-t</w:t>
+            </w:r>
+          </w:p>
+        </w:tc>
+        <w:tc>
+          <w:tcPr/>
+          <w:p>
+            <w:pPr>
+              <w:pStyle w:val="Compact"/>
+            </w:pPr>
+            <w:r>
+              <w:t xml:space="preserve">118,14</w:t>
+            </w:r>
+          </w:p>
+        </w:tc>
+        <w:tc>
+          <w:tcPr/>
+          <w:p>
+            <w:pPr>
+              <w:pStyle w:val="Compact"/>
+            </w:pPr>
+            <w:r>
+              <w:t xml:space="preserve">195,14</w:t>
+            </w:r>
+          </w:p>
+        </w:tc>
+        <w:tc>
+          <w:tcPr/>
+          <w:p>
+            <w:pPr>
+              <w:pStyle w:val="Compact"/>
+            </w:pPr>
+            <w:r>
+              <w:t xml:space="preserve">33,78</w:t>
+            </w:r>
+          </w:p>
+        </w:tc>
+        <w:tc>
+          <w:tcPr/>
+          <w:p>
+            <w:pPr>
+              <w:pStyle w:val="Compact"/>
+            </w:pPr>
+            <w:r>
+              <w:t xml:space="preserve">96,66</w:t>
+            </w:r>
+          </w:p>
+        </w:tc>
+        <w:tc>
+          <w:tcPr/>
+          <w:p>
+            <w:pPr>
+              <w:pStyle w:val="Compact"/>
+            </w:pPr>
+            <w:r>
+              <w:t xml:space="preserve">39,95</w:t>
+            </w:r>
+          </w:p>
+        </w:tc>
+        <w:tc>
+          <w:tcPr/>
+          <w:p>
+            <w:pPr>
+              <w:pStyle w:val="Compact"/>
+            </w:pPr>
+            <w:r>
+              <w:t xml:space="preserve">96,74</w:t>
+            </w:r>
+          </w:p>
+        </w:tc>
+        <w:tc>
+          <w:tcPr/>
+          <w:p>
+            <w:pPr>
+              <w:pStyle w:val="Compact"/>
+            </w:pPr>
+            <w:r>
+              <w:t xml:space="preserve">136,65</w:t>
+            </w:r>
+          </w:p>
+        </w:tc>
+        <w:tc>
+          <w:tcPr/>
+          <w:p>
+            <w:pPr>
+              <w:pStyle w:val="Compact"/>
+            </w:pPr>
+            <w:r>
+              <w:t xml:space="preserve">77,50</w:t>
+            </w:r>
+          </w:p>
+        </w:tc>
+        <w:tc>
+          <w:tcPr/>
+          <w:p>
+            <w:pPr>
+              <w:pStyle w:val="Compact"/>
+            </w:pPr>
+            <w:r>
+              <w:t xml:space="preserve">91,1 % (67,9 %)</w:t>
+            </w:r>
+          </w:p>
+        </w:tc>
+      </w:tr>
+      <w:tr>
+        <w:tc>
+          <w:tcPr/>
+          <w:p>
+            <w:pPr>
+              <w:pStyle w:val="Compact"/>
+            </w:pPr>
+            <w:r>
+              <w:t xml:space="preserve">Témoin AR à variance constante</w:t>
+            </w:r>
+          </w:p>
+        </w:tc>
+        <w:tc>
+          <w:tcPr/>
+          <w:p>
+            <w:pPr>
+              <w:pStyle w:val="Compact"/>
+            </w:pPr>
+            <w:r>
+              <w:t xml:space="preserve">117,50</w:t>
+            </w:r>
+          </w:p>
+        </w:tc>
+        <w:tc>
+          <w:tcPr/>
+          <w:p>
+            <w:pPr>
+              <w:pStyle w:val="Compact"/>
+            </w:pPr>
+            <w:r>
+              <w:t xml:space="preserve">197,36</w:t>
+            </w:r>
+          </w:p>
+        </w:tc>
+        <w:tc>
+          <w:tcPr/>
+          <w:p>
+            <w:pPr>
+              <w:pStyle w:val="Compact"/>
+            </w:pPr>
+            <w:r>
+              <w:t xml:space="preserve">36,59</w:t>
+            </w:r>
+          </w:p>
+        </w:tc>
+        <w:tc>
+          <w:tcPr/>
+          <w:p>
+            <w:pPr>
+              <w:pStyle w:val="Compact"/>
+            </w:pPr>
+            <w:r>
+              <w:t xml:space="preserve">92,88</w:t>
+            </w:r>
+          </w:p>
+        </w:tc>
+        <w:tc>
+          <w:tcPr/>
+          <w:p>
+            <w:pPr>
+              <w:pStyle w:val="Compact"/>
+            </w:pPr>
+            <w:r>
+              <w:t xml:space="preserve">41,15</w:t>
+            </w:r>
+          </w:p>
+        </w:tc>
+        <w:tc>
+          <w:tcPr/>
+          <w:p>
+            <w:pPr>
+              <w:pStyle w:val="Compact"/>
+            </w:pPr>
+            <w:r>
+              <w:t xml:space="preserve">97,10</w:t>
+            </w:r>
+          </w:p>
+        </w:tc>
+        <w:tc>
+          <w:tcPr/>
+          <w:p>
+            <w:pPr>
+              <w:pStyle w:val="Compact"/>
+            </w:pPr>
+            <w:r>
+              <w:t xml:space="preserve">135,91</w:t>
+            </w:r>
+          </w:p>
+        </w:tc>
+        <w:tc>
+          <w:tcPr/>
+          <w:p>
+            <w:pPr>
+              <w:pStyle w:val="Compact"/>
+            </w:pPr>
+            <w:r>
+              <w:t xml:space="preserve">77,26</w:t>
+            </w:r>
+          </w:p>
+        </w:tc>
+        <w:tc>
+          <w:tcPr/>
+          <w:p>
+            <w:pPr>
+              <w:pStyle w:val="Compact"/>
+            </w:pPr>
+            <w:r>
+              <w:t xml:space="preserve">83,9 % (55,4 %)</w:t>
+            </w:r>
+          </w:p>
+        </w:tc>
+      </w:tr>
+      <w:tr>
+        <w:tc>
+          <w:tcPr/>
+          <w:p>
+            <w:pPr>
+              <w:pStyle w:val="Compact"/>
+            </w:pPr>
+            <w:r>
+              <w:t xml:space="preserve">LSTM</w:t>
+            </w:r>
+          </w:p>
+        </w:tc>
+        <w:tc>
+          <w:tcPr/>
+          <w:p>
+            <w:pPr>
+              <w:pStyle w:val="Compact"/>
+            </w:pPr>
+            <w:r>
+              <w:t xml:space="preserve">130,09</w:t>
+            </w:r>
+          </w:p>
+        </w:tc>
+        <w:tc>
+          <w:tcPr/>
+          <w:p>
+            <w:pPr>
+              <w:pStyle w:val="Compact"/>
+            </w:pPr>
+            <w:r>
+              <w:t xml:space="preserve">190,43</w:t>
+            </w:r>
+          </w:p>
+        </w:tc>
+        <w:tc>
+          <w:tcPr/>
+          <w:p>
+            <w:pPr>
+              <w:pStyle w:val="Compact"/>
+            </w:pPr>
+            <w:r>
+              <w:t xml:space="preserve">34,33</w:t>
+            </w:r>
+          </w:p>
+        </w:tc>
+        <w:tc>
+          <w:tcPr/>
+          <w:p>
+            <w:pPr>
+              <w:pStyle w:val="Compact"/>
+            </w:pPr>
+            <w:r>
+              <w:t xml:space="preserve">103,87</w:t>
+            </w:r>
+          </w:p>
+        </w:tc>
+        <w:tc>
+          <w:tcPr/>
+          <w:p>
+            <w:pPr>
+              <w:pStyle w:val="Compact"/>
+            </w:pPr>
+            <w:r>
+              <w:t xml:space="preserve">39,37</w:t>
+            </w:r>
+          </w:p>
+        </w:tc>
+        <w:tc>
+          <w:tcPr/>
+          <w:p>
+            <w:pPr>
+              <w:pStyle w:val="Compact"/>
+            </w:pPr>
+            <w:r>
+              <w:t xml:space="preserve">99,62</w:t>
+            </w:r>
+          </w:p>
+        </w:tc>
+        <w:tc>
+          <w:tcPr/>
+          <w:p>
+            <w:pPr>
+              <w:pStyle w:val="Compact"/>
+            </w:pPr>
+            <w:r>
+              <w:t xml:space="preserve">141,46</w:t>
+            </w:r>
+          </w:p>
+        </w:tc>
+        <w:tc>
+          <w:tcPr/>
+          <w:p>
+            <w:pPr>
+              <w:pStyle w:val="Compact"/>
+            </w:pPr>
+            <w:r>
+              <w:t xml:space="preserve">76,50</w:t>
+            </w:r>
+          </w:p>
+        </w:tc>
+        <w:tc>
+          <w:tcPr/>
+          <w:p>
+            <w:pPr>
+              <w:pStyle w:val="Compact"/>
+            </w:pPr>
+            <w:r>
+              <w:t xml:space="preserve">—</w:t>
+            </w:r>
+          </w:p>
+        </w:tc>
+      </w:tr>
+      <w:tr>
+        <w:tc>
+          <w:tcPr/>
+          <w:p>
+            <w:pPr>
+              <w:pStyle w:val="Compact"/>
+            </w:pPr>
+            <w:r>
+              <w:t xml:space="preserve">SARIMA</w:t>
+            </w:r>
+          </w:p>
+        </w:tc>
+        <w:tc>
+          <w:tcPr/>
+          <w:p>
+            <w:pPr>
+              <w:pStyle w:val="Compact"/>
+            </w:pPr>
+            <w:r>
+              <w:t xml:space="preserve">145,91</w:t>
+            </w:r>
+          </w:p>
+        </w:tc>
+        <w:tc>
+          <w:tcPr/>
+          <w:p>
+            <w:pPr>
+              <w:pStyle w:val="Compact"/>
+            </w:pPr>
+            <w:r>
+              <w:t xml:space="preserve">203,72</w:t>
+            </w:r>
+          </w:p>
+        </w:tc>
+        <w:tc>
+          <w:tcPr/>
+          <w:p>
+            <w:pPr>
+              <w:pStyle w:val="Compact"/>
+            </w:pPr>
+            <w:r>
+              <w:t xml:space="preserve">31,89</w:t>
+            </w:r>
+          </w:p>
+        </w:tc>
+        <w:tc>
+          <w:tcPr/>
+          <w:p>
+            <w:pPr>
+              <w:pStyle w:val="Compact"/>
+            </w:pPr>
+            <w:r>
+              <w:t xml:space="preserve">115,27</w:t>
+            </w:r>
+          </w:p>
+        </w:tc>
+        <w:tc>
+          <w:tcPr/>
+          <w:p>
+            <w:pPr>
+              <w:pStyle w:val="Compact"/>
+            </w:pPr>
+            <w:r>
+              <w:t xml:space="preserve">42,67</w:t>
+            </w:r>
+          </w:p>
+        </w:tc>
+        <w:tc>
+          <w:tcPr/>
+          <w:p>
+            <w:pPr>
+              <w:pStyle w:val="Compact"/>
+            </w:pPr>
+            <w:r>
+              <w:t xml:space="preserve">107,89</w:t>
+            </w:r>
+          </w:p>
+        </w:tc>
+        <w:tc>
+          <w:tcPr/>
+          <w:p>
+            <w:pPr>
+              <w:pStyle w:val="Compact"/>
+            </w:pPr>
+            <w:r>
+              <w:t xml:space="preserve">154,97</w:t>
+            </w:r>
+          </w:p>
+        </w:tc>
+        <w:tc>
+          <w:tcPr/>
+          <w:p>
+            <w:pPr>
+              <w:pStyle w:val="Compact"/>
+            </w:pPr>
+            <w:r>
+              <w:t xml:space="preserve">81,70</w:t>
+            </w:r>
+          </w:p>
+        </w:tc>
+        <w:tc>
+          <w:tcPr/>
+          <w:p>
+            <w:pPr>
+              <w:pStyle w:val="Compact"/>
+            </w:pPr>
+            <w:r>
+              <w:t xml:space="preserve">—</w:t>
+            </w:r>
+          </w:p>
+        </w:tc>
+      </w:tr>
+      <w:tr>
+        <w:tc>
+          <w:tcPr/>
+          <w:p>
+            <w:pPr>
+              <w:pStyle w:val="Compact"/>
+            </w:pPr>
+            <w:r>
+              <w:t xml:space="preserve">Naïf saisonnier</w:t>
+            </w:r>
+          </w:p>
+        </w:tc>
+        <w:tc>
+          <w:tcPr/>
+          <w:p>
+            <w:pPr>
+              <w:pStyle w:val="Compact"/>
+            </w:pPr>
+            <w:r>
+              <w:t xml:space="preserve">204,24</w:t>
+            </w:r>
+          </w:p>
+        </w:tc>
+        <w:tc>
+          <w:tcPr/>
+          <w:p>
+            <w:pPr>
+              <w:pStyle w:val="Compact"/>
+            </w:pPr>
+            <w:r>
+              <w:t xml:space="preserve">221,90</w:t>
+            </w:r>
+          </w:p>
+        </w:tc>
+        <w:tc>
+          <w:tcPr/>
+          <w:p>
+            <w:pPr>
+              <w:pStyle w:val="Compact"/>
+            </w:pPr>
+            <w:r>
+              <w:t xml:space="preserve">40,02</w:t>
+            </w:r>
+          </w:p>
+        </w:tc>
+        <w:tc>
+          <w:tcPr/>
+          <w:p>
+            <w:pPr>
+              <w:pStyle w:val="Compact"/>
+            </w:pPr>
+            <w:r>
+              <w:t xml:space="preserve">164,84</w:t>
+            </w:r>
+          </w:p>
+        </w:tc>
+        <w:tc>
+          <w:tcPr/>
+          <w:p>
+            <w:pPr>
+              <w:pStyle w:val="Compact"/>
+            </w:pPr>
+            <w:r>
+              <w:t xml:space="preserve">55,22</w:t>
+            </w:r>
+          </w:p>
+        </w:tc>
+        <w:tc>
+          <w:tcPr/>
+          <w:p>
+            <w:pPr>
+              <w:pStyle w:val="Compact"/>
+            </w:pPr>
+            <w:r>
+              <w:t xml:space="preserve">137,24</w:t>
+            </w:r>
+          </w:p>
+        </w:tc>
+        <w:tc>
+          <w:tcPr/>
+          <w:p>
+            <w:pPr>
+              <w:pStyle w:val="Compact"/>
+            </w:pPr>
+            <w:r>
+              <w:t xml:space="preserve">196,99</w:t>
+            </w:r>
+          </w:p>
+        </w:tc>
+        <w:tc>
+          <w:tcPr/>
+          <w:p>
+            <w:pPr>
+              <w:pStyle w:val="Compact"/>
+            </w:pPr>
+            <w:r>
+              <w:t xml:space="preserve">108,47</w:t>
+            </w:r>
+          </w:p>
+        </w:tc>
+        <w:tc>
+          <w:tcPr/>
+          <w:p>
+            <w:pPr>
+              <w:pStyle w:val="Compact"/>
+            </w:pPr>
+            <w:r>
+              <w:t xml:space="preserve">—</w:t>
+            </w:r>
+          </w:p>
+        </w:tc>
+      </w:tr>
+    </w:tbl>
+    <w:p>
+      <w:pPr>
+        <w:pStyle w:val="BodyText"/>
+      </w:pPr>
+      <w:r>
+        <w:rPr>
+          <w:b/>
+          <w:bCs/>
+        </w:rPr>
+        <w:t xml:space="preserve">Protocole.</w:t>
+      </w:r>
+      <w:r>
+        <w:t xml:space="preserve"> </w:t>
+      </w:r>
+      <w:r>
+        <w:t xml:space="preserve">Mêmes cinq plis de 56 jours et mêmes blocs de 7 jours qu'en section 4.1 (</w:t>
+      </w:r>
+      <w:r>
+        <w:rPr>
+          <w:rStyle w:val="VerbatimChar"/>
+        </w:rPr>
+        <w:t xml:space="preserve">scripts/cv_ar_garch.py</w:t>
+      </w:r>
+      <w:r>
+        <w:t xml:space="preserve">,</w:t>
+      </w:r>
+      <w:r>
+        <w:t xml:space="preserve"> </w:t>
+      </w:r>
+      <w:r>
+        <w:rPr>
+          <w:rStyle w:val="VerbatimChar"/>
+        </w:rPr>
+        <w:t xml:space="preserve">exports/cv_ar_garch.csv</w:t>
+      </w:r>
+      <w:r>
+        <w:t xml:space="preserve">). La régression de calendrier et le modèle sont ré-estimés dans chaque pli, sur sa seule période d'apprentissage ; la spécification (retards 1, 2, 7, 8 et 14, GARCH(1,2), loi de Student) reste celle choisie sur tout l'apprentissage, comme pour le SARIMA et les réseaux. Le script reproduit d'abord les prévisions du test externe du notebook 05 (écart maximal inférieur à 0,001 GWh/jour), ce qui garantit que le protocole est le même.</w:t>
+      </w:r>
+    </w:p>
+    <w:p>
+      <w:pPr>
+        <w:pStyle w:val="BodyText"/>
+      </w:pPr>
+      <w:r>
+        <w:rPr>
+          <w:b/>
+          <w:bCs/>
+        </w:rPr>
+        <w:t xml:space="preserve">Lecture.</w:t>
+      </w:r>
+      <w:r>
+        <w:t xml:space="preserve"> </w:t>
+      </w:r>
+      <w:r>
+        <w:t xml:space="preserve">En RMSE moyenne, AR-GARCH (96,74 GWh/jour) est au niveau du GRU (96,54) et devant le LSTM (99,62) et le SARIMA (107,89) ; en MAE, il est derrière les deux réseaux (77,50 contre 73,67 et 76,50). Il n'a la plus petite RMSE dans aucun pli : le GRU l'a dans 3 plis et le témoin AR dans 2. Le témoin fait aussi bien en moyenne (97,10) : comme sur le test, le GARCH n'améliore pas la prévision ponctuelle. Il améliore les intervalles (couverture moyenne de 91,1 % contre 83,9 %), mais ceux-ci restent trop étroits en hiver (86,9 % sur les trois plis d'hiver, 67,9 % pendant l'hiver 2022-23), loin des 95,9 % du test. Avec cinq plis, aucun de ces écarts n'est testé statistiquement.</w:t>
+      </w:r>
+    </w:p>
+    <w:bookmarkEnd w:id="158"/>
+    <w:bookmarkEnd w:id="159"/>
+    <w:bookmarkStart w:id="169" w:name="annexe-b--échanges-avec-les-llm"/>
+    <w:p>
+      <w:pPr>
+        <w:pStyle w:val="Heading1"/>
+      </w:pPr>
+      <w:r>
+        <w:t xml:space="preserve">Annexe B — Échanges avec les LLM</w:t>
+      </w:r>
+    </w:p>
+    <w:p>
+      <w:pPr>
+        <w:pStyle w:val="FirstParagraph"/>
+      </w:pPr>
+      <w:r>
+        <w:t xml:space="preserve">Cette annexe regroupe les prompts, les réponses intégrales et l'interprétation du groupe (section 5). Les réponses ne sont ni résumées ni corrigées ; leurs limites sont traitées dans l'audit (B.4).</w:t>
+      </w:r>
+      <w:r>
+        <w:t xml:space="preserve"> </w:t>
+      </w:r>
+      <w:r>
+        <w:rPr>
+          <w:b/>
+          <w:bCs/>
+        </w:rPr>
+        <w:t xml:space="preserve">LLM consultés : Claude (Anthropic), modèle Claude Opus 5.5 (identifiant</w:t>
       </w:r>
       <w:r>
         <w:rPr>
@@ -28579,7 +29689,7 @@
           <w:b/>
           <w:bCs/>
         </w:rPr>
-        <w:t xml:space="preserve">), le 11 octobre 2026.</w:t>
+        <w:t xml:space="preserve">), le 11 octobre 2026, pour les prompts (a), (b) et (c) ; ChatGPT (OpenAI) pour le prompt (b).</w:t>
       </w:r>
       <w:r>
         <w:t xml:space="preserve"> </w:t>
@@ -28615,13 +29725,13 @@
         <w:t xml:space="preserve">.</w:t>
       </w:r>
     </w:p>
-    <w:bookmarkStart w:id="159" w:name="b1-premier-tour-exploratoire"/>
+    <w:bookmarkStart w:id="160" w:name="b1-essai-préliminaire"/>
     <w:p>
       <w:pPr>
         <w:pStyle w:val="Heading2"/>
       </w:pPr>
       <w:r>
-        <w:t xml:space="preserve">B.1 Premier tour (exploratoire)</w:t>
+        <w:t xml:space="preserve">B.1 Essai préliminaire</w:t>
       </w:r>
     </w:p>
     <w:p>
@@ -28653,13 +29763,13 @@
           <w:b/>
           <w:bCs/>
         </w:rPr>
-        <w:t xml:space="preserve">Tableau 40 — Fichiers du premier tour.</w:t>
-      </w:r>
-      <w:r>
-        <w:t xml:space="preserve"> </w:t>
-      </w:r>
-      <w:r>
-        <w:t xml:space="preserve">Le premier tour est conservé pour mémoire et n'entre pas dans l'analyse de la section 5.</w:t>
+        <w:t xml:space="preserve">Tableau 42 — Fichiers de l'essai préliminaire.</w:t>
+      </w:r>
+      <w:r>
+        <w:t xml:space="preserve"> </w:t>
+      </w:r>
+      <w:r>
+        <w:t xml:space="preserve">L'essai préliminaire est conservé pour mémoire et n'entre pas dans l'analyse de la section 5.</w:t>
       </w:r>
     </w:p>
     <w:tbl>
@@ -28829,17 +29939,17 @@
         </w:tc>
       </w:tr>
     </w:tbl>
-    <w:bookmarkEnd w:id="159"/>
-    <w:bookmarkStart w:id="163" w:name="X5af6dd75fe36f0925e757d19a33172cfb3c666e"/>
+    <w:bookmarkEnd w:id="160"/>
+    <w:bookmarkStart w:id="164" w:name="Xd6e4735e7c016fc44966995f7321a73dd31c6d0"/>
     <w:p>
       <w:pPr>
         <w:pStyle w:val="Heading2"/>
       </w:pPr>
       <w:r>
-        <w:t xml:space="preserve">B.2 Second tour : prompts et réponses intégrales</w:t>
-      </w:r>
-    </w:p>
-    <w:bookmarkStart w:id="160" w:name="X631c02462a4ef5afe7c521e1dd1eb58e3a19cde"/>
+        <w:t xml:space="preserve">B.2 Premier tour (Claude) : prompts et réponses intégrales</w:t>
+      </w:r>
+    </w:p>
+    <w:bookmarkStart w:id="161" w:name="X631c02462a4ef5afe7c521e1dd1eb58e3a19cde"/>
     <w:p>
       <w:pPr>
         <w:pStyle w:val="Heading3"/>
@@ -29022,162 +30132,6 @@
           <w:bCs/>
         </w:rPr>
         <w:t xml:space="preserve">1. Différenciation (d, D)</w:t>
-      </w:r>
-    </w:p>
-    <w:p>
-      <w:pPr>
-        <w:pStyle w:val="Compact"/>
-        <w:numPr>
-          <w:ilvl w:val="0"/>
-          <w:numId w:val="1016"/>
-        </w:numPr>
-      </w:pPr>
-      <w:r>
-        <w:rPr>
-          <w:i/>
-          <w:iCs/>
-        </w:rPr>
-        <w:t xml:space="preserve">Série brute.</w:t>
-      </w:r>
-      <w:r>
-        <w:t xml:space="preserve"> </w:t>
-      </w:r>
-      <w:r>
-        <w:t xml:space="preserve">L'ADF rejette la racine unitaire (statistique −4,10, p-value 0,0010), et le KPSS ne rejette pas la stationnarité au seuil de 5 % (statistique 0,40, p-value 0,0759), mais il la rejetterait au seuil de 10 %. Les deux tests ne se contredisent donc pas formellement à 5 %, mais la conclusion est fragile : la série est « à la limite ».</w:t>
-      </w:r>
-    </w:p>
-    <w:p>
-      <w:pPr>
-        <w:pStyle w:val="Compact"/>
-        <w:numPr>
-          <w:ilvl w:val="0"/>
-          <w:numId w:val="1016"/>
-        </w:numPr>
-      </w:pPr>
-      <w:r>
-        <w:rPr>
-          <w:i/>
-          <w:iCs/>
-        </w:rPr>
-        <w:t xml:space="preserve">Après Δ1.</w:t>
-      </w:r>
-      <w:r>
-        <w:t xml:space="preserve"> </w:t>
-      </w:r>
-      <w:r>
-        <w:t xml:space="preserve">ADF −12,21 (p-value 0,0000) et KPSS 0,02 (p-value 0,1000) : stationnarité nette. La p-value de 0,1000 est très probablement la borne supérieure de la table du test, pas une valeur exacte.</w:t>
-      </w:r>
-    </w:p>
-    <w:p>
-      <w:pPr>
-        <w:pStyle w:val="Compact"/>
-        <w:numPr>
-          <w:ilvl w:val="0"/>
-          <w:numId w:val="1016"/>
-        </w:numPr>
-      </w:pPr>
-      <w:r>
-        <w:rPr>
-          <w:i/>
-          <w:iCs/>
-        </w:rPr>
-        <w:t xml:space="preserve">Après Δ1 puis Δ7.</w:t>
-      </w:r>
-      <w:r>
-        <w:t xml:space="preserve"> </w:t>
-      </w:r>
-      <w:r>
-        <w:t xml:space="preserve">ADF −18,40 et KPSS 0,01 : stationnarité nette également.</w:t>
-      </w:r>
-    </w:p>
-    <w:p>
-      <w:pPr>
-        <w:pStyle w:val="Compact"/>
-        <w:numPr>
-          <w:ilvl w:val="0"/>
-          <w:numId w:val="1016"/>
-        </w:numPr>
-      </w:pPr>
-      <w:r>
-        <w:rPr>
-          <w:i/>
-          <w:iCs/>
-        </w:rPr>
-        <w:t xml:space="preserve">Indice par la variance.</w:t>
-      </w:r>
-      <w:r>
-        <w:t xml:space="preserve"> </w:t>
-      </w:r>
-      <w:r>
-        <w:t xml:space="preserve">La variance passe de 63 882,41 à 7 160,41 après Δ1, puis à 3 601,69 après Δ1 et Δ7 ; elle est donc divisée par environ 9, puis encore par environ 2 (rapports que je calcule). Une variance qui continue de baisser ne signale pas de sur-différenciation, sans le prouver.</w:t>
-      </w:r>
-    </w:p>
-    <w:p>
-      <w:pPr>
-        <w:pStyle w:val="Compact"/>
-        <w:numPr>
-          <w:ilvl w:val="0"/>
-          <w:numId w:val="1016"/>
-        </w:numPr>
-      </w:pPr>
-      <w:r>
-        <w:rPr>
-          <w:i/>
-          <w:iCs/>
-        </w:rPr>
-        <w:t xml:space="preserve">Hypothèses à tester.</w:t>
-      </w:r>
-      <w:r>
-        <w:t xml:space="preserve"> </w:t>
-      </w:r>
-      <w:r>
-        <w:t xml:space="preserve">(d = 1, D = 1, s = 7) comme choix prudent ; (d = 0, D = 1, s = 7), puisque l'ADF ne demande pas de différence ordinaire ; (d = 1, D = 0) avec le jour de la semaine en variable explicative.</w:t>
-      </w:r>
-    </w:p>
-    <w:p>
-      <w:pPr>
-        <w:pStyle w:val="Compact"/>
-        <w:numPr>
-          <w:ilvl w:val="0"/>
-          <w:numId w:val="1016"/>
-        </w:numPr>
-      </w:pPr>
-      <w:r>
-        <w:rPr>
-          <w:i/>
-          <w:iCs/>
-        </w:rPr>
-        <w:t xml:space="preserve">Ce que ces statistiques ne permettent pas de conclure.</w:t>
-      </w:r>
-      <w:r>
-        <w:t xml:space="preserve"> </w:t>
-      </w:r>
-      <w:r>
-        <w:t xml:space="preserve">L'ADF et le KPSS ne testent pas une racine unitaire saisonnière : le choix de D doit être confirmé par l'ACF aux retards 7, 14, 21 et par un test dédié (OCSB ou Canova-Hansen). Elles ne disent rien non plus d'éventuelles ruptures de niveau, qui peuvent fausser les deux tests.</w:t>
-      </w:r>
-    </w:p>
-    <w:p>
-      <w:pPr>
-        <w:pStyle w:val="BlockText"/>
-      </w:pPr>
-      <w:r>
-        <w:rPr>
-          <w:b/>
-          <w:bCs/>
-        </w:rPr>
-        <w:t xml:space="preserve">2. Familles de modèles</w:t>
-      </w:r>
-    </w:p>
-    <w:p>
-      <w:pPr>
-        <w:pStyle w:val="BlockText"/>
-      </w:pPr>
-      <w:r>
-        <w:rPr>
-          <w:i/>
-          <w:iCs/>
-        </w:rPr>
-        <w:t xml:space="preserve">SARIMA de période 7.</w:t>
       </w:r>
     </w:p>
     <w:p>
@@ -29189,7 +30143,17 @@
         </w:numPr>
       </w:pPr>
       <w:r>
-        <w:t xml:space="preserve">Réglages plausibles : SARIMA(0,1,1)(0,1,1)[7] comme point de départ, puis (1,1,1)(0,1,1)[7], (1,1,0)(0,1,1)[7] et des variantes avec d = 0 ou D = 0.</w:t>
+        <w:rPr>
+          <w:i/>
+          <w:iCs/>
+        </w:rPr>
+        <w:t xml:space="preserve">Série brute.</w:t>
+      </w:r>
+      <w:r>
+        <w:t xml:space="preserve"> </w:t>
+      </w:r>
+      <w:r>
+        <w:t xml:space="preserve">L'ADF rejette la racine unitaire (statistique −4,10, p-value 0,0010), et le KPSS ne rejette pas la stationnarité au seuil de 5 % (statistique 0,40, p-value 0,0759), mais il la rejetterait au seuil de 10 %. Les deux tests ne se contredisent donc pas formellement à 5 %, mais la conclusion est fragile : la série est « à la limite ».</w:t>
       </w:r>
     </w:p>
     <w:p>
@@ -29201,7 +30165,17 @@
         </w:numPr>
       </w:pPr>
       <w:r>
-        <w:t xml:space="preserve">Statistique qui motive : la baisse de variance de 7 160,41 à 3 601,69 quand on ajoute la différence de période 7, signe d'une structure hebdomadaire forte.</w:t>
+        <w:rPr>
+          <w:i/>
+          <w:iCs/>
+        </w:rPr>
+        <w:t xml:space="preserve">Après Δ1.</w:t>
+      </w:r>
+      <w:r>
+        <w:t xml:space="preserve"> </w:t>
+      </w:r>
+      <w:r>
+        <w:t xml:space="preserve">ADF −12,21 (p-value 0,0000) et KPSS 0,02 (p-value 0,1000) : stationnarité nette. La p-value de 0,1000 est très probablement la borne supérieure de la table du test, pas une valeur exacte.</w:t>
       </w:r>
     </w:p>
     <w:p>
@@ -29213,19 +30187,107 @@
         </w:numPr>
       </w:pPr>
       <w:r>
-        <w:t xml:space="preserve">Limite : les ordres p, q, P et Q ne peuvent pas être déduits de ces statistiques ; il faut l'ACF et la PACF de la série différenciée, puis un test de Ljung-Box sur les résidus. Une saisonnalité annuelle est vraisemblable pour une consommation électrique, mais rien dans ces chiffres ne la mesure ; une période 7 ne la capterait pas.</w:t>
-      </w:r>
-    </w:p>
-    <w:p>
-      <w:pPr>
-        <w:pStyle w:val="BlockText"/>
-      </w:pPr>
-      <w:r>
         <w:rPr>
           <w:i/>
           <w:iCs/>
         </w:rPr>
-        <w:t xml:space="preserve">Régression dynamique ou SARIMAX avec température et calendrier.</w:t>
+        <w:t xml:space="preserve">Après Δ1 puis Δ7.</w:t>
+      </w:r>
+      <w:r>
+        <w:t xml:space="preserve"> </w:t>
+      </w:r>
+      <w:r>
+        <w:t xml:space="preserve">ADF −18,40 et KPSS 0,01 : stationnarité nette également.</w:t>
+      </w:r>
+    </w:p>
+    <w:p>
+      <w:pPr>
+        <w:pStyle w:val="Compact"/>
+        <w:numPr>
+          <w:ilvl w:val="0"/>
+          <w:numId w:val="1017"/>
+        </w:numPr>
+      </w:pPr>
+      <w:r>
+        <w:rPr>
+          <w:i/>
+          <w:iCs/>
+        </w:rPr>
+        <w:t xml:space="preserve">Indice par la variance.</w:t>
+      </w:r>
+      <w:r>
+        <w:t xml:space="preserve"> </w:t>
+      </w:r>
+      <w:r>
+        <w:t xml:space="preserve">La variance passe de 63 882,41 à 7 160,41 après Δ1, puis à 3 601,69 après Δ1 et Δ7 ; elle est donc divisée par environ 9, puis encore par environ 2 (rapports que je calcule). Une variance qui continue de baisser ne signale pas de sur-différenciation, sans le prouver.</w:t>
+      </w:r>
+    </w:p>
+    <w:p>
+      <w:pPr>
+        <w:pStyle w:val="Compact"/>
+        <w:numPr>
+          <w:ilvl w:val="0"/>
+          <w:numId w:val="1017"/>
+        </w:numPr>
+      </w:pPr>
+      <w:r>
+        <w:rPr>
+          <w:i/>
+          <w:iCs/>
+        </w:rPr>
+        <w:t xml:space="preserve">Hypothèses à tester.</w:t>
+      </w:r>
+      <w:r>
+        <w:t xml:space="preserve"> </w:t>
+      </w:r>
+      <w:r>
+        <w:t xml:space="preserve">(d = 1, D = 1, s = 7) comme choix prudent ; (d = 0, D = 1, s = 7), puisque l'ADF ne demande pas de différence ordinaire ; (d = 1, D = 0) avec le jour de la semaine en variable explicative.</w:t>
+      </w:r>
+    </w:p>
+    <w:p>
+      <w:pPr>
+        <w:pStyle w:val="Compact"/>
+        <w:numPr>
+          <w:ilvl w:val="0"/>
+          <w:numId w:val="1017"/>
+        </w:numPr>
+      </w:pPr>
+      <w:r>
+        <w:rPr>
+          <w:i/>
+          <w:iCs/>
+        </w:rPr>
+        <w:t xml:space="preserve">Ce que ces statistiques ne permettent pas de conclure.</w:t>
+      </w:r>
+      <w:r>
+        <w:t xml:space="preserve"> </w:t>
+      </w:r>
+      <w:r>
+        <w:t xml:space="preserve">L'ADF et le KPSS ne testent pas une racine unitaire saisonnière : le choix de D doit être confirmé par l'ACF aux retards 7, 14, 21 et par un test dédié (OCSB ou Canova-Hansen). Elles ne disent rien non plus d'éventuelles ruptures de niveau, qui peuvent fausser les deux tests.</w:t>
+      </w:r>
+    </w:p>
+    <w:p>
+      <w:pPr>
+        <w:pStyle w:val="BlockText"/>
+      </w:pPr>
+      <w:r>
+        <w:rPr>
+          <w:b/>
+          <w:bCs/>
+        </w:rPr>
+        <w:t xml:space="preserve">2. Familles de modèles</w:t>
+      </w:r>
+    </w:p>
+    <w:p>
+      <w:pPr>
+        <w:pStyle w:val="BlockText"/>
+      </w:pPr>
+      <w:r>
+        <w:rPr>
+          <w:i/>
+          <w:iCs/>
+        </w:rPr>
+        <w:t xml:space="preserve">SARIMA de période 7.</w:t>
       </w:r>
     </w:p>
     <w:p>
@@ -29237,7 +30299,7 @@
         </w:numPr>
       </w:pPr>
       <w:r>
-        <w:t xml:space="preserve">Réglages plausibles : température (éventuellement transformée en degrés-jours), indicatrices de jour de la semaine et de jour férié, termes de Fourier annuels, erreurs ARMA.</w:t>
+        <w:t xml:space="preserve">Réglages plausibles : SARIMA(0,1,1)(0,1,1)[7] comme point de départ, puis (1,1,1)(0,1,1)[7], (1,1,0)(0,1,1)[7] et des variantes avec d = 0 ou D = 0.</w:t>
       </w:r>
     </w:p>
     <w:p>
@@ -29249,7 +30311,7 @@
         </w:numPr>
       </w:pPr>
       <w:r>
-        <w:t xml:space="preserve">Statistique qui motive : l'étendue de la consommation (de 854,85 à 2 150,40 pour une moyenne de 1 258,93) et l'asymétrie positive (0,69) suggèrent des épisodes de forte consommation qu'une variable externe pourrait expliquer.</w:t>
+        <w:t xml:space="preserve">Statistique qui motive : la baisse de variance de 7 160,41 à 3 601,69 quand on ajoute la différence de période 7, signe d'une structure hebdomadaire forte.</w:t>
       </w:r>
     </w:p>
     <w:p>
@@ -29261,7 +30323,7 @@
         </w:numPr>
       </w:pPr>
       <w:r>
-        <w:t xml:space="preserve">Limite : aucune corrélation entre consommation et température n'est fournie. La forme de la relation (linéaire ou non) est une hypothèse à vérifier par un nuage de points.</w:t>
+        <w:t xml:space="preserve">Limite : les ordres p, q, P et Q ne peuvent pas être déduits de ces statistiques ; il faut l'ACF et la PACF de la série différenciée, puis un test de Ljung-Box sur les résidus. Une saisonnalité annuelle est vraisemblable pour une consommation électrique, mais rien dans ces chiffres ne la mesure ; une période 7 ne la capterait pas.</w:t>
       </w:r>
     </w:p>
     <w:p>
@@ -29273,7 +30335,7 @@
           <w:i/>
           <w:iCs/>
         </w:rPr>
-        <w:t xml:space="preserve">VAR sur la consommation et la température.</w:t>
+        <w:t xml:space="preserve">Régression dynamique ou SARIMAX avec température et calendrier.</w:t>
       </w:r>
     </w:p>
     <w:p>
@@ -29285,7 +30347,7 @@
         </w:numPr>
       </w:pPr>
       <w:r>
-        <w:t xml:space="preserve">Réglages plausibles : VAR en niveaux, ordre choisi par AIC et BIC, avec le calendrier en variables exogènes ; test de causalité de Granger dans les deux sens.</w:t>
+        <w:t xml:space="preserve">Réglages plausibles : température (éventuellement transformée en degrés-jours), indicatrices de jour de la semaine et de jour férié, termes de Fourier annuels, erreurs ARMA.</w:t>
       </w:r>
     </w:p>
     <w:p>
@@ -29297,7 +30359,7 @@
         </w:numPr>
       </w:pPr>
       <w:r>
-        <w:t xml:space="preserve">Statistique qui motive : les deux séries apparaissent stationnaires en niveau selon l'ADF (−4,10 et −3,48, p-values 0,0010 et 0,0086) et le KPSS ne rejette pas (p-values 0,0759 et 0,1000).</w:t>
+        <w:t xml:space="preserve">Statistique qui motive : l'étendue de la consommation (de 854,85 à 2 150,40 pour une moyenne de 1 258,93) et l'asymétrie positive (0,69) suggèrent des épisodes de forte consommation qu'une variable externe pourrait expliquer.</w:t>
       </w:r>
     </w:p>
     <w:p>
@@ -29309,7 +30371,7 @@
         </w:numPr>
       </w:pPr>
       <w:r>
-        <w:t xml:space="preserve">Limite : si les deux séries sont stationnaires, il n'y a pas lieu de chercher une cointégration ; un VECM ne se justifie que si elles sont intégrées d'ordre 1. Le test de Johansen trancherait (un rang plein confirmerait la stationnarité).</w:t>
+        <w:t xml:space="preserve">Limite : aucune corrélation entre consommation et température n'est fournie. La forme de la relation (linéaire ou non) est une hypothèse à vérifier par un nuage de points.</w:t>
       </w:r>
     </w:p>
     <w:p>
@@ -29321,7 +30383,7 @@
           <w:i/>
           <w:iCs/>
         </w:rPr>
-        <w:t xml:space="preserve">GARCH sur les résidus du modèle de moyenne.</w:t>
+        <w:t xml:space="preserve">VAR sur la consommation et la température.</w:t>
       </w:r>
     </w:p>
     <w:p>
@@ -29333,7 +30395,7 @@
         </w:numPr>
       </w:pPr>
       <w:r>
-        <w:t xml:space="preserve">Réglages plausibles : GARCH(1,1) à loi normale, puis à loi de Student ; ordres supérieurs seulement si les résidus standardisés gardent un effet ARCH.</w:t>
+        <w:t xml:space="preserve">Réglages plausibles : VAR en niveaux, ordre choisi par AIC et BIC, avec le calendrier en variables exogènes ; test de causalité de Granger dans les deux sens.</w:t>
       </w:r>
     </w:p>
     <w:p>
@@ -29345,7 +30407,7 @@
         </w:numPr>
       </w:pPr>
       <w:r>
-        <w:t xml:space="preserve">Statistique qui motive : le kurtosis excédentaire passe de −0,43 (série brute) à 2,52 après Δ1 et Δ7, ce qui indique des queues plus épaisses que la loi normale pour les variations.</w:t>
+        <w:t xml:space="preserve">Statistique qui motive : les deux séries apparaissent stationnaires en niveau selon l'ADF (−4,10 et −3,48, p-values 0,0010 et 0,0086) et le KPSS ne rejette pas (p-values 0,0759 et 0,1000).</w:t>
       </w:r>
     </w:p>
     <w:p>
@@ -29357,7 +30419,7 @@
         </w:numPr>
       </w:pPr>
       <w:r>
-        <w:t xml:space="preserve">Limite : un kurtosis élevé peut venir de quelques jours atypiques (jours fériés, vagues de froid) et non d'une volatilité qui se regroupe. Seul un test ARCH-LM sur les résidus, puis l'examen de l'autocorrélation des résidus au carré, permettent de conclure.</w:t>
+        <w:t xml:space="preserve">Limite : si les deux séries sont stationnaires, il n'y a pas lieu de chercher une cointégration ; un VECM ne se justifie que si elles sont intégrées d'ordre 1. Le test de Johansen trancherait (un rang plein confirmerait la stationnarité).</w:t>
       </w:r>
     </w:p>
     <w:p>
@@ -29369,7 +30431,7 @@
           <w:i/>
           <w:iCs/>
         </w:rPr>
-        <w:t xml:space="preserve">Réseaux récurrents (LSTM, GRU).</w:t>
+        <w:t xml:space="preserve">GARCH sur les résidus du modèle de moyenne.</w:t>
       </w:r>
     </w:p>
     <w:p>
@@ -29381,7 +30443,7 @@
         </w:numPr>
       </w:pPr>
       <w:r>
-        <w:t xml:space="preserve">Réglages plausibles : fenêtre d'entrée de 7 à 28 jours, une couche, quelques dizaines d'unités, entrées normalisées, calendrier en entrée, arrêt anticipé.</w:t>
+        <w:t xml:space="preserve">Réglages plausibles : GARCH(1,1) à loi normale, puis à loi de Student ; ordres supérieurs seulement si les résidus standardisés gardent un effet ARCH.</w:t>
       </w:r>
     </w:p>
     <w:p>
@@ -29393,7 +30455,7 @@
         </w:numPr>
       </w:pPr>
       <w:r>
-        <w:t xml:space="preserve">Statistique qui motive : l'écart-type de 252,75 pour une moyenne de 1 258,93 impose une normalisation ; avec 3 506 observations, un petit réseau est préférable à une architecture profonde.</w:t>
+        <w:t xml:space="preserve">Statistique qui motive : le kurtosis excédentaire passe de −0,43 (série brute) à 2,52 après Δ1 et Δ7, ce qui indique des queues plus épaisses que la loi normale pour les variations.</w:t>
       </w:r>
     </w:p>
     <w:p>
@@ -29405,7 +30467,7 @@
         </w:numPr>
       </w:pPr>
       <w:r>
-        <w:t xml:space="preserve">Limite : ces statistiques ne disent rien de la non-linéarité de la série. Le gain éventuel ne se juge que par une validation croisée temporelle (walk-forward), jamais par un k-fold aléatoire.</w:t>
+        <w:t xml:space="preserve">Limite : un kurtosis élevé peut venir de quelques jours atypiques (jours fériés, vagues de froid) et non d'une volatilité qui se regroupe. Seul un test ARCH-LM sur les résidus, puis l'examen de l'autocorrélation des résidus au carré, permettent de conclure.</w:t>
       </w:r>
     </w:p>
     <w:p>
@@ -29417,7 +30479,7 @@
           <w:i/>
           <w:iCs/>
         </w:rPr>
-        <w:t xml:space="preserve">Références et modèle additionnel.</w:t>
+        <w:t xml:space="preserve">Réseaux récurrents (LSTM, GRU).</w:t>
       </w:r>
     </w:p>
     <w:p>
@@ -29429,7 +30491,7 @@
         </w:numPr>
       </w:pPr>
       <w:r>
-        <w:t xml:space="preserve">Prévision naïve saisonnière (valeur de la semaine précédente) et persistance, indispensables pour situer les autres modèles.</w:t>
+        <w:t xml:space="preserve">Réglages plausibles : fenêtre d'entrée de 7 à 28 jours, une couche, quelques dizaines d'unités, entrées normalisées, calendrier en entrée, arrêt anticipé.</w:t>
       </w:r>
     </w:p>
     <w:p>
@@ -29441,7 +30503,19 @@
         </w:numPr>
       </w:pPr>
       <w:r>
-        <w:t xml:space="preserve">Prophet ou un modèle à saisonnalités multiples si une saisonnalité annuelle est confirmée par ailleurs.</w:t>
+        <w:t xml:space="preserve">Statistique qui motive : l'écart-type de 252,75 pour une moyenne de 1 258,93 impose une normalisation ; avec 3 506 observations, un petit réseau est préférable à une architecture profonde.</w:t>
+      </w:r>
+    </w:p>
+    <w:p>
+      <w:pPr>
+        <w:pStyle w:val="Compact"/>
+        <w:numPr>
+          <w:ilvl w:val="0"/>
+          <w:numId w:val="1022"/>
+        </w:numPr>
+      </w:pPr>
+      <w:r>
+        <w:t xml:space="preserve">Limite : ces statistiques ne disent rien de la non-linéarité de la série. Le gain éventuel ne se juge que par une validation croisée temporelle (walk-forward), jamais par un k-fold aléatoire.</w:t>
       </w:r>
     </w:p>
     <w:p>
@@ -29450,10 +30524,10 @@
       </w:pPr>
       <w:r>
         <w:rPr>
-          <w:b/>
-          <w:bCs/>
-        </w:rPr>
-        <w:t xml:space="preserve">3. Ce qu'il me manque pour aller plus loin</w:t>
+          <w:i/>
+          <w:iCs/>
+        </w:rPr>
+        <w:t xml:space="preserve">Références et modèle additionnel.</w:t>
       </w:r>
     </w:p>
     <w:p>
@@ -29465,7 +30539,7 @@
         </w:numPr>
       </w:pPr>
       <w:r>
-        <w:t xml:space="preserve">ACF et PACF de la série brute et différenciée.</w:t>
+        <w:t xml:space="preserve">Prévision naïve saisonnière (valeur de la semaine précédente) et persistance, indispensables pour situer les autres modèles.</w:t>
       </w:r>
     </w:p>
     <w:p>
@@ -29477,31 +30551,7 @@
         </w:numPr>
       </w:pPr>
       <w:r>
-        <w:t xml:space="preserve">Une décomposition (tendance, saisonnalités) et la présence éventuelle de ruptures.</w:t>
-      </w:r>
-    </w:p>
-    <w:p>
-      <w:pPr>
-        <w:pStyle w:val="Compact"/>
-        <w:numPr>
-          <w:ilvl w:val="0"/>
-          <w:numId w:val="1023"/>
-        </w:numPr>
-      </w:pPr>
-      <w:r>
-        <w:t xml:space="preserve">Le lien entre consommation et température.</w:t>
-      </w:r>
-    </w:p>
-    <w:p>
-      <w:pPr>
-        <w:pStyle w:val="Compact"/>
-        <w:numPr>
-          <w:ilvl w:val="0"/>
-          <w:numId w:val="1023"/>
-        </w:numPr>
-      </w:pPr>
-      <w:r>
-        <w:t xml:space="preserve">Les valeurs aberrantes et leur cause.</w:t>
+        <w:t xml:space="preserve">Prophet ou un modèle à saisonnalités multiples si une saisonnalité annuelle est confirmée par ailleurs.</w:t>
       </w:r>
     </w:p>
     <w:p>
@@ -29513,394 +30563,7 @@
           <w:b/>
           <w:bCs/>
         </w:rPr>
-        <w:t xml:space="preserve">4. Protocole conseillé.</w:t>
-      </w:r>
-      <w:r>
-        <w:t xml:space="preserve"> </w:t>
-      </w:r>
-      <w:r>
-        <w:t xml:space="preserve">Découpage chronologique, mêmes métriques pour tous les modèles, diagnostic de résidus systématique, puis test de Diebold–Mariano avant d'affirmer qu'un modèle est meilleur qu'un autre.</w:t>
-      </w:r>
-    </w:p>
-    <w:bookmarkEnd w:id="160"/>
-    <w:bookmarkStart w:id="161" w:name="X2eba0b9979c3f776d94b33efae8eb3a2d3d2c10"/>
-    <w:p>
-      <w:pPr>
-        <w:pStyle w:val="Heading3"/>
-      </w:pPr>
-      <w:r>
-        <w:t xml:space="preserve">Prompt (b) : explication vulgarisée pour un décideur</w:t>
-      </w:r>
-    </w:p>
-    <w:p>
-      <w:pPr>
-        <w:pStyle w:val="SourceCode"/>
-      </w:pPr>
-      <w:r>
-        <w:rPr>
-          <w:rStyle w:val="VerbatimChar"/>
-        </w:rPr>
-        <w:t xml:space="preserve">Tu es un analyste qui doit expliquer des résultats statistiques à un décideur non statisticien (par exemple un responsable de la planification d'un gestionnaire de réseau électrique). Ce lecteur ne connaît ni la RMSE, ni les tests statistiques.</w:t>
-      </w:r>
-      <w:r>
-        <w:br/>
-      </w:r>
-      <w:r>
-        <w:br/>
-      </w:r>
-      <w:r>
-        <w:rPr>
-          <w:rStyle w:val="VerbatimChar"/>
-        </w:rPr>
-        <w:t xml:space="preserve">Contexte : consommation électrique quotidienne de la France (GWh/jour). Les modèles ont été ajustés sur 3 506 jours (du 1er janvier 2016 au 6 août 2025) et évalués sur un test de 390 jours (du 7 août 2025 au 31 août 2026), par blocs de 7 jours (horizons de 1 à 7 jours). Aucun modèle n'utilise de prévision météo. Erreurs en GWh/jour ; la MAPE est en pourcentage. Prophet est réajusté chaque semaine, les autres modèles gardent des paramètres fixes ; l'hybride SARIMA + LSTM est évalué avec des erreurs d'apprentissage pseudo hors échantillon.</w:t>
-      </w:r>
-      <w:r>
-        <w:br/>
-      </w:r>
-      <w:r>
-        <w:br/>
-      </w:r>
-      <w:r>
-        <w:rPr>
-          <w:rStyle w:val="VerbatimChar"/>
-        </w:rPr>
-        <w:t xml:space="preserve">Résultats sur le test (dix modèles) :</w:t>
-      </w:r>
-      <w:r>
-        <w:br/>
-      </w:r>
-      <w:r>
-        <w:rPr>
-          <w:rStyle w:val="VerbatimChar"/>
-        </w:rPr>
-        <w:t xml:space="preserve">- AR-GARCH(1,2)-t : RMSE = 74,45, MAE = 48,61, MAPE = 3,78 %, couverture de l'intervalle à 95 % = 95,9 %, paramètres = 25, temps d'un ajustement = 0,10 s</w:t>
-      </w:r>
-      <w:r>
-        <w:br/>
-      </w:r>
-      <w:r>
-        <w:rPr>
-          <w:rStyle w:val="VerbatimChar"/>
-        </w:rPr>
-        <w:t xml:space="preserve">- LSTM : RMSE = 75,07, MAE = 50,26, MAPE = 3,96 %, couverture de l'intervalle à 95 % = sans intervalle, paramètres = 4900, temps d'un ajustement = 7,73 s</w:t>
-      </w:r>
-      <w:r>
-        <w:br/>
-      </w:r>
-      <w:r>
-        <w:rPr>
-          <w:rStyle w:val="VerbatimChar"/>
-        </w:rPr>
-        <w:t xml:space="preserve">- GRU : RMSE = 76,40, MAE = 52,40, MAPE = 4,16 %, couverture de l'intervalle à 95 % = sans intervalle, paramètres = 3684, temps d'un ajustement = 15,18 s</w:t>
-      </w:r>
-      <w:r>
-        <w:br/>
-      </w:r>
-      <w:r>
-        <w:rPr>
-          <w:rStyle w:val="VerbatimChar"/>
-        </w:rPr>
-        <w:t xml:space="preserve">- VAR(3) : RMSE = 78,96, MAE = 54,67, MAPE = 4,31 %, couverture de l'intervalle à 95 % = 93,1 %, paramètres = 40, temps d'un ajustement = 0,02 s</w:t>
-      </w:r>
-      <w:r>
-        <w:br/>
-      </w:r>
-      <w:r>
-        <w:rPr>
-          <w:rStyle w:val="VerbatimChar"/>
-        </w:rPr>
-        <w:t xml:space="preserve">- SARIMA + LSTM : RMSE = 79,92, MAE = 53,84, MAPE = 4,27 %, couverture de l'intervalle à 95 % = sans intervalle, paramètres = 4905, temps d'un ajustement = 10,60 s</w:t>
-      </w:r>
-      <w:r>
-        <w:br/>
-      </w:r>
-      <w:r>
-        <w:rPr>
-          <w:rStyle w:val="VerbatimChar"/>
-        </w:rPr>
-        <w:t xml:space="preserve">- SARIMA : RMSE = 82,38, MAE = 53,12, MAPE = 4,13 %, couverture de l'intervalle à 95 % = 94,4 %, paramètres = 5, temps d'un ajustement = 2,08 s</w:t>
-      </w:r>
-      <w:r>
-        <w:br/>
-      </w:r>
-      <w:r>
-        <w:rPr>
-          <w:rStyle w:val="VerbatimChar"/>
-        </w:rPr>
-        <w:t xml:space="preserve">- VECM(12, r=1) : RMSE = 87,56, MAE = 58,71, MAPE = 4,61 %, couverture de l'intervalle à 95 % = 91,3 %, paramètres = 79, temps d'un ajustement = 0,02 s</w:t>
-      </w:r>
-      <w:r>
-        <w:br/>
-      </w:r>
-      <w:r>
-        <w:rPr>
-          <w:rStyle w:val="VerbatimChar"/>
-        </w:rPr>
-        <w:t xml:space="preserve">- Prophet : RMSE = 101,79, MAE = 75,06, MAPE = 5,91 %, couverture de l'intervalle à 95 % = 88,5 %, paramètres = 55, temps d'un ajustement = 1,78 s</w:t>
-      </w:r>
-      <w:r>
-        <w:br/>
-      </w:r>
-      <w:r>
-        <w:rPr>
-          <w:rStyle w:val="VerbatimChar"/>
-        </w:rPr>
-        <w:t xml:space="preserve">- Persistance : RMSE = 109,13, MAE = 76,63, MAPE = 6,46 %, couverture de l'intervalle à 95 % = sans intervalle, paramètres = 0, temps d'un ajustement = 0,00 s</w:t>
-      </w:r>
-      <w:r>
-        <w:br/>
-      </w:r>
-      <w:r>
-        <w:rPr>
-          <w:rStyle w:val="VerbatimChar"/>
-        </w:rPr>
-        <w:t xml:space="preserve">- Naïf saisonnier : RMSE = 113,93, MAE = 76,66, MAPE = 5,97 %, couverture de l'intervalle à 95 % = sans intervalle, paramètres = 0, temps d'un ajustement = 0,00 s</w:t>
-      </w:r>
-      <w:r>
-        <w:br/>
-      </w:r>
-      <w:r>
-        <w:rPr>
-          <w:rStyle w:val="VerbatimChar"/>
-        </w:rPr>
-        <w:t xml:space="preserve">- Témoin AR à variance constante : RMSE = 74,06, MAE = 49,16, MAPE = 3,84 %, couverture = 93,3 %</w:t>
-      </w:r>
-      <w:r>
-        <w:br/>
-      </w:r>
-      <w:r>
-        <w:br/>
-      </w:r>
-      <w:r>
-        <w:rPr>
-          <w:rStyle w:val="VerbatimChar"/>
-        </w:rPr>
-        <w:t xml:space="preserve">Test de Diebold–Mariano (il compare deux modèles sur la perte moyenne de chaque bloc de 7 jours ; p corrigée = p-value corrigée des comparaisons multiples par la méthode de Holm sur 45 paires de modèles ; une p corrigée supérieure à 0,05 signifie qu'on ne peut pas affirmer que les deux modèles diffèrent) :</w:t>
-      </w:r>
-      <w:r>
-        <w:br/>
-      </w:r>
-      <w:r>
-        <w:rPr>
-          <w:rStyle w:val="VerbatimChar"/>
-        </w:rPr>
-        <w:t xml:space="preserve">- AR-GARCH contre LSTM : p brute (perte quadratique) = 0,913 ; p corrigée de Holm, perte quadratique = 1,000 ; p corrigée de Holm, perte absolue = 1,0000</w:t>
-      </w:r>
-      <w:r>
-        <w:br/>
-      </w:r>
-      <w:r>
-        <w:rPr>
-          <w:rStyle w:val="VerbatimChar"/>
-        </w:rPr>
-        <w:t xml:space="preserve">- AR-GARCH contre GRU : p brute (perte quadratique) = 0,712 ; p corrigée de Holm, perte quadratique = 1,000 ; p corrigée de Holm, perte absolue = 1,0000</w:t>
-      </w:r>
-      <w:r>
-        <w:br/>
-      </w:r>
-      <w:r>
-        <w:rPr>
-          <w:rStyle w:val="VerbatimChar"/>
-        </w:rPr>
-        <w:t xml:space="preserve">- AR-GARCH contre VAR(3) : p brute (perte quadratique) = 0,054 ; p corrigée de Holm, perte quadratique = 1,000 ; p corrigée de Holm, perte absolue = 0,0968</w:t>
-      </w:r>
-      <w:r>
-        <w:br/>
-      </w:r>
-      <w:r>
-        <w:rPr>
-          <w:rStyle w:val="VerbatimChar"/>
-        </w:rPr>
-        <w:t xml:space="preserve">- AR-GARCH contre SARIMA + LSTM : p brute (perte quadratique) = 0,265 ; p corrigée de Holm, perte quadratique = 1,000 ; p corrigée de Holm, perte absolue = 1,0000</w:t>
-      </w:r>
-      <w:r>
-        <w:br/>
-      </w:r>
-      <w:r>
-        <w:rPr>
-          <w:rStyle w:val="VerbatimChar"/>
-        </w:rPr>
-        <w:t xml:space="preserve">- AR-GARCH contre SARIMA : p brute (perte quadratique) = 0,037 ; p corrigée de Holm, perte quadratique = 0,890 ; p corrigée de Holm, perte absolue = 1,0000</w:t>
-      </w:r>
-      <w:r>
-        <w:br/>
-      </w:r>
-      <w:r>
-        <w:rPr>
-          <w:rStyle w:val="VerbatimChar"/>
-        </w:rPr>
-        <w:t xml:space="preserve">- AR-GARCH contre VECM(12, r=1) : p brute (perte quadratique) = 0,036 ; p corrigée de Holm, perte quadratique = 0,890 ; p corrigée de Holm, perte absolue = 0,0529</w:t>
-      </w:r>
-      <w:r>
-        <w:br/>
-      </w:r>
-      <w:r>
-        <w:rPr>
-          <w:rStyle w:val="VerbatimChar"/>
-        </w:rPr>
-        <w:t xml:space="preserve">- AR-GARCH contre Prophet : p brute (perte quadratique) = 0,001 ; p corrigée de Holm, perte quadratique = 0,029 ; p corrigée de Holm, perte absolue = 0,0005</w:t>
-      </w:r>
-      <w:r>
-        <w:br/>
-      </w:r>
-      <w:r>
-        <w:rPr>
-          <w:rStyle w:val="VerbatimChar"/>
-        </w:rPr>
-        <w:t xml:space="preserve">- AR-GARCH contre Persistance : p brute (perte quadratique) = 0,000 ; p corrigée de Holm, perte quadratique = 0,000 ; p corrigée de Holm, perte absolue = 0,0000</w:t>
-      </w:r>
-      <w:r>
-        <w:br/>
-      </w:r>
-      <w:r>
-        <w:rPr>
-          <w:rStyle w:val="VerbatimChar"/>
-        </w:rPr>
-        <w:t xml:space="preserve">- AR-GARCH contre Naïf saisonnier : p brute (perte quadratique) = 0,004 ; p corrigée de Holm, perte quadratique = 0,157 ; p corrigée de Holm, perte absolue = 0,0005</w:t>
-      </w:r>
-      <w:r>
-        <w:br/>
-      </w:r>
-      <w:r>
-        <w:br/>
-      </w:r>
-      <w:r>
-        <w:rPr>
-          <w:rStyle w:val="VerbatimChar"/>
-        </w:rPr>
-        <w:t xml:space="preserve">Ta mission : rédige une explication en français, sans jargon inutile, d'environ 400 mots, qui :</w:t>
-      </w:r>
-      <w:r>
-        <w:br/>
-      </w:r>
-      <w:r>
-        <w:rPr>
-          <w:rStyle w:val="VerbatimChar"/>
-        </w:rPr>
-        <w:t xml:space="preserve">1. dise quel modèle a la plus petite erreur et ce qu'une erreur de 74,45 GWh par jour (RMSE) veut dire concrètement pour une consommation journalière moyenne de 1 258,93 GWh ;</w:t>
-      </w:r>
-      <w:r>
-        <w:br/>
-      </w:r>
-      <w:r>
-        <w:rPr>
-          <w:rStyle w:val="VerbatimChar"/>
-        </w:rPr>
-        <w:t xml:space="preserve">2. explique la différence entre une erreur plus petite et une supériorité démontrée, à partir du test de Diebold–Mariano ;</w:t>
-      </w:r>
-      <w:r>
-        <w:br/>
-      </w:r>
-      <w:r>
-        <w:rPr>
-          <w:rStyle w:val="VerbatimChar"/>
-        </w:rPr>
-        <w:t xml:space="preserve">3. compare les modèles sur la précision, la qualité des intervalles, la lisibilité et le coût de calcul ;</w:t>
-      </w:r>
-      <w:r>
-        <w:br/>
-      </w:r>
-      <w:r>
-        <w:rPr>
-          <w:rStyle w:val="VerbatimChar"/>
-        </w:rPr>
-        <w:t xml:space="preserve">4. indique ce qu'on peut et ne peut pas conclure.</w:t>
-      </w:r>
-      <w:r>
-        <w:br/>
-      </w:r>
-      <w:r>
-        <w:rPr>
-          <w:rStyle w:val="VerbatimChar"/>
-        </w:rPr>
-        <w:t xml:space="preserve">N'utilise que les chiffres ci-dessus ; si une information manque, dis-le.</w:t>
-      </w:r>
-    </w:p>
-    <w:p>
-      <w:pPr>
-        <w:pStyle w:val="FirstParagraph"/>
-      </w:pPr>
-      <w:r>
-        <w:rPr>
-          <w:b/>
-          <w:bCs/>
-        </w:rPr>
-        <w:t xml:space="preserve">Réponse intégrale de Claude au prompt (b)</w:t>
-      </w:r>
-      <w:r>
-        <w:t xml:space="preserve"> </w:t>
-      </w:r>
-      <w:r>
-        <w:t xml:space="preserve">(</w:t>
-      </w:r>
-      <w:r>
-        <w:rPr>
-          <w:rStyle w:val="VerbatimChar"/>
-        </w:rPr>
-        <w:t xml:space="preserve">04_reponse_integrale.md</w:t>
-      </w:r>
-      <w:r>
-        <w:t xml:space="preserve">) :</w:t>
-      </w:r>
-    </w:p>
-    <w:p>
-      <w:pPr>
-        <w:pStyle w:val="BlockText"/>
-      </w:pPr>
-      <w:r>
-        <w:rPr>
-          <w:b/>
-          <w:bCs/>
-        </w:rPr>
-        <w:t xml:space="preserve">Ce que disent les résultats, en clair</w:t>
-      </w:r>
-    </w:p>
-    <w:p>
-      <w:pPr>
-        <w:pStyle w:val="BlockText"/>
-      </w:pPr>
-      <w:r>
-        <w:rPr>
-          <w:b/>
-          <w:bCs/>
-        </w:rPr>
-        <w:t xml:space="preserve">1. Le modèle le plus précis.</w:t>
-      </w:r>
-      <w:r>
-        <w:t xml:space="preserve"> </w:t>
-      </w:r>
-      <w:r>
-        <w:t xml:space="preserve">Sur les 390 jours de test, le modèle appelé AR-GARCH(1,2)-t a la plus petite erreur : 74,45 GWh par jour (RMSE). Pour une consommation journalière moyenne de 1 258,93 GWh, cela représente environ 6 % (rapport que je calcule). Autrement dit, quand ce modèle annonce une consommation, il faut s'attendre à un écart de cet ordre, plus petit la plupart des jours et nettement plus grand certains jours : la RMSE pèse davantage les grosses erreurs. Son erreur « typique » (MAE) est de 48,61 GWh, soit 3,78 % en moyenne (MAPE).</w:t>
-      </w:r>
-    </w:p>
-    <w:p>
-      <w:pPr>
-        <w:pStyle w:val="BlockText"/>
-      </w:pPr>
-      <w:r>
-        <w:rPr>
-          <w:b/>
-          <w:bCs/>
-        </w:rPr>
-        <w:t xml:space="preserve">2. Plus petite erreur ne veut pas dire supériorité démontrée.</w:t>
-      </w:r>
-      <w:r>
-        <w:t xml:space="preserve"> </w:t>
-      </w:r>
-      <w:r>
-        <w:t xml:space="preserve">Deux modèles peuvent avoir des erreurs différentes sur une année simplement par hasard. Le test de Diebold–Mariano mesure si l'écart est trop grand pour être dû au hasard. Après correction pour le grand nombre de comparaisons, AR-GARCH n'est distingué ni du LSTM (p corrigée 1,000), ni du GRU (1,000), ni du VAR(3) (1,000), ni de l'hybride SARIMA + LSTM (1,000), ni du SARIMA (0,890), ni du VECM (0,890). Il n'est clairement meilleur que Prophet (0,029) et que la persistance (0,000). Contre le naïf saisonnier, le verdict dépend de la façon de mesurer l'erreur : 0,157 avec la perte quadratique, 0,0005 avec la perte absolue.</w:t>
-      </w:r>
-    </w:p>
-    <w:p>
-      <w:pPr>
-        <w:pStyle w:val="BlockText"/>
-      </w:pPr>
-      <w:r>
-        <w:rPr>
-          <w:b/>
-          <w:bCs/>
-        </w:rPr>
-        <w:t xml:space="preserve">3. Comparaison des modèles</w:t>
+        <w:t xml:space="preserve">3. Ce qu'il me manque pour aller plus loin</w:t>
       </w:r>
     </w:p>
     <w:p>
@@ -29912,17 +30575,7 @@
         </w:numPr>
       </w:pPr>
       <w:r>
-        <w:rPr>
-          <w:i/>
-          <w:iCs/>
-        </w:rPr>
-        <w:t xml:space="preserve">Précision.</w:t>
-      </w:r>
-      <w:r>
-        <w:t xml:space="preserve"> </w:t>
-      </w:r>
-      <w:r>
-        <w:t xml:space="preserve">Cinq modèles se tiennent entre 74,45 et 79,92 GWh : AR-GARCH, LSTM (75,07), GRU (76,40), VAR(3) (78,96) et l'hybride (79,92). Le SARIMA suit (82,38). Prophet (101,79) et les deux méthodes naïves (109,13 et 113,93) sont nettement derrière.</w:t>
+        <w:t xml:space="preserve">ACF et PACF de la série brute et différenciée.</w:t>
       </w:r>
     </w:p>
     <w:p>
@@ -29934,17 +30587,7 @@
         </w:numPr>
       </w:pPr>
       <w:r>
-        <w:rPr>
-          <w:i/>
-          <w:iCs/>
-        </w:rPr>
-        <w:t xml:space="preserve">Qualité des intervalles.</w:t>
-      </w:r>
-      <w:r>
-        <w:t xml:space="preserve"> </w:t>
-      </w:r>
-      <w:r>
-        <w:t xml:space="preserve">Un intervalle annoncé à 95 % devrait contenir la vraie valeur 95 fois sur 100. AR-GARCH y parvient (95,9 %), le SARIMA presque (94,4 %), le VAR un peu moins (93,1 %), le VECM moins encore (91,3 %) ; ceux de Prophet sont trop étroits (88,5 %). Le LSTM, le GRU et l'hybride ne fournissent pas d'intervalle.</w:t>
+        <w:t xml:space="preserve">Une décomposition (tendance, saisonnalités) et la présence éventuelle de ruptures.</w:t>
       </w:r>
     </w:p>
     <w:p>
@@ -29956,17 +30599,7 @@
         </w:numPr>
       </w:pPr>
       <w:r>
-        <w:rPr>
-          <w:i/>
-          <w:iCs/>
-        </w:rPr>
-        <w:t xml:space="preserve">Lisibilité.</w:t>
-      </w:r>
-      <w:r>
-        <w:t xml:space="preserve"> </w:t>
-      </w:r>
-      <w:r>
-        <w:t xml:space="preserve">Les chiffres fournis ne mesurent pas la lisibilité. On peut seulement noter le nombre de paramètres : 5 pour le SARIMA, 25 pour AR-GARCH, 40 pour le VAR, contre 4 900 pour le LSTM et 3 684 pour le GRU. Un modèle à quelques paramètres est en général plus facile à expliquer.</w:t>
+        <w:t xml:space="preserve">Le lien entre consommation et température.</w:t>
       </w:r>
     </w:p>
     <w:p>
@@ -29978,17 +30611,7 @@
         </w:numPr>
       </w:pPr>
       <w:r>
-        <w:rPr>
-          <w:i/>
-          <w:iCs/>
-        </w:rPr>
-        <w:t xml:space="preserve">Coût de calcul.</w:t>
-      </w:r>
-      <w:r>
-        <w:t xml:space="preserve"> </w:t>
-      </w:r>
-      <w:r>
-        <w:t xml:space="preserve">Un ajustement prend 0,10 seconde pour AR-GARCH, 2,08 secondes pour le SARIMA, 7,73 secondes pour le LSTM et 15,18 secondes pour le GRU. Tous ces temps sont faibles ; Prophet (1,78 seconde) est réajusté chaque semaine, ce qui multiplie son coût.</w:t>
+        <w:t xml:space="preserve">Les valeurs aberrantes et leur cause.</w:t>
       </w:r>
     </w:p>
     <w:p>
@@ -30000,7 +30623,394 @@
           <w:b/>
           <w:bCs/>
         </w:rPr>
-        <w:t xml:space="preserve">4. Ce qu'on peut conclure, et ce qu'on ne peut pas</w:t>
+        <w:t xml:space="preserve">4. Protocole conseillé.</w:t>
+      </w:r>
+      <w:r>
+        <w:t xml:space="preserve"> </w:t>
+      </w:r>
+      <w:r>
+        <w:t xml:space="preserve">Découpage chronologique, mêmes métriques pour tous les modèles, diagnostic de résidus systématique, puis test de Diebold–Mariano avant d'affirmer qu'un modèle est meilleur qu'un autre.</w:t>
+      </w:r>
+    </w:p>
+    <w:bookmarkEnd w:id="161"/>
+    <w:bookmarkStart w:id="162" w:name="X2eba0b9979c3f776d94b33efae8eb3a2d3d2c10"/>
+    <w:p>
+      <w:pPr>
+        <w:pStyle w:val="Heading3"/>
+      </w:pPr>
+      <w:r>
+        <w:t xml:space="preserve">Prompt (b) : explication vulgarisée pour un décideur</w:t>
+      </w:r>
+    </w:p>
+    <w:p>
+      <w:pPr>
+        <w:pStyle w:val="SourceCode"/>
+      </w:pPr>
+      <w:r>
+        <w:rPr>
+          <w:rStyle w:val="VerbatimChar"/>
+        </w:rPr>
+        <w:t xml:space="preserve">Tu es un analyste qui doit expliquer des résultats statistiques à un décideur non statisticien (par exemple un responsable de la planification d'un gestionnaire de réseau électrique). Ce lecteur ne connaît ni la RMSE, ni les tests statistiques.</w:t>
+      </w:r>
+      <w:r>
+        <w:br/>
+      </w:r>
+      <w:r>
+        <w:br/>
+      </w:r>
+      <w:r>
+        <w:rPr>
+          <w:rStyle w:val="VerbatimChar"/>
+        </w:rPr>
+        <w:t xml:space="preserve">Contexte : consommation électrique quotidienne de la France (GWh/jour). Les modèles ont été ajustés sur 3 506 jours (du 1er janvier 2016 au 6 août 2025) et évalués sur un test de 390 jours (du 7 août 2025 au 31 août 2026), par blocs de 7 jours (horizons de 1 à 7 jours). Aucun modèle n'utilise de prévision météo. Erreurs en GWh/jour ; la MAPE est en pourcentage. Prophet est réajusté chaque semaine, les autres modèles gardent des paramètres fixes ; l'hybride SARIMA + LSTM est évalué avec des erreurs d'apprentissage pseudo hors échantillon.</w:t>
+      </w:r>
+      <w:r>
+        <w:br/>
+      </w:r>
+      <w:r>
+        <w:br/>
+      </w:r>
+      <w:r>
+        <w:rPr>
+          <w:rStyle w:val="VerbatimChar"/>
+        </w:rPr>
+        <w:t xml:space="preserve">Résultats sur le test (dix modèles) :</w:t>
+      </w:r>
+      <w:r>
+        <w:br/>
+      </w:r>
+      <w:r>
+        <w:rPr>
+          <w:rStyle w:val="VerbatimChar"/>
+        </w:rPr>
+        <w:t xml:space="preserve">- AR-GARCH(1,2)-t : RMSE = 74,45, MAE = 48,61, MAPE = 3,78 %, couverture de l'intervalle à 95 % = 95,9 %, paramètres = 25, temps d'un ajustement = 0,10 s</w:t>
+      </w:r>
+      <w:r>
+        <w:br/>
+      </w:r>
+      <w:r>
+        <w:rPr>
+          <w:rStyle w:val="VerbatimChar"/>
+        </w:rPr>
+        <w:t xml:space="preserve">- LSTM : RMSE = 75,07, MAE = 50,26, MAPE = 3,96 %, couverture de l'intervalle à 95 % = sans intervalle, paramètres = 4900, temps d'un ajustement = 7,73 s</w:t>
+      </w:r>
+      <w:r>
+        <w:br/>
+      </w:r>
+      <w:r>
+        <w:rPr>
+          <w:rStyle w:val="VerbatimChar"/>
+        </w:rPr>
+        <w:t xml:space="preserve">- GRU : RMSE = 76,40, MAE = 52,40, MAPE = 4,16 %, couverture de l'intervalle à 95 % = sans intervalle, paramètres = 3684, temps d'un ajustement = 15,18 s</w:t>
+      </w:r>
+      <w:r>
+        <w:br/>
+      </w:r>
+      <w:r>
+        <w:rPr>
+          <w:rStyle w:val="VerbatimChar"/>
+        </w:rPr>
+        <w:t xml:space="preserve">- VAR(3) : RMSE = 78,96, MAE = 54,67, MAPE = 4,31 %, couverture de l'intervalle à 95 % = 93,1 %, paramètres = 40, temps d'un ajustement = 0,02 s</w:t>
+      </w:r>
+      <w:r>
+        <w:br/>
+      </w:r>
+      <w:r>
+        <w:rPr>
+          <w:rStyle w:val="VerbatimChar"/>
+        </w:rPr>
+        <w:t xml:space="preserve">- SARIMA + LSTM : RMSE = 79,92, MAE = 53,84, MAPE = 4,27 %, couverture de l'intervalle à 95 % = sans intervalle, paramètres = 4905, temps d'un ajustement = 10,60 s</w:t>
+      </w:r>
+      <w:r>
+        <w:br/>
+      </w:r>
+      <w:r>
+        <w:rPr>
+          <w:rStyle w:val="VerbatimChar"/>
+        </w:rPr>
+        <w:t xml:space="preserve">- SARIMA : RMSE = 82,38, MAE = 53,12, MAPE = 4,13 %, couverture de l'intervalle à 95 % = 94,4 %, paramètres = 5, temps d'un ajustement = 2,08 s</w:t>
+      </w:r>
+      <w:r>
+        <w:br/>
+      </w:r>
+      <w:r>
+        <w:rPr>
+          <w:rStyle w:val="VerbatimChar"/>
+        </w:rPr>
+        <w:t xml:space="preserve">- VECM(12, r=1) : RMSE = 87,56, MAE = 58,71, MAPE = 4,61 %, couverture de l'intervalle à 95 % = 91,3 %, paramètres = 79, temps d'un ajustement = 0,02 s</w:t>
+      </w:r>
+      <w:r>
+        <w:br/>
+      </w:r>
+      <w:r>
+        <w:rPr>
+          <w:rStyle w:val="VerbatimChar"/>
+        </w:rPr>
+        <w:t xml:space="preserve">- Prophet : RMSE = 101,79, MAE = 75,06, MAPE = 5,91 %, couverture de l'intervalle à 95 % = 88,5 %, paramètres = 55, temps d'un ajustement = 1,78 s</w:t>
+      </w:r>
+      <w:r>
+        <w:br/>
+      </w:r>
+      <w:r>
+        <w:rPr>
+          <w:rStyle w:val="VerbatimChar"/>
+        </w:rPr>
+        <w:t xml:space="preserve">- Persistance : RMSE = 109,13, MAE = 76,63, MAPE = 6,46 %, couverture de l'intervalle à 95 % = sans intervalle, paramètres = 0, temps d'un ajustement = 0,00 s</w:t>
+      </w:r>
+      <w:r>
+        <w:br/>
+      </w:r>
+      <w:r>
+        <w:rPr>
+          <w:rStyle w:val="VerbatimChar"/>
+        </w:rPr>
+        <w:t xml:space="preserve">- Naïf saisonnier : RMSE = 113,93, MAE = 76,66, MAPE = 5,97 %, couverture de l'intervalle à 95 % = sans intervalle, paramètres = 0, temps d'un ajustement = 0,00 s</w:t>
+      </w:r>
+      <w:r>
+        <w:br/>
+      </w:r>
+      <w:r>
+        <w:rPr>
+          <w:rStyle w:val="VerbatimChar"/>
+        </w:rPr>
+        <w:t xml:space="preserve">- Témoin AR à variance constante : RMSE = 74,06, MAE = 49,16, MAPE = 3,84 %, couverture = 93,3 %</w:t>
+      </w:r>
+      <w:r>
+        <w:br/>
+      </w:r>
+      <w:r>
+        <w:br/>
+      </w:r>
+      <w:r>
+        <w:rPr>
+          <w:rStyle w:val="VerbatimChar"/>
+        </w:rPr>
+        <w:t xml:space="preserve">Test de Diebold–Mariano (il compare deux modèles sur la perte moyenne de chaque bloc de 7 jours ; p corrigée = p-value corrigée des comparaisons multiples par la méthode de Holm sur 45 paires de modèles ; une p corrigée supérieure à 0,05 signifie qu'on ne peut pas affirmer que les deux modèles diffèrent) :</w:t>
+      </w:r>
+      <w:r>
+        <w:br/>
+      </w:r>
+      <w:r>
+        <w:rPr>
+          <w:rStyle w:val="VerbatimChar"/>
+        </w:rPr>
+        <w:t xml:space="preserve">- AR-GARCH contre LSTM : p brute (perte quadratique) = 0,913 ; p corrigée de Holm, perte quadratique = 1,000 ; p corrigée de Holm, perte absolue = 1,0000</w:t>
+      </w:r>
+      <w:r>
+        <w:br/>
+      </w:r>
+      <w:r>
+        <w:rPr>
+          <w:rStyle w:val="VerbatimChar"/>
+        </w:rPr>
+        <w:t xml:space="preserve">- AR-GARCH contre GRU : p brute (perte quadratique) = 0,712 ; p corrigée de Holm, perte quadratique = 1,000 ; p corrigée de Holm, perte absolue = 1,0000</w:t>
+      </w:r>
+      <w:r>
+        <w:br/>
+      </w:r>
+      <w:r>
+        <w:rPr>
+          <w:rStyle w:val="VerbatimChar"/>
+        </w:rPr>
+        <w:t xml:space="preserve">- AR-GARCH contre VAR(3) : p brute (perte quadratique) = 0,054 ; p corrigée de Holm, perte quadratique = 1,000 ; p corrigée de Holm, perte absolue = 0,0968</w:t>
+      </w:r>
+      <w:r>
+        <w:br/>
+      </w:r>
+      <w:r>
+        <w:rPr>
+          <w:rStyle w:val="VerbatimChar"/>
+        </w:rPr>
+        <w:t xml:space="preserve">- AR-GARCH contre SARIMA + LSTM : p brute (perte quadratique) = 0,265 ; p corrigée de Holm, perte quadratique = 1,000 ; p corrigée de Holm, perte absolue = 1,0000</w:t>
+      </w:r>
+      <w:r>
+        <w:br/>
+      </w:r>
+      <w:r>
+        <w:rPr>
+          <w:rStyle w:val="VerbatimChar"/>
+        </w:rPr>
+        <w:t xml:space="preserve">- AR-GARCH contre SARIMA : p brute (perte quadratique) = 0,037 ; p corrigée de Holm, perte quadratique = 0,890 ; p corrigée de Holm, perte absolue = 1,0000</w:t>
+      </w:r>
+      <w:r>
+        <w:br/>
+      </w:r>
+      <w:r>
+        <w:rPr>
+          <w:rStyle w:val="VerbatimChar"/>
+        </w:rPr>
+        <w:t xml:space="preserve">- AR-GARCH contre VECM(12, r=1) : p brute (perte quadratique) = 0,036 ; p corrigée de Holm, perte quadratique = 0,890 ; p corrigée de Holm, perte absolue = 0,0529</w:t>
+      </w:r>
+      <w:r>
+        <w:br/>
+      </w:r>
+      <w:r>
+        <w:rPr>
+          <w:rStyle w:val="VerbatimChar"/>
+        </w:rPr>
+        <w:t xml:space="preserve">- AR-GARCH contre Prophet : p brute (perte quadratique) = 0,001 ; p corrigée de Holm, perte quadratique = 0,029 ; p corrigée de Holm, perte absolue = 0,0005</w:t>
+      </w:r>
+      <w:r>
+        <w:br/>
+      </w:r>
+      <w:r>
+        <w:rPr>
+          <w:rStyle w:val="VerbatimChar"/>
+        </w:rPr>
+        <w:t xml:space="preserve">- AR-GARCH contre Persistance : p brute (perte quadratique) = 0,000 ; p corrigée de Holm, perte quadratique = 0,000 ; p corrigée de Holm, perte absolue = 0,0000</w:t>
+      </w:r>
+      <w:r>
+        <w:br/>
+      </w:r>
+      <w:r>
+        <w:rPr>
+          <w:rStyle w:val="VerbatimChar"/>
+        </w:rPr>
+        <w:t xml:space="preserve">- AR-GARCH contre Naïf saisonnier : p brute (perte quadratique) = 0,004 ; p corrigée de Holm, perte quadratique = 0,157 ; p corrigée de Holm, perte absolue = 0,0005</w:t>
+      </w:r>
+      <w:r>
+        <w:br/>
+      </w:r>
+      <w:r>
+        <w:br/>
+      </w:r>
+      <w:r>
+        <w:rPr>
+          <w:rStyle w:val="VerbatimChar"/>
+        </w:rPr>
+        <w:t xml:space="preserve">Ta mission : rédige une explication en français, sans jargon inutile, d'environ 400 mots, qui :</w:t>
+      </w:r>
+      <w:r>
+        <w:br/>
+      </w:r>
+      <w:r>
+        <w:rPr>
+          <w:rStyle w:val="VerbatimChar"/>
+        </w:rPr>
+        <w:t xml:space="preserve">1. dise quel modèle a la plus petite erreur et ce qu'une erreur de 74,45 GWh par jour (RMSE) veut dire concrètement pour une consommation journalière moyenne de 1 258,93 GWh ;</w:t>
+      </w:r>
+      <w:r>
+        <w:br/>
+      </w:r>
+      <w:r>
+        <w:rPr>
+          <w:rStyle w:val="VerbatimChar"/>
+        </w:rPr>
+        <w:t xml:space="preserve">2. explique la différence entre une erreur plus petite et une supériorité démontrée, à partir du test de Diebold–Mariano ;</w:t>
+      </w:r>
+      <w:r>
+        <w:br/>
+      </w:r>
+      <w:r>
+        <w:rPr>
+          <w:rStyle w:val="VerbatimChar"/>
+        </w:rPr>
+        <w:t xml:space="preserve">3. compare les modèles sur la précision, la qualité des intervalles, la lisibilité et le coût de calcul ;</w:t>
+      </w:r>
+      <w:r>
+        <w:br/>
+      </w:r>
+      <w:r>
+        <w:rPr>
+          <w:rStyle w:val="VerbatimChar"/>
+        </w:rPr>
+        <w:t xml:space="preserve">4. indique ce qu'on peut et ne peut pas conclure.</w:t>
+      </w:r>
+      <w:r>
+        <w:br/>
+      </w:r>
+      <w:r>
+        <w:rPr>
+          <w:rStyle w:val="VerbatimChar"/>
+        </w:rPr>
+        <w:t xml:space="preserve">N'utilise que les chiffres ci-dessus ; si une information manque, dis-le.</w:t>
+      </w:r>
+    </w:p>
+    <w:p>
+      <w:pPr>
+        <w:pStyle w:val="FirstParagraph"/>
+      </w:pPr>
+      <w:r>
+        <w:rPr>
+          <w:b/>
+          <w:bCs/>
+        </w:rPr>
+        <w:t xml:space="preserve">Réponse intégrale de Claude au prompt (b)</w:t>
+      </w:r>
+      <w:r>
+        <w:t xml:space="preserve"> </w:t>
+      </w:r>
+      <w:r>
+        <w:t xml:space="preserve">(</w:t>
+      </w:r>
+      <w:r>
+        <w:rPr>
+          <w:rStyle w:val="VerbatimChar"/>
+        </w:rPr>
+        <w:t xml:space="preserve">04_reponse_integrale.md</w:t>
+      </w:r>
+      <w:r>
+        <w:t xml:space="preserve">) :</w:t>
+      </w:r>
+    </w:p>
+    <w:p>
+      <w:pPr>
+        <w:pStyle w:val="BlockText"/>
+      </w:pPr>
+      <w:r>
+        <w:rPr>
+          <w:b/>
+          <w:bCs/>
+        </w:rPr>
+        <w:t xml:space="preserve">Ce que disent les résultats, en clair</w:t>
+      </w:r>
+    </w:p>
+    <w:p>
+      <w:pPr>
+        <w:pStyle w:val="BlockText"/>
+      </w:pPr>
+      <w:r>
+        <w:rPr>
+          <w:b/>
+          <w:bCs/>
+        </w:rPr>
+        <w:t xml:space="preserve">1. Le modèle le plus précis.</w:t>
+      </w:r>
+      <w:r>
+        <w:t xml:space="preserve"> </w:t>
+      </w:r>
+      <w:r>
+        <w:t xml:space="preserve">Sur les 390 jours de test, le modèle appelé AR-GARCH(1,2)-t a la plus petite erreur : 74,45 GWh par jour (RMSE). Pour une consommation journalière moyenne de 1 258,93 GWh, cela représente environ 6 % (rapport que je calcule). Autrement dit, quand ce modèle annonce une consommation, il faut s'attendre à un écart de cet ordre, plus petit la plupart des jours et nettement plus grand certains jours : la RMSE pèse davantage les grosses erreurs. Son erreur « typique » (MAE) est de 48,61 GWh, soit 3,78 % en moyenne (MAPE).</w:t>
+      </w:r>
+    </w:p>
+    <w:p>
+      <w:pPr>
+        <w:pStyle w:val="BlockText"/>
+      </w:pPr>
+      <w:r>
+        <w:rPr>
+          <w:b/>
+          <w:bCs/>
+        </w:rPr>
+        <w:t xml:space="preserve">2. Plus petite erreur ne veut pas dire supériorité démontrée.</w:t>
+      </w:r>
+      <w:r>
+        <w:t xml:space="preserve"> </w:t>
+      </w:r>
+      <w:r>
+        <w:t xml:space="preserve">Deux modèles peuvent avoir des erreurs différentes sur une année simplement par hasard. Le test de Diebold–Mariano mesure si l'écart est trop grand pour être dû au hasard. Après correction pour le grand nombre de comparaisons, AR-GARCH n'est distingué ni du LSTM (p corrigée 1,000), ni du GRU (1,000), ni du VAR(3) (1,000), ni de l'hybride SARIMA + LSTM (1,000), ni du SARIMA (0,890), ni du VECM (0,890). Il n'est clairement meilleur que Prophet (0,029) et que la persistance (0,000). Contre le naïf saisonnier, le verdict dépend de la façon de mesurer l'erreur : 0,157 avec la perte quadratique, 0,0005 avec la perte absolue.</w:t>
+      </w:r>
+    </w:p>
+    <w:p>
+      <w:pPr>
+        <w:pStyle w:val="BlockText"/>
+      </w:pPr>
+      <w:r>
+        <w:rPr>
+          <w:b/>
+          <w:bCs/>
+        </w:rPr>
+        <w:t xml:space="preserve">3. Comparaison des modèles</w:t>
       </w:r>
     </w:p>
     <w:p>
@@ -30012,7 +31022,17 @@
         </w:numPr>
       </w:pPr>
       <w:r>
-        <w:t xml:space="preserve">On peut dire que les modèles qui tiennent compte du passé récent font nettement mieux que la simple répétition de la dernière valeur.</w:t>
+        <w:rPr>
+          <w:i/>
+          <w:iCs/>
+        </w:rPr>
+        <w:t xml:space="preserve">Précision.</w:t>
+      </w:r>
+      <w:r>
+        <w:t xml:space="preserve"> </w:t>
+      </w:r>
+      <w:r>
+        <w:t xml:space="preserve">Cinq modèles se tiennent entre 74,45 et 79,92 GWh : AR-GARCH, LSTM (75,07), GRU (76,40), VAR(3) (78,96) et l'hybride (79,92). Le SARIMA suit (82,38). Prophet (101,79) et les deux méthodes naïves (109,13 et 113,93) sont nettement derrière.</w:t>
       </w:r>
     </w:p>
     <w:p>
@@ -30024,7 +31044,17 @@
         </w:numPr>
       </w:pPr>
       <w:r>
-        <w:t xml:space="preserve">On peut dire qu'AR-GARCH est le meilleur observé et qu'il donne les intervalles les mieux calibrés.</w:t>
+        <w:rPr>
+          <w:i/>
+          <w:iCs/>
+        </w:rPr>
+        <w:t xml:space="preserve">Qualité des intervalles.</w:t>
+      </w:r>
+      <w:r>
+        <w:t xml:space="preserve"> </w:t>
+      </w:r>
+      <w:r>
+        <w:t xml:space="preserve">Un intervalle annoncé à 95 % devrait contenir la vraie valeur 95 fois sur 100. AR-GARCH y parvient (95,9 %), le SARIMA presque (94,4 %), le VAR un peu moins (93,1 %), le VECM moins encore (91,3 %) ; ceux de Prophet sont trop étroits (88,5 %). Le LSTM, le GRU et l'hybride ne fournissent pas d'intervalle.</w:t>
       </w:r>
     </w:p>
     <w:p>
@@ -30036,7 +31066,17 @@
         </w:numPr>
       </w:pPr>
       <w:r>
-        <w:t xml:space="preserve">On ne peut pas dire qu'il sera encore le meilleur l'an prochain : le test porte sur une seule période de 390 jours, et l'écart avec ses concurrents directs n'est pas démontré.</w:t>
+        <w:rPr>
+          <w:i/>
+          <w:iCs/>
+        </w:rPr>
+        <w:t xml:space="preserve">Lisibilité.</w:t>
+      </w:r>
+      <w:r>
+        <w:t xml:space="preserve"> </w:t>
+      </w:r>
+      <w:r>
+        <w:t xml:space="preserve">Les chiffres fournis ne mesurent pas la lisibilité. On peut seulement noter le nombre de paramètres : 5 pour le SARIMA, 25 pour AR-GARCH, 40 pour le VAR, contre 4 900 pour le LSTM et 3 684 pour le GRU. Un modèle à quelques paramètres est en général plus facile à expliquer.</w:t>
       </w:r>
     </w:p>
     <w:p>
@@ -30048,358 +31088,29 @@
         </w:numPr>
       </w:pPr>
       <w:r>
-        <w:t xml:space="preserve">Le « témoin » sans modélisation de la variance fait aussi bien en précision (74,06) : la partie GARCH n'apporte donc pas de précision, mais elle améliore la couverture des intervalles (95,9 % contre 93,3 %).</w:t>
-      </w:r>
-    </w:p>
-    <w:p>
-      <w:pPr>
-        <w:pStyle w:val="Compact"/>
-        <w:numPr>
-          <w:ilvl w:val="0"/>
-          <w:numId w:val="1025"/>
-        </w:numPr>
-      </w:pPr>
-      <w:r>
-        <w:t xml:space="preserve">Aucun modèle n'utilise de prévision météo ; les données ne disent pas ce que cette information apporterait.</w:t>
-      </w:r>
-    </w:p>
-    <w:p>
-      <w:pPr>
-        <w:pStyle w:val="Compact"/>
-        <w:numPr>
-          <w:ilvl w:val="0"/>
-          <w:numId w:val="1025"/>
-        </w:numPr>
-      </w:pPr>
-      <w:r>
-        <w:t xml:space="preserve">Les chiffres ne disent rien du coût d'une erreur pour l'exploitant, qui devrait guider le choix final.</w:t>
-      </w:r>
-    </w:p>
-    <w:bookmarkEnd w:id="161"/>
-    <w:bookmarkStart w:id="162" w:name="Xad9f23388d30cfdeddf3920790feb55f58ab3d0"/>
-    <w:p>
-      <w:pPr>
-        <w:pStyle w:val="Heading3"/>
-      </w:pPr>
-      <w:r>
-        <w:t xml:space="preserve">Prompt (c) : recommandations de gestion du réseau avec limites</w:t>
-      </w:r>
-    </w:p>
-    <w:p>
-      <w:pPr>
-        <w:pStyle w:val="SourceCode"/>
-      </w:pPr>
-      <w:r>
-        <w:rPr>
-          <w:rStyle w:val="VerbatimChar"/>
-        </w:rPr>
-        <w:t xml:space="preserve">Tu es conseiller en gestion de réseau électrique. À partir des prévisions ci-dessous, propose des recommandations de gestion (par exemple anticipation d'un pic de consommation, dimensionnement d'une marge de sécurité, choix du modèle à utiliser au quotidien).</w:t>
-      </w:r>
-      <w:r>
-        <w:br/>
-      </w:r>
-      <w:r>
-        <w:br/>
-      </w:r>
-      <w:r>
-        <w:rPr>
-          <w:rStyle w:val="VerbatimChar"/>
-        </w:rPr>
-        <w:t xml:space="preserve">Contexte : consommation électrique quotidienne de la France (GWh/jour). Les modèles ont été ajustés sur 3 506 jours (du 1er janvier 2016 au 6 août 2025) et évalués sur un test de 390 jours (du 7 août 2025 au 31 août 2026), par blocs de 7 jours (horizons de 1 à 7 jours). Aucun modèle n'utilise de prévision météo. Erreurs en GWh/jour ; la MAPE est en pourcentage. Prophet est réajusté chaque semaine, les autres modèles gardent des paramètres fixes ; l'hybride SARIMA + LSTM est évalué avec des erreurs d'apprentissage pseudo hors échantillon.</w:t>
-      </w:r>
-      <w:r>
-        <w:br/>
-      </w:r>
-      <w:r>
-        <w:br/>
-      </w:r>
-      <w:r>
-        <w:rPr>
-          <w:rStyle w:val="VerbatimChar"/>
-        </w:rPr>
-        <w:t xml:space="preserve">Prévisions de consommation du 1er au 7 septembre 2026 (GWh/jour ; la dernière observation disponible est celle du 31 août 2026) :</w:t>
-      </w:r>
-      <w:r>
-        <w:br/>
-      </w:r>
-      <w:r>
-        <w:rPr>
-          <w:rStyle w:val="VerbatimChar"/>
-        </w:rPr>
-        <w:t xml:space="preserve">- 2026-09-01 (mardi) : SARIMA = 1 086,54 ; SARIMA + LSTM = 1 093,08 ; LSTM = 1 095,60 ; GRU = 1 087,80 ; AR-GARCH = 1 079,10 [intervalle à 95 % : 1 030,19 à 1 128,01] ; VAR = 1 097,54 ; VECM = 1 100,64 ; Prophet = 1 090,11</w:t>
-      </w:r>
-      <w:r>
-        <w:br/>
-      </w:r>
-      <w:r>
-        <w:rPr>
-          <w:rStyle w:val="VerbatimChar"/>
-        </w:rPr>
-        <w:t xml:space="preserve">- 2026-09-02 (mercredi) : SARIMA = 1 090,60 ; SARIMA + LSTM = 1 096,77 ; LSTM = 1 096,01 ; GRU = 1 090,15 ; AR-GARCH = 1 082,29 [intervalle à 95 % : 1 004,74 à 1 159,84] ; VAR = 1 102,98 ; VECM = 1 110,17 ; Prophet = 1 094,77</w:t>
-      </w:r>
-      <w:r>
-        <w:br/>
-      </w:r>
-      <w:r>
-        <w:rPr>
-          <w:rStyle w:val="VerbatimChar"/>
-        </w:rPr>
-        <w:t xml:space="preserve">- 2026-09-03 (jeudi) : SARIMA = 1 085,84 ; SARIMA + LSTM = 1 083,02 ; LSTM = 1 100,61 ; GRU = 1 087,40 ; AR-GARCH = 1 082,22 [intervalle à 95 % : 985,06 à 1 179,38] ; VAR = 1 099,00 ; VECM = 1 108,48 ; Prophet = 1 094,20</w:t>
-      </w:r>
-      <w:r>
-        <w:br/>
-      </w:r>
-      <w:r>
-        <w:rPr>
-          <w:rStyle w:val="VerbatimChar"/>
-        </w:rPr>
-        <w:t xml:space="preserve">- 2026-09-04 (vendredi) : SARIMA = 1 074,40 ; SARIMA + LSTM = 1 069,49 ; LSTM = 1 086,72 ; GRU = 1 070,77 ; AR-GARCH = 1 064,36 [intervalle à 95 % : 953,10 à 1 175,61] ; VAR = 1 083,43 ; VECM = 1 086,69 ; Prophet = 1 080,21</w:t>
-      </w:r>
-      <w:r>
-        <w:br/>
-      </w:r>
-      <w:r>
-        <w:rPr>
-          <w:rStyle w:val="VerbatimChar"/>
-        </w:rPr>
-        <w:t xml:space="preserve">- 2026-09-05 (samedi) : SARIMA = 977,91 ; SARIMA + LSTM = 969,79 ; LSTM = 980,75 ; GRU = 962,05 ; AR-GARCH = 954,01 [intervalle à 95 % : 832,24 à 1 075,79] ; VAR = 973,08 ; VECM = 977,74 ; Prophet = 972,48</w:t>
-      </w:r>
-      <w:r>
-        <w:br/>
-      </w:r>
-      <w:r>
-        <w:rPr>
-          <w:rStyle w:val="VerbatimChar"/>
-        </w:rPr>
-        <w:t xml:space="preserve">- 2026-09-06 (dimanche) : SARIMA = 938,23 ; SARIMA + LSTM = 930,29 ; LSTM = 936,71 ; GRU = 910,15 ; AR-GARCH = 906,98 [intervalle à 95 % : 776,98 à 1 036,98] ; VAR = 923,66 ; VECM = 933,00 ; Prophet = 925,55</w:t>
-      </w:r>
-      <w:r>
-        <w:br/>
-      </w:r>
-      <w:r>
-        <w:rPr>
-          <w:rStyle w:val="VerbatimChar"/>
-        </w:rPr>
-        <w:t xml:space="preserve">- 2026-09-07 (lundi) : SARIMA = 1 056,45 ; SARIMA + LSTM = 1 044,81 ; LSTM = 1 078,25 ; GRU = 1 046,23 ; AR-GARCH = 1 049,73 [intervalle à 95 % : 913,05 à 1 186,42] ; VAR = 1 067,23 ; VECM = 1 071,65 ; Prophet = 1 071,15</w:t>
-      </w:r>
-      <w:r>
-        <w:br/>
-      </w:r>
-      <w:r>
-        <w:br/>
-      </w:r>
-      <w:r>
-        <w:rPr>
-          <w:rStyle w:val="VerbatimChar"/>
-        </w:rPr>
-        <w:t xml:space="preserve">Erreur de test d'AR-GARCH(1,2)-t selon l'horizon (RMSE, GWh/jour) : horizon 1 : 37,9 ; horizon 2 : 52,6 ; horizon 3 : 73,6 ; horizon 4 : 78,3 ; horizon 5 : 76,0 ; horizon 6 : 90,2 ; horizon 7 : 96,2.</w:t>
-      </w:r>
-      <w:r>
-        <w:br/>
-      </w:r>
-      <w:r>
-        <w:rPr>
-          <w:rStyle w:val="VerbatimChar"/>
-        </w:rPr>
-        <w:t xml:space="preserve">Précision générale sur le test : voir le tableau suivant.</w:t>
-      </w:r>
-      <w:r>
-        <w:br/>
-      </w:r>
-      <w:r>
-        <w:rPr>
-          <w:rStyle w:val="VerbatimChar"/>
-        </w:rPr>
-        <w:t xml:space="preserve">- AR-GARCH(1,2)-t : RMSE = 74,45, MAE = 48,61, MAPE = 3,78 %, couverture de l'intervalle à 95 % = 95,9 %, paramètres = 25, temps d'un ajustement = 0,10 s</w:t>
-      </w:r>
-      <w:r>
-        <w:br/>
-      </w:r>
-      <w:r>
-        <w:rPr>
-          <w:rStyle w:val="VerbatimChar"/>
-        </w:rPr>
-        <w:t xml:space="preserve">- LSTM : RMSE = 75,07, MAE = 50,26, MAPE = 3,96 %, couverture de l'intervalle à 95 % = sans intervalle, paramètres = 4900, temps d'un ajustement = 7,73 s</w:t>
-      </w:r>
-      <w:r>
-        <w:br/>
-      </w:r>
-      <w:r>
-        <w:rPr>
-          <w:rStyle w:val="VerbatimChar"/>
-        </w:rPr>
-        <w:t xml:space="preserve">- GRU : RMSE = 76,40, MAE = 52,40, MAPE = 4,16 %, couverture de l'intervalle à 95 % = sans intervalle, paramètres = 3684, temps d'un ajustement = 15,18 s</w:t>
-      </w:r>
-      <w:r>
-        <w:br/>
-      </w:r>
-      <w:r>
-        <w:rPr>
-          <w:rStyle w:val="VerbatimChar"/>
-        </w:rPr>
-        <w:t xml:space="preserve">- VAR(3) : RMSE = 78,96, MAE = 54,67, MAPE = 4,31 %, couverture de l'intervalle à 95 % = 93,1 %, paramètres = 40, temps d'un ajustement = 0,02 s</w:t>
-      </w:r>
-      <w:r>
-        <w:br/>
-      </w:r>
-      <w:r>
-        <w:rPr>
-          <w:rStyle w:val="VerbatimChar"/>
-        </w:rPr>
-        <w:t xml:space="preserve">- SARIMA + LSTM : RMSE = 79,92, MAE = 53,84, MAPE = 4,27 %, couverture de l'intervalle à 95 % = sans intervalle, paramètres = 4905, temps d'un ajustement = 10,60 s</w:t>
-      </w:r>
-      <w:r>
-        <w:br/>
-      </w:r>
-      <w:r>
-        <w:rPr>
-          <w:rStyle w:val="VerbatimChar"/>
-        </w:rPr>
-        <w:t xml:space="preserve">- SARIMA : RMSE = 82,38, MAE = 53,12, MAPE = 4,13 %, couverture de l'intervalle à 95 % = 94,4 %, paramètres = 5, temps d'un ajustement = 2,08 s</w:t>
-      </w:r>
-      <w:r>
-        <w:br/>
-      </w:r>
-      <w:r>
-        <w:rPr>
-          <w:rStyle w:val="VerbatimChar"/>
-        </w:rPr>
-        <w:t xml:space="preserve">- VECM(12, r=1) : RMSE = 87,56, MAE = 58,71, MAPE = 4,61 %, couverture de l'intervalle à 95 % = 91,3 %, paramètres = 79, temps d'un ajustement = 0,02 s</w:t>
-      </w:r>
-      <w:r>
-        <w:br/>
-      </w:r>
-      <w:r>
-        <w:rPr>
-          <w:rStyle w:val="VerbatimChar"/>
-        </w:rPr>
-        <w:t xml:space="preserve">- Prophet : RMSE = 101,79, MAE = 75,06, MAPE = 5,91 %, couverture de l'intervalle à 95 % = 88,5 %, paramètres = 55, temps d'un ajustement = 1,78 s</w:t>
-      </w:r>
-      <w:r>
-        <w:br/>
-      </w:r>
-      <w:r>
-        <w:rPr>
-          <w:rStyle w:val="VerbatimChar"/>
-        </w:rPr>
-        <w:t xml:space="preserve">- Persistance : RMSE = 109,13, MAE = 76,63, MAPE = 6,46 %, couverture de l'intervalle à 95 % = sans intervalle, paramètres = 0, temps d'un ajustement = 0,00 s</w:t>
-      </w:r>
-      <w:r>
-        <w:br/>
-      </w:r>
-      <w:r>
-        <w:rPr>
-          <w:rStyle w:val="VerbatimChar"/>
-        </w:rPr>
-        <w:t xml:space="preserve">- Naïf saisonnier : RMSE = 113,93, MAE = 76,66, MAPE = 5,97 %, couverture de l'intervalle à 95 % = sans intervalle, paramètres = 0, temps d'un ajustement = 0,00 s</w:t>
-      </w:r>
-      <w:r>
-        <w:br/>
-      </w:r>
-      <w:r>
-        <w:rPr>
-          <w:rStyle w:val="VerbatimChar"/>
-        </w:rPr>
-        <w:t xml:space="preserve">- Témoin AR à variance constante : RMSE = 74,06, MAE = 49,16, MAPE = 3,84 %, couverture = 93,3 %</w:t>
-      </w:r>
-      <w:r>
-        <w:br/>
-      </w:r>
-      <w:r>
-        <w:br/>
-      </w:r>
-      <w:r>
-        <w:rPr>
-          <w:rStyle w:val="VerbatimChar"/>
-        </w:rPr>
-        <w:t xml:space="preserve">Ta mission :</w:t>
-      </w:r>
-      <w:r>
-        <w:br/>
-      </w:r>
-      <w:r>
-        <w:rPr>
-          <w:rStyle w:val="VerbatimChar"/>
-        </w:rPr>
-        <w:t xml:space="preserve">1. Donne des recommandations de gestion concrètes et priorisées, chacune reliée à un chiffre ci-dessus.</w:t>
-      </w:r>
-      <w:r>
-        <w:br/>
-      </w:r>
-      <w:r>
-        <w:rPr>
-          <w:rStyle w:val="VerbatimChar"/>
-        </w:rPr>
-        <w:t xml:space="preserve">2. Formule toi-même, pour chaque recommandation, ses limites et ses risques (hypothèses non vérifiées, erreurs possibles, ce qui pourrait la rendre fausse).</w:t>
-      </w:r>
-      <w:r>
-        <w:br/>
-      </w:r>
-      <w:r>
-        <w:rPr>
-          <w:rStyle w:val="VerbatimChar"/>
-        </w:rPr>
-        <w:t xml:space="preserve">3. Indique explicitement ce que ces données ne permettent pas de décider.</w:t>
-      </w:r>
-      <w:r>
-        <w:br/>
-      </w:r>
-      <w:r>
-        <w:rPr>
-          <w:rStyle w:val="VerbatimChar"/>
-        </w:rPr>
-        <w:t xml:space="preserve">Réponds en français, de façon structurée. Ne présente aucune causalité comme démontrée si elle ne l'est pas par les données fournies.</w:t>
-      </w:r>
-    </w:p>
-    <w:p>
-      <w:pPr>
-        <w:pStyle w:val="FirstParagraph"/>
+        <w:rPr>
+          <w:i/>
+          <w:iCs/>
+        </w:rPr>
+        <w:t xml:space="preserve">Coût de calcul.</w:t>
+      </w:r>
+      <w:r>
+        <w:t xml:space="preserve"> </w:t>
+      </w:r>
+      <w:r>
+        <w:t xml:space="preserve">Un ajustement prend 0,10 seconde pour AR-GARCH, 2,08 secondes pour le SARIMA, 7,73 secondes pour le LSTM et 15,18 secondes pour le GRU. Tous ces temps sont faibles ; Prophet (1,78 seconde) est réajusté chaque semaine, ce qui multiplie son coût.</w:t>
+      </w:r>
+    </w:p>
+    <w:p>
+      <w:pPr>
+        <w:pStyle w:val="BlockText"/>
       </w:pPr>
       <w:r>
         <w:rPr>
           <w:b/>
           <w:bCs/>
         </w:rPr>
-        <w:t xml:space="preserve">Réponse intégrale de Claude au prompt (c)</w:t>
-      </w:r>
-      <w:r>
-        <w:t xml:space="preserve"> </w:t>
-      </w:r>
-      <w:r>
-        <w:t xml:space="preserve">(</w:t>
-      </w:r>
-      <w:r>
-        <w:rPr>
-          <w:rStyle w:val="VerbatimChar"/>
-        </w:rPr>
-        <w:t xml:space="preserve">05_reponse_integrale.md</w:t>
-      </w:r>
-      <w:r>
-        <w:t xml:space="preserve">) :</w:t>
-      </w:r>
-    </w:p>
-    <w:p>
-      <w:pPr>
-        <w:pStyle w:val="BlockText"/>
-      </w:pPr>
-      <w:r>
-        <w:rPr>
-          <w:b/>
-          <w:bCs/>
-        </w:rPr>
-        <w:t xml:space="preserve">Recommandations de gestion, par ordre de priorité</w:t>
-      </w:r>
-    </w:p>
-    <w:p>
-      <w:pPr>
-        <w:pStyle w:val="BlockText"/>
-      </w:pPr>
-      <w:r>
-        <w:rPr>
-          <w:b/>
-          <w:bCs/>
-        </w:rPr>
-        <w:t xml:space="preserve">1. Utiliser AR-GARCH(1,2)-t comme prévision de référence et raisonner sur son intervalle, pas sur la seule valeur centrale.</w:t>
+        <w:t xml:space="preserve">4. Ce qu'on peut conclure, et ce qu'on ne peut pas</w:t>
       </w:r>
     </w:p>
     <w:p>
@@ -30411,17 +31122,7 @@
         </w:numPr>
       </w:pPr>
       <w:r>
-        <w:rPr>
-          <w:i/>
-          <w:iCs/>
-        </w:rPr>
-        <w:t xml:space="preserve">Chiffres.</w:t>
-      </w:r>
-      <w:r>
-        <w:t xml:space="preserve"> </w:t>
-      </w:r>
-      <w:r>
-        <w:t xml:space="preserve">RMSE de test de 74,45 GWh/jour, la plus faible du tableau, et couverture de 95,9 % pour un intervalle annoncé à 95 %. C'est le seul modèle dont l'intervalle est fourni ici.</w:t>
+        <w:t xml:space="preserve">On peut dire que les modèles qui tiennent compte du passé récent font nettement mieux que la simple répétition de la dernière valeur.</w:t>
       </w:r>
     </w:p>
     <w:p>
@@ -30433,29 +31134,382 @@
         </w:numPr>
       </w:pPr>
       <w:r>
-        <w:rPr>
-          <w:i/>
-          <w:iCs/>
-        </w:rPr>
-        <w:t xml:space="preserve">Limites et risques.</w:t>
-      </w:r>
-      <w:r>
-        <w:t xml:space="preserve"> </w:t>
-      </w:r>
-      <w:r>
-        <w:t xml:space="preserve">Le témoin à variance constante fait aussi bien en précision (74,06) : le choix d'AR-GARCH se justifie par ses intervalles, pas par sa valeur centrale. La couverture de 95,9 % est une moyenne sur 390 jours ; rien n'indique qu'elle vaut pour chaque saison ni pour chaque horizon.</w:t>
-      </w:r>
-    </w:p>
-    <w:p>
-      <w:pPr>
-        <w:pStyle w:val="BlockText"/>
+        <w:t xml:space="preserve">On peut dire qu'AR-GARCH est le meilleur observé et qu'il donne les intervalles les mieux calibrés.</w:t>
+      </w:r>
+    </w:p>
+    <w:p>
+      <w:pPr>
+        <w:pStyle w:val="Compact"/>
+        <w:numPr>
+          <w:ilvl w:val="0"/>
+          <w:numId w:val="1026"/>
+        </w:numPr>
+      </w:pPr>
+      <w:r>
+        <w:t xml:space="preserve">On ne peut pas dire qu'il sera encore le meilleur l'an prochain : le test porte sur une seule période de 390 jours, et l'écart avec ses concurrents directs n'est pas démontré.</w:t>
+      </w:r>
+    </w:p>
+    <w:p>
+      <w:pPr>
+        <w:pStyle w:val="Compact"/>
+        <w:numPr>
+          <w:ilvl w:val="0"/>
+          <w:numId w:val="1026"/>
+        </w:numPr>
+      </w:pPr>
+      <w:r>
+        <w:t xml:space="preserve">Le « témoin » sans modélisation de la variance fait aussi bien en précision (74,06) : la partie GARCH n'apporte donc pas de précision, mais elle améliore la couverture des intervalles (95,9 % contre 93,3 %).</w:t>
+      </w:r>
+    </w:p>
+    <w:p>
+      <w:pPr>
+        <w:pStyle w:val="Compact"/>
+        <w:numPr>
+          <w:ilvl w:val="0"/>
+          <w:numId w:val="1026"/>
+        </w:numPr>
+      </w:pPr>
+      <w:r>
+        <w:t xml:space="preserve">Aucun modèle n'utilise de prévision météo ; les données ne disent pas ce que cette information apporterait.</w:t>
+      </w:r>
+    </w:p>
+    <w:p>
+      <w:pPr>
+        <w:pStyle w:val="Compact"/>
+        <w:numPr>
+          <w:ilvl w:val="0"/>
+          <w:numId w:val="1026"/>
+        </w:numPr>
+      </w:pPr>
+      <w:r>
+        <w:t xml:space="preserve">Les chiffres ne disent rien du coût d'une erreur pour l'exploitant, qui devrait guider le choix final.</w:t>
+      </w:r>
+    </w:p>
+    <w:bookmarkEnd w:id="162"/>
+    <w:bookmarkStart w:id="163" w:name="Xad9f23388d30cfdeddf3920790feb55f58ab3d0"/>
+    <w:p>
+      <w:pPr>
+        <w:pStyle w:val="Heading3"/>
+      </w:pPr>
+      <w:r>
+        <w:t xml:space="preserve">Prompt (c) : recommandations de gestion du réseau avec limites</w:t>
+      </w:r>
+    </w:p>
+    <w:p>
+      <w:pPr>
+        <w:pStyle w:val="SourceCode"/>
+      </w:pPr>
+      <w:r>
+        <w:rPr>
+          <w:rStyle w:val="VerbatimChar"/>
+        </w:rPr>
+        <w:t xml:space="preserve">Tu es conseiller en gestion de réseau électrique. À partir des prévisions ci-dessous, propose des recommandations de gestion (par exemple anticipation d'un pic de consommation, dimensionnement d'une marge de sécurité, choix du modèle à utiliser au quotidien).</w:t>
+      </w:r>
+      <w:r>
+        <w:br/>
+      </w:r>
+      <w:r>
+        <w:br/>
+      </w:r>
+      <w:r>
+        <w:rPr>
+          <w:rStyle w:val="VerbatimChar"/>
+        </w:rPr>
+        <w:t xml:space="preserve">Contexte : consommation électrique quotidienne de la France (GWh/jour). Les modèles ont été ajustés sur 3 506 jours (du 1er janvier 2016 au 6 août 2025) et évalués sur un test de 390 jours (du 7 août 2025 au 31 août 2026), par blocs de 7 jours (horizons de 1 à 7 jours). Aucun modèle n'utilise de prévision météo. Erreurs en GWh/jour ; la MAPE est en pourcentage. Prophet est réajusté chaque semaine, les autres modèles gardent des paramètres fixes ; l'hybride SARIMA + LSTM est évalué avec des erreurs d'apprentissage pseudo hors échantillon.</w:t>
+      </w:r>
+      <w:r>
+        <w:br/>
+      </w:r>
+      <w:r>
+        <w:br/>
+      </w:r>
+      <w:r>
+        <w:rPr>
+          <w:rStyle w:val="VerbatimChar"/>
+        </w:rPr>
+        <w:t xml:space="preserve">Prévisions de consommation du 1er au 7 septembre 2026 (GWh/jour ; la dernière observation disponible est celle du 31 août 2026) :</w:t>
+      </w:r>
+      <w:r>
+        <w:br/>
+      </w:r>
+      <w:r>
+        <w:rPr>
+          <w:rStyle w:val="VerbatimChar"/>
+        </w:rPr>
+        <w:t xml:space="preserve">- 2026-09-01 (mardi) : SARIMA = 1 086,54 ; SARIMA + LSTM = 1 093,08 ; LSTM = 1 095,60 ; GRU = 1 087,80 ; AR-GARCH = 1 079,10 [intervalle à 95 % : 1 030,19 à 1 128,01] ; VAR = 1 097,54 ; VECM = 1 100,64 ; Prophet = 1 090,11</w:t>
+      </w:r>
+      <w:r>
+        <w:br/>
+      </w:r>
+      <w:r>
+        <w:rPr>
+          <w:rStyle w:val="VerbatimChar"/>
+        </w:rPr>
+        <w:t xml:space="preserve">- 2026-09-02 (mercredi) : SARIMA = 1 090,60 ; SARIMA + LSTM = 1 096,77 ; LSTM = 1 096,01 ; GRU = 1 090,15 ; AR-GARCH = 1 082,29 [intervalle à 95 % : 1 004,74 à 1 159,84] ; VAR = 1 102,98 ; VECM = 1 110,17 ; Prophet = 1 094,77</w:t>
+      </w:r>
+      <w:r>
+        <w:br/>
+      </w:r>
+      <w:r>
+        <w:rPr>
+          <w:rStyle w:val="VerbatimChar"/>
+        </w:rPr>
+        <w:t xml:space="preserve">- 2026-09-03 (jeudi) : SARIMA = 1 085,84 ; SARIMA + LSTM = 1 083,02 ; LSTM = 1 100,61 ; GRU = 1 087,40 ; AR-GARCH = 1 082,22 [intervalle à 95 % : 985,06 à 1 179,38] ; VAR = 1 099,00 ; VECM = 1 108,48 ; Prophet = 1 094,20</w:t>
+      </w:r>
+      <w:r>
+        <w:br/>
+      </w:r>
+      <w:r>
+        <w:rPr>
+          <w:rStyle w:val="VerbatimChar"/>
+        </w:rPr>
+        <w:t xml:space="preserve">- 2026-09-04 (vendredi) : SARIMA = 1 074,40 ; SARIMA + LSTM = 1 069,49 ; LSTM = 1 086,72 ; GRU = 1 070,77 ; AR-GARCH = 1 064,36 [intervalle à 95 % : 953,10 à 1 175,61] ; VAR = 1 083,43 ; VECM = 1 086,69 ; Prophet = 1 080,21</w:t>
+      </w:r>
+      <w:r>
+        <w:br/>
+      </w:r>
+      <w:r>
+        <w:rPr>
+          <w:rStyle w:val="VerbatimChar"/>
+        </w:rPr>
+        <w:t xml:space="preserve">- 2026-09-05 (samedi) : SARIMA = 977,91 ; SARIMA + LSTM = 969,79 ; LSTM = 980,75 ; GRU = 962,05 ; AR-GARCH = 954,01 [intervalle à 95 % : 832,24 à 1 075,79] ; VAR = 973,08 ; VECM = 977,74 ; Prophet = 972,48</w:t>
+      </w:r>
+      <w:r>
+        <w:br/>
+      </w:r>
+      <w:r>
+        <w:rPr>
+          <w:rStyle w:val="VerbatimChar"/>
+        </w:rPr>
+        <w:t xml:space="preserve">- 2026-09-06 (dimanche) : SARIMA = 938,23 ; SARIMA + LSTM = 930,29 ; LSTM = 936,71 ; GRU = 910,15 ; AR-GARCH = 906,98 [intervalle à 95 % : 776,98 à 1 036,98] ; VAR = 923,66 ; VECM = 933,00 ; Prophet = 925,55</w:t>
+      </w:r>
+      <w:r>
+        <w:br/>
+      </w:r>
+      <w:r>
+        <w:rPr>
+          <w:rStyle w:val="VerbatimChar"/>
+        </w:rPr>
+        <w:t xml:space="preserve">- 2026-09-07 (lundi) : SARIMA = 1 056,45 ; SARIMA + LSTM = 1 044,81 ; LSTM = 1 078,25 ; GRU = 1 046,23 ; AR-GARCH = 1 049,73 [intervalle à 95 % : 913,05 à 1 186,42] ; VAR = 1 067,23 ; VECM = 1 071,65 ; Prophet = 1 071,15</w:t>
+      </w:r>
+      <w:r>
+        <w:br/>
+      </w:r>
+      <w:r>
+        <w:br/>
+      </w:r>
+      <w:r>
+        <w:rPr>
+          <w:rStyle w:val="VerbatimChar"/>
+        </w:rPr>
+        <w:t xml:space="preserve">Erreur de test d'AR-GARCH(1,2)-t selon l'horizon (RMSE, GWh/jour) : horizon 1 : 37,9 ; horizon 2 : 52,6 ; horizon 3 : 73,6 ; horizon 4 : 78,3 ; horizon 5 : 76,0 ; horizon 6 : 90,2 ; horizon 7 : 96,2.</w:t>
+      </w:r>
+      <w:r>
+        <w:br/>
+      </w:r>
+      <w:r>
+        <w:rPr>
+          <w:rStyle w:val="VerbatimChar"/>
+        </w:rPr>
+        <w:t xml:space="preserve">Précision générale sur le test : voir le tableau suivant.</w:t>
+      </w:r>
+      <w:r>
+        <w:br/>
+      </w:r>
+      <w:r>
+        <w:rPr>
+          <w:rStyle w:val="VerbatimChar"/>
+        </w:rPr>
+        <w:t xml:space="preserve">- AR-GARCH(1,2)-t : RMSE = 74,45, MAE = 48,61, MAPE = 3,78 %, couverture de l'intervalle à 95 % = 95,9 %, paramètres = 25, temps d'un ajustement = 0,10 s</w:t>
+      </w:r>
+      <w:r>
+        <w:br/>
+      </w:r>
+      <w:r>
+        <w:rPr>
+          <w:rStyle w:val="VerbatimChar"/>
+        </w:rPr>
+        <w:t xml:space="preserve">- LSTM : RMSE = 75,07, MAE = 50,26, MAPE = 3,96 %, couverture de l'intervalle à 95 % = sans intervalle, paramètres = 4900, temps d'un ajustement = 7,73 s</w:t>
+      </w:r>
+      <w:r>
+        <w:br/>
+      </w:r>
+      <w:r>
+        <w:rPr>
+          <w:rStyle w:val="VerbatimChar"/>
+        </w:rPr>
+        <w:t xml:space="preserve">- GRU : RMSE = 76,40, MAE = 52,40, MAPE = 4,16 %, couverture de l'intervalle à 95 % = sans intervalle, paramètres = 3684, temps d'un ajustement = 15,18 s</w:t>
+      </w:r>
+      <w:r>
+        <w:br/>
+      </w:r>
+      <w:r>
+        <w:rPr>
+          <w:rStyle w:val="VerbatimChar"/>
+        </w:rPr>
+        <w:t xml:space="preserve">- VAR(3) : RMSE = 78,96, MAE = 54,67, MAPE = 4,31 %, couverture de l'intervalle à 95 % = 93,1 %, paramètres = 40, temps d'un ajustement = 0,02 s</w:t>
+      </w:r>
+      <w:r>
+        <w:br/>
+      </w:r>
+      <w:r>
+        <w:rPr>
+          <w:rStyle w:val="VerbatimChar"/>
+        </w:rPr>
+        <w:t xml:space="preserve">- SARIMA + LSTM : RMSE = 79,92, MAE = 53,84, MAPE = 4,27 %, couverture de l'intervalle à 95 % = sans intervalle, paramètres = 4905, temps d'un ajustement = 10,60 s</w:t>
+      </w:r>
+      <w:r>
+        <w:br/>
+      </w:r>
+      <w:r>
+        <w:rPr>
+          <w:rStyle w:val="VerbatimChar"/>
+        </w:rPr>
+        <w:t xml:space="preserve">- SARIMA : RMSE = 82,38, MAE = 53,12, MAPE = 4,13 %, couverture de l'intervalle à 95 % = 94,4 %, paramètres = 5, temps d'un ajustement = 2,08 s</w:t>
+      </w:r>
+      <w:r>
+        <w:br/>
+      </w:r>
+      <w:r>
+        <w:rPr>
+          <w:rStyle w:val="VerbatimChar"/>
+        </w:rPr>
+        <w:t xml:space="preserve">- VECM(12, r=1) : RMSE = 87,56, MAE = 58,71, MAPE = 4,61 %, couverture de l'intervalle à 95 % = 91,3 %, paramètres = 79, temps d'un ajustement = 0,02 s</w:t>
+      </w:r>
+      <w:r>
+        <w:br/>
+      </w:r>
+      <w:r>
+        <w:rPr>
+          <w:rStyle w:val="VerbatimChar"/>
+        </w:rPr>
+        <w:t xml:space="preserve">- Prophet : RMSE = 101,79, MAE = 75,06, MAPE = 5,91 %, couverture de l'intervalle à 95 % = 88,5 %, paramètres = 55, temps d'un ajustement = 1,78 s</w:t>
+      </w:r>
+      <w:r>
+        <w:br/>
+      </w:r>
+      <w:r>
+        <w:rPr>
+          <w:rStyle w:val="VerbatimChar"/>
+        </w:rPr>
+        <w:t xml:space="preserve">- Persistance : RMSE = 109,13, MAE = 76,63, MAPE = 6,46 %, couverture de l'intervalle à 95 % = sans intervalle, paramètres = 0, temps d'un ajustement = 0,00 s</w:t>
+      </w:r>
+      <w:r>
+        <w:br/>
+      </w:r>
+      <w:r>
+        <w:rPr>
+          <w:rStyle w:val="VerbatimChar"/>
+        </w:rPr>
+        <w:t xml:space="preserve">- Naïf saisonnier : RMSE = 113,93, MAE = 76,66, MAPE = 5,97 %, couverture de l'intervalle à 95 % = sans intervalle, paramètres = 0, temps d'un ajustement = 0,00 s</w:t>
+      </w:r>
+      <w:r>
+        <w:br/>
+      </w:r>
+      <w:r>
+        <w:rPr>
+          <w:rStyle w:val="VerbatimChar"/>
+        </w:rPr>
+        <w:t xml:space="preserve">- Témoin AR à variance constante : RMSE = 74,06, MAE = 49,16, MAPE = 3,84 %, couverture = 93,3 %</w:t>
+      </w:r>
+      <w:r>
+        <w:br/>
+      </w:r>
+      <w:r>
+        <w:br/>
+      </w:r>
+      <w:r>
+        <w:rPr>
+          <w:rStyle w:val="VerbatimChar"/>
+        </w:rPr>
+        <w:t xml:space="preserve">Ta mission :</w:t>
+      </w:r>
+      <w:r>
+        <w:br/>
+      </w:r>
+      <w:r>
+        <w:rPr>
+          <w:rStyle w:val="VerbatimChar"/>
+        </w:rPr>
+        <w:t xml:space="preserve">1. Donne des recommandations de gestion concrètes et priorisées, chacune reliée à un chiffre ci-dessus.</w:t>
+      </w:r>
+      <w:r>
+        <w:br/>
+      </w:r>
+      <w:r>
+        <w:rPr>
+          <w:rStyle w:val="VerbatimChar"/>
+        </w:rPr>
+        <w:t xml:space="preserve">2. Formule toi-même, pour chaque recommandation, ses limites et ses risques (hypothèses non vérifiées, erreurs possibles, ce qui pourrait la rendre fausse).</w:t>
+      </w:r>
+      <w:r>
+        <w:br/>
+      </w:r>
+      <w:r>
+        <w:rPr>
+          <w:rStyle w:val="VerbatimChar"/>
+        </w:rPr>
+        <w:t xml:space="preserve">3. Indique explicitement ce que ces données ne permettent pas de décider.</w:t>
+      </w:r>
+      <w:r>
+        <w:br/>
+      </w:r>
+      <w:r>
+        <w:rPr>
+          <w:rStyle w:val="VerbatimChar"/>
+        </w:rPr>
+        <w:t xml:space="preserve">Réponds en français, de façon structurée. Ne présente aucune causalité comme démontrée si elle ne l'est pas par les données fournies.</w:t>
+      </w:r>
+    </w:p>
+    <w:p>
+      <w:pPr>
+        <w:pStyle w:val="FirstParagraph"/>
       </w:pPr>
       <w:r>
         <w:rPr>
           <w:b/>
           <w:bCs/>
         </w:rPr>
-        <w:t xml:space="preserve">2. Dimensionner la marge de sécurité sur la borne haute de l'intervalle, et la réviser chaque jour.</w:t>
+        <w:t xml:space="preserve">Réponse intégrale de Claude au prompt (c)</w:t>
+      </w:r>
+      <w:r>
+        <w:t xml:space="preserve"> </w:t>
+      </w:r>
+      <w:r>
+        <w:t xml:space="preserve">(</w:t>
+      </w:r>
+      <w:r>
+        <w:rPr>
+          <w:rStyle w:val="VerbatimChar"/>
+        </w:rPr>
+        <w:t xml:space="preserve">05_reponse_integrale.md</w:t>
+      </w:r>
+      <w:r>
+        <w:t xml:space="preserve">) :</w:t>
+      </w:r>
+    </w:p>
+    <w:p>
+      <w:pPr>
+        <w:pStyle w:val="BlockText"/>
+      </w:pPr>
+      <w:r>
+        <w:rPr>
+          <w:b/>
+          <w:bCs/>
+        </w:rPr>
+        <w:t xml:space="preserve">Recommandations de gestion, par ordre de priorité</w:t>
+      </w:r>
+    </w:p>
+    <w:p>
+      <w:pPr>
+        <w:pStyle w:val="BlockText"/>
+      </w:pPr>
+      <w:r>
+        <w:rPr>
+          <w:b/>
+          <w:bCs/>
+        </w:rPr>
+        <w:t xml:space="preserve">1. Utiliser AR-GARCH(1,2)-t comme prévision de référence et raisonner sur son intervalle, pas sur la seule valeur centrale.</w:t>
       </w:r>
     </w:p>
     <w:p>
@@ -30477,7 +31531,7 @@
         <w:t xml:space="preserve"> </w:t>
       </w:r>
       <w:r>
-        <w:t xml:space="preserve">La borne haute est de 1 128,01 GWh le mardi 1er septembre et de 1 186,42 GWh le lundi 7 septembre. La largeur de l'intervalle passe d'environ 98 GWh le premier jour à environ 273 GWh le septième (différences que je calcule). L'erreur de test croît avec l'horizon : 37,9 GWh à un jour, 96,2 GWh à sept jours.</w:t>
+        <w:t xml:space="preserve">RMSE de test de 74,45 GWh/jour, la plus faible du tableau, et couverture de 95,9 % pour un intervalle annoncé à 95 %. C'est le seul modèle dont l'intervalle est fourni ici.</w:t>
       </w:r>
     </w:p>
     <w:p>
@@ -30493,35 +31547,13 @@
           <w:i/>
           <w:iCs/>
         </w:rPr>
-        <w:t xml:space="preserve">Recommandation.</w:t>
-      </w:r>
-      <w:r>
-        <w:t xml:space="preserve"> </w:t>
-      </w:r>
-      <w:r>
-        <w:t xml:space="preserve">Prévoir une marge plus large pour la fin de semaine que pour le lendemain, et refaire la prévision chaque jour plutôt que de s'appuyer sur celle faite sept jours plus tôt.</w:t>
-      </w:r>
-    </w:p>
-    <w:p>
-      <w:pPr>
-        <w:pStyle w:val="Compact"/>
-        <w:numPr>
-          <w:ilvl w:val="0"/>
-          <w:numId w:val="1027"/>
-        </w:numPr>
-      </w:pPr>
-      <w:r>
-        <w:rPr>
-          <w:i/>
-          <w:iCs/>
-        </w:rPr>
         <w:t xml:space="preserve">Limites et risques.</w:t>
       </w:r>
       <w:r>
         <w:t xml:space="preserve"> </w:t>
       </w:r>
       <w:r>
-        <w:t xml:space="preserve">Un intervalle à 95 % laisse, par construction, environ un jour sur vingt en dehors. Les erreurs les plus fortes peuvent se concentrer sur certains épisodes (les données ne disent pas lesquels). L'intervalle ne tient pas compte de l'incertitude sur les paramètres du modèle.</w:t>
+        <w:t xml:space="preserve">Le témoin à variance constante fait aussi bien en précision (74,06) : le choix d'AR-GARCH se justifie par ses intervalles, pas par sa valeur centrale. La couverture de 95,9 % est une moyenne sur 390 jours ; rien n'indique qu'elle vaut pour chaque saison ni pour chaque horizon.</w:t>
       </w:r>
     </w:p>
     <w:p>
@@ -30533,7 +31565,7 @@
           <w:b/>
           <w:bCs/>
         </w:rPr>
-        <w:t xml:space="preserve">3. Anticiper le niveau le plus élevé de la semaine en milieu de semaine, et le creux le dimanche.</w:t>
+        <w:t xml:space="preserve">2. Dimensionner la marge de sécurité sur la borne haute de l'intervalle, et la réviser chaque jour.</w:t>
       </w:r>
     </w:p>
     <w:p>
@@ -30555,7 +31587,7 @@
         <w:t xml:space="preserve"> </w:t>
       </w:r>
       <w:r>
-        <w:t xml:space="preserve">Les prévisions les plus hautes concernent le mercredi 2 septembre (de 1 082,29 à 1 110,17 GWh selon les modèles) et le jeudi 3 septembre (de 1 082,22 à 1 108,48 GWh). Le creux est le dimanche 6 septembre (de 906,98 à 938,23 GWh).</w:t>
+        <w:t xml:space="preserve">La borne haute est de 1 128,01 GWh le mardi 1er septembre et de 1 186,42 GWh le lundi 7 septembre. La largeur de l'intervalle passe d'environ 98 GWh le premier jour à environ 273 GWh le septième (différences que je calcule). L'erreur de test croît avec l'horizon : 37,9 GWh à un jour, 96,2 GWh à sept jours.</w:t>
       </w:r>
     </w:p>
     <w:p>
@@ -30577,7 +31609,7 @@
         <w:t xml:space="preserve"> </w:t>
       </w:r>
       <w:r>
-        <w:t xml:space="preserve">Planifier de préférence les opérations qui réduisent la capacité disponible (maintenance) le dimanche, et éviter le milieu de semaine.</w:t>
+        <w:t xml:space="preserve">Prévoir une marge plus large pour la fin de semaine que pour le lendemain, et refaire la prévision chaque jour plutôt que de s'appuyer sur celle faite sept jours plus tôt.</w:t>
       </w:r>
     </w:p>
     <w:p>
@@ -30599,7 +31631,7 @@
         <w:t xml:space="preserve"> </w:t>
       </w:r>
       <w:r>
-        <w:t xml:space="preserve">Il s'agit d'un profil hebdomadaire ordinaire, pas d'un « pic » exceptionnel : aucune valeur prévue n'approche les niveaux qu'une vague de froid pourrait produire, et ces données ne permettent pas d'en anticiper une. Le creux du week-end est vraisemblablement lié à la baisse d'activité, mais cette cause n'est pas démontrée par les données fournies.</w:t>
+        <w:t xml:space="preserve">Un intervalle à 95 % laisse, par construction, environ un jour sur vingt en dehors. Les erreurs les plus fortes peuvent se concentrer sur certains épisodes (les données ne disent pas lesquels). L'intervalle ne tient pas compte de l'incertitude sur les paramètres du modèle.</w:t>
       </w:r>
     </w:p>
     <w:p>
@@ -30611,7 +31643,7 @@
           <w:b/>
           <w:bCs/>
         </w:rPr>
-        <w:t xml:space="preserve">4. Surveiller les jours où les modèles divergent.</w:t>
+        <w:t xml:space="preserve">3. Anticiper le niveau le plus élevé de la semaine en milieu de semaine, et le creux le dimanche.</w:t>
       </w:r>
     </w:p>
     <w:p>
@@ -30633,7 +31665,7 @@
         <w:t xml:space="preserve"> </w:t>
       </w:r>
       <w:r>
-        <w:t xml:space="preserve">Le lundi 7 septembre, les prévisions vont de 1 044,81 GWh (SARIMA + LSTM) à 1 078,25 GWh (LSTM), soit un écart d'environ 33 GWh (différence que je calcule), le plus grand de la semaine.</w:t>
+        <w:t xml:space="preserve">Les prévisions les plus hautes concernent le mercredi 2 septembre (de 1 082,29 à 1 110,17 GWh selon les modèles) et le jeudi 3 septembre (de 1 082,22 à 1 108,48 GWh). Le creux est le dimanche 6 septembre (de 906,98 à 938,23 GWh).</w:t>
       </w:r>
     </w:p>
     <w:p>
@@ -30655,7 +31687,7 @@
         <w:t xml:space="preserve"> </w:t>
       </w:r>
       <w:r>
-        <w:t xml:space="preserve">Traiter cet écart comme un signal d'incertitude supplémentaire et suivre ce jour de plus près.</w:t>
+        <w:t xml:space="preserve">Planifier de préférence les opérations qui réduisent la capacité disponible (maintenance) le dimanche, et éviter le milieu de semaine.</w:t>
       </w:r>
     </w:p>
     <w:p>
@@ -30677,7 +31709,7 @@
         <w:t xml:space="preserve"> </w:t>
       </w:r>
       <w:r>
-        <w:t xml:space="preserve">Des modèles d'accord entre eux peuvent se tromper ensemble : ils utilisent les mêmes données et aucun n'a de prévision météo. L'accord entre modèles n'est pas une mesure de fiabilité.</w:t>
+        <w:t xml:space="preserve">Il s'agit d'un profil hebdomadaire ordinaire, pas d'un « pic » exceptionnel : aucune valeur prévue n'approche les niveaux qu'une vague de froid pourrait produire, et ces données ne permettent pas d'en anticiper une. Le creux du week-end est vraisemblablement lié à la baisse d'activité, mais cette cause n'est pas démontrée par les données fournies.</w:t>
       </w:r>
     </w:p>
     <w:p>
@@ -30689,7 +31721,7 @@
           <w:b/>
           <w:bCs/>
         </w:rPr>
-        <w:t xml:space="preserve">5. Ne pas utiliser Prophet ni les méthodes naïves pour la prévision à sept jours.</w:t>
+        <w:t xml:space="preserve">4. Surveiller les jours où les modèles divergent.</w:t>
       </w:r>
     </w:p>
     <w:p>
@@ -30711,7 +31743,7 @@
         <w:t xml:space="preserve"> </w:t>
       </w:r>
       <w:r>
-        <w:t xml:space="preserve">RMSE de 101,79 GWh/jour pour Prophet, 109,13 pour la persistance et 113,93 pour le naïf saisonnier, contre 74,45 pour AR-GARCH ; la couverture de Prophet n'est que de 88,5 %.</w:t>
+        <w:t xml:space="preserve">Le lundi 7 septembre, les prévisions vont de 1 044,81 GWh (SARIMA + LSTM) à 1 078,25 GWh (LSTM), soit un écart d'environ 33 GWh (différence que je calcule), le plus grand de la semaine.</w:t>
       </w:r>
     </w:p>
     <w:p>
@@ -30727,13 +31759,35 @@
           <w:i/>
           <w:iCs/>
         </w:rPr>
+        <w:t xml:space="preserve">Recommandation.</w:t>
+      </w:r>
+      <w:r>
+        <w:t xml:space="preserve"> </w:t>
+      </w:r>
+      <w:r>
+        <w:t xml:space="preserve">Traiter cet écart comme un signal d'incertitude supplémentaire et suivre ce jour de plus près.</w:t>
+      </w:r>
+    </w:p>
+    <w:p>
+      <w:pPr>
+        <w:pStyle w:val="Compact"/>
+        <w:numPr>
+          <w:ilvl w:val="0"/>
+          <w:numId w:val="1030"/>
+        </w:numPr>
+      </w:pPr>
+      <w:r>
+        <w:rPr>
+          <w:i/>
+          <w:iCs/>
+        </w:rPr>
         <w:t xml:space="preserve">Limites et risques.</w:t>
       </w:r>
       <w:r>
         <w:t xml:space="preserve"> </w:t>
       </w:r>
       <w:r>
-        <w:t xml:space="preserve">Ce classement vaut pour ce test ; Prophet est par ailleurs réajusté chaque semaine, ce qui n'est pas le cas des autres modèles. Les méthodes naïves restent utiles comme garde-fou : une prévision qui s'en écarte beaucoup mérite d'être vérifiée.</w:t>
+        <w:t xml:space="preserve">Des modèles d'accord entre eux peuvent se tromper ensemble : ils utilisent les mêmes données et aucun n'a de prévision météo. L'accord entre modèles n'est pas une mesure de fiabilité.</w:t>
       </w:r>
     </w:p>
     <w:p>
@@ -30745,7 +31799,7 @@
           <w:b/>
           <w:bCs/>
         </w:rPr>
-        <w:t xml:space="preserve">6. Garder un second modèle en parallèle.</w:t>
+        <w:t xml:space="preserve">5. Ne pas utiliser Prophet ni les méthodes naïves pour la prévision à sept jours.</w:t>
       </w:r>
     </w:p>
     <w:p>
@@ -30767,7 +31821,7 @@
         <w:t xml:space="preserve"> </w:t>
       </w:r>
       <w:r>
-        <w:t xml:space="preserve">Le LSTM (75,07) et le GRU (76,40) ont des erreurs très proches de celle d'AR-GARCH.</w:t>
+        <w:t xml:space="preserve">RMSE de 101,79 GWh/jour pour Prophet, 109,13 pour la persistance et 113,93 pour le naïf saisonnier, contre 74,45 pour AR-GARCH ; la couverture de Prophet n'est que de 88,5 %.</w:t>
       </w:r>
     </w:p>
     <w:p>
@@ -30789,7 +31843,7 @@
         <w:t xml:space="preserve"> </w:t>
       </w:r>
       <w:r>
-        <w:t xml:space="preserve">Ils ne fournissent pas d'intervalle et comptent 4 900 et 3 684 paramètres : ils sont plus difficiles à expliquer et à auditer.</w:t>
+        <w:t xml:space="preserve">Ce classement vaut pour ce test ; Prophet est par ailleurs réajusté chaque semaine, ce qui n'est pas le cas des autres modèles. Les méthodes naïves restent utiles comme garde-fou : une prévision qui s'en écarte beaucoup mérite d'être vérifiée.</w:t>
       </w:r>
     </w:p>
     <w:p>
@@ -30801,7 +31855,7 @@
           <w:b/>
           <w:bCs/>
         </w:rPr>
-        <w:t xml:space="preserve">Ce que ces données ne permettent pas de décider</w:t>
+        <w:t xml:space="preserve">6. Garder un second modèle en parallèle.</w:t>
       </w:r>
     </w:p>
     <w:p>
@@ -30813,7 +31867,17 @@
         </w:numPr>
       </w:pPr>
       <w:r>
-        <w:t xml:space="preserve">Le niveau de marge acceptable : il dépend de la capacité disponible et du coût d'une défaillance, absents des données.</w:t>
+        <w:rPr>
+          <w:i/>
+          <w:iCs/>
+        </w:rPr>
+        <w:t xml:space="preserve">Chiffres.</w:t>
+      </w:r>
+      <w:r>
+        <w:t xml:space="preserve"> </w:t>
+      </w:r>
+      <w:r>
+        <w:t xml:space="preserve">Le LSTM (75,07) et le GRU (76,40) ont des erreurs très proches de celle d'AR-GARCH.</w:t>
       </w:r>
     </w:p>
     <w:p>
@@ -30825,7 +31889,29 @@
         </w:numPr>
       </w:pPr>
       <w:r>
-        <w:t xml:space="preserve">Le comportement en cas d'événement exceptionnel (vague de froid ou de chaleur, incident sur le réseau) : aucun modèle n'utilise la météo.</w:t>
+        <w:rPr>
+          <w:i/>
+          <w:iCs/>
+        </w:rPr>
+        <w:t xml:space="preserve">Limites et risques.</w:t>
+      </w:r>
+      <w:r>
+        <w:t xml:space="preserve"> </w:t>
+      </w:r>
+      <w:r>
+        <w:t xml:space="preserve">Ils ne fournissent pas d'intervalle et comptent 4 900 et 3 684 paramètres : ils sont plus difficiles à expliquer et à auditer.</w:t>
+      </w:r>
+    </w:p>
+    <w:p>
+      <w:pPr>
+        <w:pStyle w:val="BlockText"/>
+      </w:pPr>
+      <w:r>
+        <w:rPr>
+          <w:b/>
+          <w:bCs/>
+        </w:rPr>
+        <w:t xml:space="preserve">Ce que ces données ne permettent pas de décider</w:t>
       </w:r>
     </w:p>
     <w:p>
@@ -30833,11 +31919,11 @@
         <w:pStyle w:val="Compact"/>
         <w:numPr>
           <w:ilvl w:val="0"/>
-          <w:numId w:val="1032"/>
+          <w:numId w:val="1033"/>
         </w:numPr>
       </w:pPr>
       <w:r>
-        <w:t xml:space="preserve">La fiabilité des prévisions pour cette semaine précise : les valeurs réelles de septembre 2026 ne sont pas fournies.</w:t>
+        <w:t xml:space="preserve">Le niveau de marge acceptable : il dépend de la capacité disponible et du coût d'une défaillance, absents des données.</w:t>
       </w:r>
     </w:p>
     <w:p>
@@ -30845,11 +31931,11 @@
         <w:pStyle w:val="Compact"/>
         <w:numPr>
           <w:ilvl w:val="0"/>
-          <w:numId w:val="1032"/>
+          <w:numId w:val="1033"/>
         </w:numPr>
       </w:pPr>
       <w:r>
-        <w:t xml:space="preserve">La stabilité du classement des modèles : il repose sur une seule période de test de 390 jours.</w:t>
+        <w:t xml:space="preserve">Le comportement en cas d'événement exceptionnel (vague de froid ou de chaleur, incident sur le réseau) : aucun modèle n'utilise la météo.</w:t>
       </w:r>
     </w:p>
     <w:p>
@@ -30857,40 +31943,252 @@
         <w:pStyle w:val="Compact"/>
         <w:numPr>
           <w:ilvl w:val="0"/>
-          <w:numId w:val="1032"/>
+          <w:numId w:val="1033"/>
         </w:numPr>
       </w:pPr>
       <w:r>
+        <w:t xml:space="preserve">La fiabilité des prévisions pour cette semaine précise : les valeurs réelles de septembre 2026 ne sont pas fournies.</w:t>
+      </w:r>
+    </w:p>
+    <w:p>
+      <w:pPr>
+        <w:pStyle w:val="Compact"/>
+        <w:numPr>
+          <w:ilvl w:val="0"/>
+          <w:numId w:val="1033"/>
+        </w:numPr>
+      </w:pPr>
+      <w:r>
+        <w:t xml:space="preserve">La stabilité du classement des modèles : il repose sur une seule période de test de 390 jours.</w:t>
+      </w:r>
+    </w:p>
+    <w:p>
+      <w:pPr>
+        <w:pStyle w:val="Compact"/>
+        <w:numPr>
+          <w:ilvl w:val="0"/>
+          <w:numId w:val="1033"/>
+        </w:numPr>
+      </w:pPr>
+      <w:r>
         <w:t xml:space="preserve">Toute décision d'exploitation réelle : ces prévisions sont un exercice de modélisation, pas un outil validé pour la conduite du réseau.</w:t>
       </w:r>
     </w:p>
-    <w:bookmarkEnd w:id="162"/>
     <w:bookmarkEnd w:id="163"/>
-    <w:bookmarkStart w:id="164" w:name="b3-audit-complet-des-affirmations-du-llm"/>
+    <w:bookmarkEnd w:id="164"/>
+    <w:bookmarkStart w:id="167" w:name="X263105534f6e14258330b67972efa898a20b348"/>
     <w:p>
       <w:pPr>
         <w:pStyle w:val="Heading2"/>
       </w:pPr>
       <w:r>
-        <w:t xml:space="preserve">B.3 Audit complet des affirmations du LLM</w:t>
+        <w:t xml:space="preserve">B.3 Interprétation du groupe et second tour (ChatGPT)</w:t>
+      </w:r>
+    </w:p>
+    <w:bookmarkStart w:id="165" w:name="interprétation-du-groupe"/>
+    <w:p>
+      <w:pPr>
+        <w:pStyle w:val="Heading3"/>
+      </w:pPr>
+      <w:r>
+        <w:t xml:space="preserve">Interprétation du groupe</w:t>
       </w:r>
     </w:p>
     <w:p>
       <w:pPr>
         <w:pStyle w:val="FirstParagraph"/>
+      </w:pPr>
+      <w:r>
+        <w:t xml:space="preserve">Ce texte (</w:t>
+      </w:r>
+      <w:r>
+        <w:rPr>
+          <w:rStyle w:val="VerbatimChar"/>
+        </w:rPr>
+        <w:t xml:space="preserve">interpretation_personnelle.md</w:t>
+      </w:r>
+      <w:r>
+        <w:t xml:space="preserve">) a été rédigé par le groupe après le premier tour et la lecture des résultats du projet, avant la consultation de ChatGPT. Seules l'orthographe et la typographie ont été corrigées.</w:t>
+      </w:r>
+    </w:p>
+    <w:p>
+      <w:pPr>
+        <w:pStyle w:val="BlockText"/>
       </w:pPr>
       <w:r>
         <w:rPr>
           <w:b/>
           <w:bCs/>
         </w:rPr>
-        <w:t xml:space="preserve">Tableau 41 — Audit des 29 affirmations chiffrées ou causales des trois réponses.</w:t>
-      </w:r>
-      <w:r>
-        <w:t xml:space="preserve"> </w:t>
-      </w:r>
-      <w:r>
-        <w:t xml:space="preserve">Vingt affirmations sont correctes et neuf simplifiées ; aucune n'est fausse et aucune causalité n'est présentée comme démontrée.</w:t>
+        <w:t xml:space="preserve">Interprétation du groupe</w:t>
+      </w:r>
+    </w:p>
+    <w:p>
+      <w:pPr>
+        <w:pStyle w:val="BlockText"/>
+      </w:pPr>
+      <w:r>
+        <w:t xml:space="preserve">Si on devait choisir un modèle demain, on partirait sur AR-GARCH. AR-GARCH n'est pas démontré meilleur que les autres, mais ses intervalles sont les plus fiables, il est interprétable et quasi instantané. Le témoin AR sans GARCH fait d'ailleurs aussi bien en prévision, ce qui montre que GARCH sert surtout à mesurer l'incertitude. Les plis de validation montrent que tout se joue en hiver : le chauffage électrique rend la conso très sensible au froid, et sans prévisions météo les modèles se font surprendre par chaque vague de froid. La baisse d'après 2022 ressemble à un vrai changement structurel (habitudes, prix, industrie), puisque le niveau a baissé alors que la sensibilité au froid est restée la même. Ce qui fait le plus douter, c'est qu'on n'a testé que sur un seul hiver et validé en été, donc sur la saison où les erreurs comptent le moins.</w:t>
+      </w:r>
+    </w:p>
+    <w:bookmarkEnd w:id="165"/>
+    <w:bookmarkStart w:id="166" w:name="réponse-intégrale-de-chatgpt-au-prompt-b"/>
+    <w:p>
+      <w:pPr>
+        <w:pStyle w:val="Heading3"/>
+      </w:pPr>
+      <w:r>
+        <w:t xml:space="preserve">Réponse intégrale de ChatGPT au prompt (b)</w:t>
+      </w:r>
+    </w:p>
+    <w:p>
+      <w:pPr>
+        <w:pStyle w:val="FirstParagraph"/>
+      </w:pPr>
+      <w:r>
+        <w:t xml:space="preserve">Le prompt (b) reproduit en B.2 a été soumis à ChatGPT sans modification. Sa réponse (</w:t>
+      </w:r>
+      <w:r>
+        <w:rPr>
+          <w:rStyle w:val="VerbatimChar"/>
+        </w:rPr>
+        <w:t xml:space="preserve">06_reponse_chatgpt.md</w:t>
+      </w:r>
+      <w:r>
+        <w:t xml:space="preserve">) est reproduite telle quelle.</w:t>
+      </w:r>
+    </w:p>
+    <w:p>
+      <w:pPr>
+        <w:pStyle w:val="BlockText"/>
+      </w:pPr>
+      <w:r>
+        <w:t xml:space="preserve">Quel modèle se trompe le moins ?</w:t>
+      </w:r>
+    </w:p>
+    <w:p>
+      <w:pPr>
+        <w:pStyle w:val="BlockText"/>
+      </w:pPr>
+      <w:r>
+        <w:t xml:space="preserve">Parmi les dix modèles, l’AR-GARCH a les plus petites erreurs sur les trois mesures : 74,45 GWh/jour en RMSE, 48,61 GWh/jour en MAE et 3,78 % en MAPE. Pour une consommation moyenne de 1 258,93 GWh/jour, une RMSE de 74,45 représente environ 5,9 %. Cet indicateur donne beaucoup de poids aux grosses erreurs. Un jour ordinaire, l’écart typique est plutôt de 49 GWh, soit un peu moins de 4 %. La plupart des jours, la prévision est donc juste à environ 4 % près, et quelques jours difficiles font monter la moyenne.</w:t>
+      </w:r>
+    </w:p>
+    <w:p>
+      <w:pPr>
+        <w:pStyle w:val="BlockText"/>
+      </w:pPr>
+      <w:r>
+        <w:t xml:space="preserve">À noter : un témoin plus simple (AR sans GARCH) obtient une RMSE légèrement plus faible (74,06). La partie GARCH n’améliore donc pas la prévision elle-même. Son apport porte sur les fourchettes d’incertitude.</w:t>
+      </w:r>
+    </w:p>
+    <w:p>
+      <w:pPr>
+        <w:pStyle w:val="BlockText"/>
+      </w:pPr>
+      <w:r>
+        <w:t xml:space="preserve">Une erreur plus petite n’est pas une supériorité prouvée</w:t>
+      </w:r>
+    </w:p>
+    <w:p>
+      <w:pPr>
+        <w:pStyle w:val="BlockText"/>
+      </w:pPr>
+      <w:r>
+        <w:t xml:space="preserve">Sur une seule année de test, de petits écarts peuvent être dus au hasard. Le test de Diebold–Mariano vérifie si un écart est assez net pour être attribué au modèle. Comme on fait 45 comparaisons, on corrige les résultats pour éviter les fausses découvertes. Par exemple, AR-GARCH contre SARIMA semble significatif pris isolément (p = 0,037), mais ne l’est plus après correction (0,890).</w:t>
+      </w:r>
+    </w:p>
+    <w:p>
+      <w:pPr>
+        <w:pStyle w:val="BlockText"/>
+      </w:pPr>
+      <w:r>
+        <w:t xml:space="preserve">Résultat : l’AR-GARCH bat de façon démontrée Prophet et la persistance (« demain comme aujourd’hui »). Il bat aussi le naïf saisonnier sur l’erreur absolue, mais pas sur l’erreur quadratique (0,157). Face au LSTM, au GRU, au VAR, au SARIMA, au VECM et à l’hybride, on ne peut pas trancher.</w:t>
+      </w:r>
+    </w:p>
+    <w:p>
+      <w:pPr>
+        <w:pStyle w:val="BlockText"/>
+      </w:pPr>
+      <w:r>
+        <w:t xml:space="preserve">Les autres critères</w:t>
+      </w:r>
+    </w:p>
+    <w:p>
+      <w:pPr>
+        <w:pStyle w:val="BlockText"/>
+      </w:pPr>
+      <w:r>
+        <w:t xml:space="preserve">Fourchettes : une fourchette à 95 % devrait contenir la vraie valeur 95 % du temps. L’AR-GARCH est le plus proche (95,9 %), devant SARIMA (94,4 %), VAR (93,1 %) et VECM (91,3 %). Prophet (88,5 %) est trop optimiste. LSTM, GRU et l’hybride ne fournissent aucune fourchette. La largeur des fourchettes n’est pas donnée : une fourchette très large couvre facilement.</w:t>
+      </w:r>
+    </w:p>
+    <w:p>
+      <w:pPr>
+        <w:pStyle w:val="BlockText"/>
+      </w:pPr>
+      <w:r>
+        <w:t xml:space="preserve">Lisibilité : l’AR-GARCH a 25 paramètres et le SARIMA 5, contre 3 684 à 4 905 pour les modèles à réseaux de neurones, difficiles à expliquer.</w:t>
+      </w:r>
+    </w:p>
+    <w:p>
+      <w:pPr>
+        <w:pStyle w:val="BlockText"/>
+      </w:pPr>
+      <w:r>
+        <w:t xml:space="preserve">Coût : tous les modèles s’ajustent en moins de 16 secondes, donc ce critère ne départage pas vraiment.</w:t>
+      </w:r>
+    </w:p>
+    <w:p>
+      <w:pPr>
+        <w:pStyle w:val="BlockText"/>
+      </w:pPr>
+      <w:r>
+        <w:t xml:space="preserve">Ce qu’on peut et ne peut pas conclure</w:t>
+      </w:r>
+    </w:p>
+    <w:p>
+      <w:pPr>
+        <w:pStyle w:val="BlockText"/>
+      </w:pPr>
+      <w:r>
+        <w:t xml:space="preserve">On peut conclure que les modèles statistiques classiques font au moins aussi bien que les réseaux de neurones. Ils battent nettement les règles naïves et Prophet. L’AR-GARCH offre le meilleur compromis entre précision, fourchettes fiables et simplicité.</w:t>
+      </w:r>
+    </w:p>
+    <w:p>
+      <w:pPr>
+        <w:pStyle w:val="BlockText"/>
+      </w:pPr>
+      <w:r>
+        <w:t xml:space="preserve">On ne peut pas affirmer qu’il est le meilleur dans l’absolu, ni que ces résultats tiendront sur d’autres années. Les données ne disent pas comment l’erreur évolue entre 1 et 7 jours d’avance, ni comment les modèles se comportent pendant les vagues de froid. Enfin, aucun modèle n’utilise la météo : on ne sait pas ce qu’elle apporterait.</w:t>
+      </w:r>
+    </w:p>
+    <w:bookmarkEnd w:id="166"/>
+    <w:bookmarkEnd w:id="167"/>
+    <w:bookmarkStart w:id="168" w:name="Xeb9898661cf51ec314303b918c993e96def21e0"/>
+    <w:p>
+      <w:pPr>
+        <w:pStyle w:val="Heading2"/>
+      </w:pPr>
+      <w:r>
+        <w:t xml:space="preserve">B.4 Audit complet des affirmations des LLM</w:t>
+      </w:r>
+    </w:p>
+    <w:p>
+      <w:pPr>
+        <w:pStyle w:val="FirstParagraph"/>
+      </w:pPr>
+      <w:r>
+        <w:rPr>
+          <w:b/>
+          <w:bCs/>
+        </w:rPr>
+        <w:t xml:space="preserve">Tableau 43 — Audit des 52 affirmations chiffrées ou causales : 32 dans les trois réponses de Claude, 20 dans celle de ChatGPT.</w:t>
+      </w:r>
+      <w:r>
+        <w:t xml:space="preserve"> </w:t>
+      </w:r>
+      <w:r>
+        <w:t xml:space="preserve">Trente et une affirmations sont correctes, quinze simplifiées, quatre fausses et deux sont des généralisations abusives ; aucune causalité n'est présentée comme démontrée.</w:t>
       </w:r>
     </w:p>
     <w:tbl>
@@ -30950,7 +32248,7 @@
               <w:pStyle w:val="Compact"/>
             </w:pPr>
             <w:r>
-              <w:t xml:space="preserve">verdict (correct / simplifié / faux / causalité non fondée)</w:t>
+              <w:t xml:space="preserve">verdict (correct / simplifié / faux / généralisation abusive / causalité non fondée)</w:t>
             </w:r>
           </w:p>
         </w:tc>
@@ -30974,7 +32272,7 @@
               <w:pStyle w:val="Compact"/>
             </w:pPr>
             <w:r>
-              <w:t xml:space="preserve">a</w:t>
+              <w:t xml:space="preserve">a (Claude)</w:t>
             </w:r>
           </w:p>
         </w:tc>
@@ -31028,7 +32326,7 @@
               <w:pStyle w:val="Compact"/>
             </w:pPr>
             <w:r>
-              <w:t xml:space="preserve">a</w:t>
+              <w:t xml:space="preserve">a (Claude)</w:t>
             </w:r>
           </w:p>
         </w:tc>
@@ -31085,7 +32383,7 @@
               <w:pStyle w:val="Compact"/>
             </w:pPr>
             <w:r>
-              <w:t xml:space="preserve">a</w:t>
+              <w:t xml:space="preserve">a (Claude)</w:t>
             </w:r>
           </w:p>
         </w:tc>
@@ -31142,7 +32440,7 @@
               <w:pStyle w:val="Compact"/>
             </w:pPr>
             <w:r>
-              <w:t xml:space="preserve">a</w:t>
+              <w:t xml:space="preserve">a (Claude)</w:t>
             </w:r>
           </w:p>
         </w:tc>
@@ -31199,7 +32497,7 @@
               <w:pStyle w:val="Compact"/>
             </w:pPr>
             <w:r>
-              <w:t xml:space="preserve">a</w:t>
+              <w:t xml:space="preserve">a (Claude)</w:t>
             </w:r>
           </w:p>
         </w:tc>
@@ -31256,7 +32554,7 @@
               <w:pStyle w:val="Compact"/>
             </w:pPr>
             <w:r>
-              <w:t xml:space="preserve">a</w:t>
+              <w:t xml:space="preserve">a (Claude)</w:t>
             </w:r>
           </w:p>
         </w:tc>
@@ -31313,7 +32611,7 @@
               <w:pStyle w:val="Compact"/>
             </w:pPr>
             <w:r>
-              <w:t xml:space="preserve">a</w:t>
+              <w:t xml:space="preserve">a (Claude)</w:t>
             </w:r>
           </w:p>
         </w:tc>
@@ -31370,7 +32668,7 @@
               <w:pStyle w:val="Compact"/>
             </w:pPr>
             <w:r>
-              <w:t xml:space="preserve">a</w:t>
+              <w:t xml:space="preserve">a (Claude)</w:t>
             </w:r>
           </w:p>
         </w:tc>
@@ -31427,7 +32725,7 @@
               <w:pStyle w:val="Compact"/>
             </w:pPr>
             <w:r>
-              <w:t xml:space="preserve">a</w:t>
+              <w:t xml:space="preserve">a (Claude)</w:t>
             </w:r>
           </w:p>
         </w:tc>
@@ -31484,7 +32782,7 @@
               <w:pStyle w:val="Compact"/>
             </w:pPr>
             <w:r>
-              <w:t xml:space="preserve">a</w:t>
+              <w:t xml:space="preserve">a (Claude)</w:t>
             </w:r>
           </w:p>
         </w:tc>
@@ -31541,7 +32839,7 @@
               <w:pStyle w:val="Compact"/>
             </w:pPr>
             <w:r>
-              <w:t xml:space="preserve">a</w:t>
+              <w:t xml:space="preserve">a (Claude)</w:t>
             </w:r>
           </w:p>
         </w:tc>
@@ -31598,7 +32896,7 @@
               <w:pStyle w:val="Compact"/>
             </w:pPr>
             <w:r>
-              <w:t xml:space="preserve">a</w:t>
+              <w:t xml:space="preserve">a (Claude)</w:t>
             </w:r>
           </w:p>
         </w:tc>
@@ -31655,7 +32953,7 @@
               <w:pStyle w:val="Compact"/>
             </w:pPr>
             <w:r>
-              <w:t xml:space="preserve">b</w:t>
+              <w:t xml:space="preserve">b (Claude)</w:t>
             </w:r>
           </w:p>
         </w:tc>
@@ -31712,7 +33010,7 @@
               <w:pStyle w:val="Compact"/>
             </w:pPr>
             <w:r>
-              <w:t xml:space="preserve">b</w:t>
+              <w:t xml:space="preserve">b (Claude)</w:t>
             </w:r>
           </w:p>
         </w:tc>
@@ -31769,7 +33067,7 @@
               <w:pStyle w:val="Compact"/>
             </w:pPr>
             <w:r>
-              <w:t xml:space="preserve">b</w:t>
+              <w:t xml:space="preserve">b (Claude)</w:t>
             </w:r>
           </w:p>
         </w:tc>
@@ -31826,7 +33124,7 @@
               <w:pStyle w:val="Compact"/>
             </w:pPr>
             <w:r>
-              <w:t xml:space="preserve">b</w:t>
+              <w:t xml:space="preserve">b (Claude)</w:t>
             </w:r>
           </w:p>
         </w:tc>
@@ -31880,7 +33178,7 @@
               <w:pStyle w:val="Compact"/>
             </w:pPr>
             <w:r>
-              <w:t xml:space="preserve">b</w:t>
+              <w:t xml:space="preserve">b (Claude)</w:t>
             </w:r>
           </w:p>
         </w:tc>
@@ -31937,7 +33235,7 @@
               <w:pStyle w:val="Compact"/>
             </w:pPr>
             <w:r>
-              <w:t xml:space="preserve">b</w:t>
+              <w:t xml:space="preserve">b (Claude)</w:t>
             </w:r>
           </w:p>
         </w:tc>
@@ -31994,7 +33292,7 @@
               <w:pStyle w:val="Compact"/>
             </w:pPr>
             <w:r>
-              <w:t xml:space="preserve">b</w:t>
+              <w:t xml:space="preserve">b (Claude)</w:t>
             </w:r>
           </w:p>
         </w:tc>
@@ -32051,7 +33349,7 @@
               <w:pStyle w:val="Compact"/>
             </w:pPr>
             <w:r>
-              <w:t xml:space="preserve">b</w:t>
+              <w:t xml:space="preserve">b (Claude)</w:t>
             </w:r>
           </w:p>
         </w:tc>
@@ -32105,7 +33403,121 @@
               <w:pStyle w:val="Compact"/>
             </w:pPr>
             <w:r>
-              <w:t xml:space="preserve">c</w:t>
+              <w:t xml:space="preserve">b (Claude)</w:t>
+            </w:r>
+          </w:p>
+        </w:tc>
+        <w:tc>
+          <w:tcPr/>
+          <w:p>
+            <w:pPr>
+              <w:pStyle w:val="Compact"/>
+            </w:pPr>
+            <w:r>
+              <w:t xml:space="preserve">L'erreur « typique » (MAE) est de 48,61 GWh, soit 3,78 % en moyenne (MAPE)</w:t>
+            </w:r>
+          </w:p>
+        </w:tc>
+        <w:tc>
+          <w:tcPr/>
+          <w:p>
+            <w:pPr>
+              <w:pStyle w:val="Compact"/>
+            </w:pPr>
+            <w:r>
+              <w:t xml:space="preserve">exports/audit_llm_verifications.csv</w:t>
+            </w:r>
+          </w:p>
+        </w:tc>
+        <w:tc>
+          <w:tcPr/>
+          <w:p>
+            <w:pPr>
+              <w:pStyle w:val="Compact"/>
+            </w:pPr>
+            <w:r>
+              <w:t xml:space="preserve">simplifié</w:t>
+            </w:r>
+          </w:p>
+        </w:tc>
+        <w:tc>
+          <w:tcPr/>
+          <w:p>
+            <w:pPr>
+              <w:pStyle w:val="Compact"/>
+            </w:pPr>
+            <w:r>
+              <w:t xml:space="preserve">Chiffres exacts et désignés comme des moyennes, mais la MAE est tirée vers le haut par les fortes erreurs : l'erreur médiane est de 29,88 GWh/jour. Affirmation ajoutée lors du second tour.</w:t>
+            </w:r>
+          </w:p>
+        </w:tc>
+      </w:tr>
+      <w:tr>
+        <w:tc>
+          <w:tcPr/>
+          <w:p>
+            <w:pPr>
+              <w:pStyle w:val="Compact"/>
+            </w:pPr>
+            <w:r>
+              <w:t xml:space="preserve">b (Claude)</w:t>
+            </w:r>
+          </w:p>
+        </w:tc>
+        <w:tc>
+          <w:tcPr/>
+          <w:p>
+            <w:pPr>
+              <w:pStyle w:val="Compact"/>
+            </w:pPr>
+            <w:r>
+              <w:t xml:space="preserve">AR-GARCH donne les intervalles les mieux calibrés</w:t>
+            </w:r>
+          </w:p>
+        </w:tc>
+        <w:tc>
+          <w:tcPr/>
+          <w:p>
+            <w:pPr>
+              <w:pStyle w:val="Compact"/>
+            </w:pPr>
+            <w:r>
+              <w:t xml:space="preserve">exports/audit_llm_verifications.csv</w:t>
+            </w:r>
+          </w:p>
+        </w:tc>
+        <w:tc>
+          <w:tcPr/>
+          <w:p>
+            <w:pPr>
+              <w:pStyle w:val="Compact"/>
+            </w:pPr>
+            <w:r>
+              <w:t xml:space="preserve">faux</w:t>
+            </w:r>
+          </w:p>
+        </w:tc>
+        <w:tc>
+          <w:tcPr/>
+          <w:p>
+            <w:pPr>
+              <w:pStyle w:val="Compact"/>
+            </w:pPr>
+            <w:r>
+              <w:t xml:space="preserve">En couverture globale, le SARIMA est plus proche de 95 % (94,36 %, écart de 0,64 point) qu'AR-GARCH (95,90 %, écart de 0,90 point). AR-GARCH est le seul à atteindre 95 % et celui qui tient le mieux en hiver (91,11 % contre 86,67 %). Erreur manquée par le premier audit.</w:t>
+            </w:r>
+          </w:p>
+        </w:tc>
+      </w:tr>
+      <w:tr>
+        <w:tc>
+          <w:tcPr/>
+          <w:p>
+            <w:pPr>
+              <w:pStyle w:val="Compact"/>
+            </w:pPr>
+            <w:r>
+              <w:t xml:space="preserve">c (Claude)</w:t>
             </w:r>
           </w:p>
         </w:tc>
@@ -32162,7 +33574,7 @@
               <w:pStyle w:val="Compact"/>
             </w:pPr>
             <w:r>
-              <w:t xml:space="preserve">c</w:t>
+              <w:t xml:space="preserve">c (Claude)</w:t>
             </w:r>
           </w:p>
         </w:tc>
@@ -32219,7 +33631,7 @@
               <w:pStyle w:val="Compact"/>
             </w:pPr>
             <w:r>
-              <w:t xml:space="preserve">c</w:t>
+              <w:t xml:space="preserve">c (Claude)</w:t>
             </w:r>
           </w:p>
         </w:tc>
@@ -32276,7 +33688,7 @@
               <w:pStyle w:val="Compact"/>
             </w:pPr>
             <w:r>
-              <w:t xml:space="preserve">c</w:t>
+              <w:t xml:space="preserve">c (Claude)</w:t>
             </w:r>
           </w:p>
         </w:tc>
@@ -32330,7 +33742,7 @@
               <w:pStyle w:val="Compact"/>
             </w:pPr>
             <w:r>
-              <w:t xml:space="preserve">c</w:t>
+              <w:t xml:space="preserve">c (Claude)</w:t>
             </w:r>
           </w:p>
         </w:tc>
@@ -32387,7 +33799,7 @@
               <w:pStyle w:val="Compact"/>
             </w:pPr>
             <w:r>
-              <w:t xml:space="preserve">c</w:t>
+              <w:t xml:space="preserve">c (Claude)</w:t>
             </w:r>
           </w:p>
         </w:tc>
@@ -32444,7 +33856,7 @@
               <w:pStyle w:val="Compact"/>
             </w:pPr>
             <w:r>
-              <w:t xml:space="preserve">c</w:t>
+              <w:t xml:space="preserve">c (Claude)</w:t>
             </w:r>
           </w:p>
         </w:tc>
@@ -32501,7 +33913,7 @@
               <w:pStyle w:val="Compact"/>
             </w:pPr>
             <w:r>
-              <w:t xml:space="preserve">c</w:t>
+              <w:t xml:space="preserve">c (Claude)</w:t>
             </w:r>
           </w:p>
         </w:tc>
@@ -32558,7 +33970,7 @@
               <w:pStyle w:val="Compact"/>
             </w:pPr>
             <w:r>
-              <w:t xml:space="preserve">c</w:t>
+              <w:t xml:space="preserve">c (Claude)</w:t>
             </w:r>
           </w:p>
         </w:tc>
@@ -32607,9 +34019,1194 @@
           </w:p>
         </w:tc>
       </w:tr>
+      <w:tr>
+        <w:tc>
+          <w:tcPr/>
+          <w:p>
+            <w:pPr>
+              <w:pStyle w:val="Compact"/>
+            </w:pPr>
+            <w:r>
+              <w:t xml:space="preserve">c (Claude)</w:t>
+            </w:r>
+          </w:p>
+        </w:tc>
+        <w:tc>
+          <w:tcPr/>
+          <w:p>
+            <w:pPr>
+              <w:pStyle w:val="Compact"/>
+            </w:pPr>
+            <w:r>
+              <w:t xml:space="preserve">Événement exceptionnel (vague de froid ou de chaleur) : aucun modèle n'utilise la météo</w:t>
+            </w:r>
+          </w:p>
+        </w:tc>
+        <w:tc>
+          <w:tcPr/>
+          <w:p>
+            <w:pPr>
+              <w:pStyle w:val="Compact"/>
+            </w:pPr>
+            <w:r>
+              <w:t xml:space="preserve">05_var_vecm_garch_prophet.ipynb ; exports/ghada/granger.csv</w:t>
+            </w:r>
+          </w:p>
+        </w:tc>
+        <w:tc>
+          <w:tcPr/>
+          <w:p>
+            <w:pPr>
+              <w:pStyle w:val="Compact"/>
+            </w:pPr>
+            <w:r>
+              <w:t xml:space="preserve">faux</w:t>
+            </w:r>
+          </w:p>
+        </w:tc>
+        <w:tc>
+          <w:tcPr/>
+          <w:p>
+            <w:pPr>
+              <w:pStyle w:val="Compact"/>
+            </w:pPr>
+            <w:r>
+              <w:t xml:space="preserve">Le prompt disait « aucune prévision météo » ; le VAR et le VECM utilisent la température observée comme seconde variable (section 3.2). La même réponse écrit ailleurs, correctement, « aucun n'a de prévision météo ». Erreur manquée par le premier audit.</w:t>
+            </w:r>
+          </w:p>
+        </w:tc>
+      </w:tr>
+      <w:tr>
+        <w:tc>
+          <w:tcPr/>
+          <w:p>
+            <w:pPr>
+              <w:pStyle w:val="Compact"/>
+            </w:pPr>
+            <w:r>
+              <w:t xml:space="preserve">b (ChatGPT)</w:t>
+            </w:r>
+          </w:p>
+        </w:tc>
+        <w:tc>
+          <w:tcPr/>
+          <w:p>
+            <w:pPr>
+              <w:pStyle w:val="Compact"/>
+            </w:pPr>
+            <w:r>
+              <w:t xml:space="preserve">Parmi les dix modèles, AR-GARCH a les plus petites erreurs sur les trois mesures : 74,45 (RMSE), 48,61 (MAE) et 3,78 % (MAPE)</w:t>
+            </w:r>
+          </w:p>
+        </w:tc>
+        <w:tc>
+          <w:tcPr/>
+          <w:p>
+            <w:pPr>
+              <w:pStyle w:val="Compact"/>
+            </w:pPr>
+            <w:r>
+              <w:t xml:space="preserve">exports/lstm_gru/comparaison_test.csv</w:t>
+            </w:r>
+          </w:p>
+        </w:tc>
+        <w:tc>
+          <w:tcPr/>
+          <w:p>
+            <w:pPr>
+              <w:pStyle w:val="Compact"/>
+            </w:pPr>
+            <w:r>
+              <w:t xml:space="preserve">correct</w:t>
+            </w:r>
+          </w:p>
+        </w:tc>
+        <w:tc>
+          <w:tcPr/>
+          <w:p>
+            <w:pPr>
+              <w:pStyle w:val="Compact"/>
+            </w:pPr>
+          </w:p>
+        </w:tc>
+      </w:tr>
+      <w:tr>
+        <w:tc>
+          <w:tcPr/>
+          <w:p>
+            <w:pPr>
+              <w:pStyle w:val="Compact"/>
+            </w:pPr>
+            <w:r>
+              <w:t xml:space="preserve">b (ChatGPT)</w:t>
+            </w:r>
+          </w:p>
+        </w:tc>
+        <w:tc>
+          <w:tcPr/>
+          <w:p>
+            <w:pPr>
+              <w:pStyle w:val="Compact"/>
+            </w:pPr>
+            <w:r>
+              <w:t xml:space="preserve">Pour une consommation moyenne de 1 258,93 GWh/jour, une RMSE de 74,45 représente environ 5,9 %</w:t>
+            </w:r>
+          </w:p>
+        </w:tc>
+        <w:tc>
+          <w:tcPr/>
+          <w:p>
+            <w:pPr>
+              <w:pStyle w:val="Compact"/>
+            </w:pPr>
+            <w:r>
+              <w:t xml:space="preserve">exports/audit_llm_verifications.csv</w:t>
+            </w:r>
+          </w:p>
+        </w:tc>
+        <w:tc>
+          <w:tcPr/>
+          <w:p>
+            <w:pPr>
+              <w:pStyle w:val="Compact"/>
+            </w:pPr>
+            <w:r>
+              <w:t xml:space="preserve">simplifié</w:t>
+            </w:r>
+          </w:p>
+        </w:tc>
+        <w:tc>
+          <w:tcPr/>
+          <w:p>
+            <w:pPr>
+              <w:pStyle w:val="Compact"/>
+            </w:pPr>
+            <w:r>
+              <w:t xml:space="preserve">Calcul exact (5,91 %), mais 1 258,93 est la moyenne de l'apprentissage, imposée par notre prompt ; rapportée à la moyenne du test (1 210,07 GWh/jour), la RMSE vaut 6,15 %.</w:t>
+            </w:r>
+          </w:p>
+        </w:tc>
+      </w:tr>
+      <w:tr>
+        <w:tc>
+          <w:tcPr/>
+          <w:p>
+            <w:pPr>
+              <w:pStyle w:val="Compact"/>
+            </w:pPr>
+            <w:r>
+              <w:t xml:space="preserve">b (ChatGPT)</w:t>
+            </w:r>
+          </w:p>
+        </w:tc>
+        <w:tc>
+          <w:tcPr/>
+          <w:p>
+            <w:pPr>
+              <w:pStyle w:val="Compact"/>
+            </w:pPr>
+            <w:r>
+              <w:t xml:space="preserve">Un jour ordinaire, l'écart typique est plutôt de 49 GWh, soit un peu moins de 4 %</w:t>
+            </w:r>
+          </w:p>
+        </w:tc>
+        <w:tc>
+          <w:tcPr/>
+          <w:p>
+            <w:pPr>
+              <w:pStyle w:val="Compact"/>
+            </w:pPr>
+            <w:r>
+              <w:t xml:space="preserve">exports/audit_llm_verifications.csv</w:t>
+            </w:r>
+          </w:p>
+        </w:tc>
+        <w:tc>
+          <w:tcPr/>
+          <w:p>
+            <w:pPr>
+              <w:pStyle w:val="Compact"/>
+            </w:pPr>
+            <w:r>
+              <w:t xml:space="preserve">simplifié</w:t>
+            </w:r>
+          </w:p>
+        </w:tc>
+        <w:tc>
+          <w:tcPr/>
+          <w:p>
+            <w:pPr>
+              <w:pStyle w:val="Compact"/>
+            </w:pPr>
+            <w:r>
+              <w:t xml:space="preserve">49 GWh est l'erreur absolue moyenne (48,61), tirée vers le haut par les fortes erreurs ; l'erreur médiane, celle d'un jour ordinaire, est de 29,88 GWh/jour (2,56 %).</w:t>
+            </w:r>
+          </w:p>
+        </w:tc>
+      </w:tr>
+      <w:tr>
+        <w:tc>
+          <w:tcPr/>
+          <w:p>
+            <w:pPr>
+              <w:pStyle w:val="Compact"/>
+            </w:pPr>
+            <w:r>
+              <w:t xml:space="preserve">b (ChatGPT)</w:t>
+            </w:r>
+          </w:p>
+        </w:tc>
+        <w:tc>
+          <w:tcPr/>
+          <w:p>
+            <w:pPr>
+              <w:pStyle w:val="Compact"/>
+            </w:pPr>
+            <w:r>
+              <w:t xml:space="preserve">La plupart des jours, la prévision est donc juste à environ 4 % près</w:t>
+            </w:r>
+          </w:p>
+        </w:tc>
+        <w:tc>
+          <w:tcPr/>
+          <w:p>
+            <w:pPr>
+              <w:pStyle w:val="Compact"/>
+            </w:pPr>
+            <w:r>
+              <w:t xml:space="preserve">exports/audit_llm_verifications.csv</w:t>
+            </w:r>
+          </w:p>
+        </w:tc>
+        <w:tc>
+          <w:tcPr/>
+          <w:p>
+            <w:pPr>
+              <w:pStyle w:val="Compact"/>
+            </w:pPr>
+            <w:r>
+              <w:t xml:space="preserve">simplifié</w:t>
+            </w:r>
+          </w:p>
+        </w:tc>
+        <w:tc>
+          <w:tcPr/>
+          <w:p>
+            <w:pPr>
+              <w:pStyle w:val="Compact"/>
+            </w:pPr>
+            <w:r>
+              <w:t xml:space="preserve">Vrai pour 65,38 % des jours du test, mais pour 47,78 % seulement en hiver (décembre à février), contre 70,67 % le reste de l'année.</w:t>
+            </w:r>
+          </w:p>
+        </w:tc>
+      </w:tr>
+      <w:tr>
+        <w:tc>
+          <w:tcPr/>
+          <w:p>
+            <w:pPr>
+              <w:pStyle w:val="Compact"/>
+            </w:pPr>
+            <w:r>
+              <w:t xml:space="preserve">b (ChatGPT)</w:t>
+            </w:r>
+          </w:p>
+        </w:tc>
+        <w:tc>
+          <w:tcPr/>
+          <w:p>
+            <w:pPr>
+              <w:pStyle w:val="Compact"/>
+            </w:pPr>
+            <w:r>
+              <w:t xml:space="preserve">Quelques jours difficiles font monter la moyenne</w:t>
+            </w:r>
+          </w:p>
+        </w:tc>
+        <w:tc>
+          <w:tcPr/>
+          <w:p>
+            <w:pPr>
+              <w:pStyle w:val="Compact"/>
+            </w:pPr>
+            <w:r>
+              <w:t xml:space="preserve">exports/audit_llm_verifications.csv</w:t>
+            </w:r>
+          </w:p>
+        </w:tc>
+        <w:tc>
+          <w:tcPr/>
+          <w:p>
+            <w:pPr>
+              <w:pStyle w:val="Compact"/>
+            </w:pPr>
+            <w:r>
+              <w:t xml:space="preserve">correct</w:t>
+            </w:r>
+          </w:p>
+        </w:tc>
+        <w:tc>
+          <w:tcPr/>
+          <w:p>
+            <w:pPr>
+              <w:pStyle w:val="Compact"/>
+            </w:pPr>
+            <w:r>
+              <w:t xml:space="preserve">Les 39 jours les plus mal prévus (10 %) portent 69,34 % de l'erreur quadratique totale.</w:t>
+            </w:r>
+          </w:p>
+        </w:tc>
+      </w:tr>
+      <w:tr>
+        <w:tc>
+          <w:tcPr/>
+          <w:p>
+            <w:pPr>
+              <w:pStyle w:val="Compact"/>
+            </w:pPr>
+            <w:r>
+              <w:t xml:space="preserve">b (ChatGPT)</w:t>
+            </w:r>
+          </w:p>
+        </w:tc>
+        <w:tc>
+          <w:tcPr/>
+          <w:p>
+            <w:pPr>
+              <w:pStyle w:val="Compact"/>
+            </w:pPr>
+            <w:r>
+              <w:t xml:space="preserve">Le témoin AR sans GARCH a une RMSE légèrement plus faible (74,06) : l'apport du GARCH porte sur les fourchettes</w:t>
+            </w:r>
+          </w:p>
+        </w:tc>
+        <w:tc>
+          <w:tcPr/>
+          <w:p>
+            <w:pPr>
+              <w:pStyle w:val="Compact"/>
+            </w:pPr>
+            <w:r>
+              <w:t xml:space="preserve">exports/ghada/metriques_test.csv</w:t>
+            </w:r>
+          </w:p>
+        </w:tc>
+        <w:tc>
+          <w:tcPr/>
+          <w:p>
+            <w:pPr>
+              <w:pStyle w:val="Compact"/>
+            </w:pPr>
+            <w:r>
+              <w:t xml:space="preserve">correct</w:t>
+            </w:r>
+          </w:p>
+        </w:tc>
+        <w:tc>
+          <w:tcPr/>
+          <w:p>
+            <w:pPr>
+              <w:pStyle w:val="Compact"/>
+            </w:pPr>
+            <w:r>
+              <w:t xml:space="preserve">Couverture de 95,9 % contre 93,3 %.</w:t>
+            </w:r>
+          </w:p>
+        </w:tc>
+      </w:tr>
+      <w:tr>
+        <w:tc>
+          <w:tcPr/>
+          <w:p>
+            <w:pPr>
+              <w:pStyle w:val="Compact"/>
+            </w:pPr>
+            <w:r>
+              <w:t xml:space="preserve">b (ChatGPT)</w:t>
+            </w:r>
+          </w:p>
+        </w:tc>
+        <w:tc>
+          <w:tcPr/>
+          <w:p>
+            <w:pPr>
+              <w:pStyle w:val="Compact"/>
+            </w:pPr>
+            <w:r>
+              <w:t xml:space="preserve">AR-GARCH contre SARIMA : significatif pris isolément (p = 0,037), plus après correction sur 45 comparaisons (0,890)</w:t>
+            </w:r>
+          </w:p>
+        </w:tc>
+        <w:tc>
+          <w:tcPr/>
+          <w:p>
+            <w:pPr>
+              <w:pStyle w:val="Compact"/>
+            </w:pPr>
+            <w:r>
+              <w:t xml:space="preserve">exports/lstm_gru/diebold_mariano_toutes_paires.csv</w:t>
+            </w:r>
+          </w:p>
+        </w:tc>
+        <w:tc>
+          <w:tcPr/>
+          <w:p>
+            <w:pPr>
+              <w:pStyle w:val="Compact"/>
+            </w:pPr>
+            <w:r>
+              <w:t xml:space="preserve">correct</w:t>
+            </w:r>
+          </w:p>
+        </w:tc>
+        <w:tc>
+          <w:tcPr/>
+          <w:p>
+            <w:pPr>
+              <w:pStyle w:val="Compact"/>
+            </w:pPr>
+          </w:p>
+        </w:tc>
+      </w:tr>
+      <w:tr>
+        <w:tc>
+          <w:tcPr/>
+          <w:p>
+            <w:pPr>
+              <w:pStyle w:val="Compact"/>
+            </w:pPr>
+            <w:r>
+              <w:t xml:space="preserve">b (ChatGPT)</w:t>
+            </w:r>
+          </w:p>
+        </w:tc>
+        <w:tc>
+          <w:tcPr/>
+          <w:p>
+            <w:pPr>
+              <w:pStyle w:val="Compact"/>
+            </w:pPr>
+            <w:r>
+              <w:t xml:space="preserve">AR-GARCH bat de façon démontrée Prophet et la persistance ; il bat le naïf saisonnier sur l'erreur absolue, pas sur l'erreur quadratique (0,157)</w:t>
+            </w:r>
+          </w:p>
+        </w:tc>
+        <w:tc>
+          <w:tcPr/>
+          <w:p>
+            <w:pPr>
+              <w:pStyle w:val="Compact"/>
+            </w:pPr>
+            <w:r>
+              <w:t xml:space="preserve">exports/lstm_gru/diebold_mariano_toutes_paires.csv</w:t>
+            </w:r>
+          </w:p>
+        </w:tc>
+        <w:tc>
+          <w:tcPr/>
+          <w:p>
+            <w:pPr>
+              <w:pStyle w:val="Compact"/>
+            </w:pPr>
+            <w:r>
+              <w:t xml:space="preserve">correct</w:t>
+            </w:r>
+          </w:p>
+        </w:tc>
+        <w:tc>
+          <w:tcPr/>
+          <w:p>
+            <w:pPr>
+              <w:pStyle w:val="Compact"/>
+            </w:pPr>
+            <w:r>
+              <w:t xml:space="preserve">p corrigées de 0,029 et &lt; 0,001 ; 0,0005 en perte absolue contre le naïf saisonnier.</w:t>
+            </w:r>
+          </w:p>
+        </w:tc>
+      </w:tr>
+      <w:tr>
+        <w:tc>
+          <w:tcPr/>
+          <w:p>
+            <w:pPr>
+              <w:pStyle w:val="Compact"/>
+            </w:pPr>
+            <w:r>
+              <w:t xml:space="preserve">b (ChatGPT)</w:t>
+            </w:r>
+          </w:p>
+        </w:tc>
+        <w:tc>
+          <w:tcPr/>
+          <w:p>
+            <w:pPr>
+              <w:pStyle w:val="Compact"/>
+            </w:pPr>
+            <w:r>
+              <w:t xml:space="preserve">Face au LSTM, au GRU, au VAR, au SARIMA, au VECM et à l'hybride, on ne peut pas trancher</w:t>
+            </w:r>
+          </w:p>
+        </w:tc>
+        <w:tc>
+          <w:tcPr/>
+          <w:p>
+            <w:pPr>
+              <w:pStyle w:val="Compact"/>
+            </w:pPr>
+            <w:r>
+              <w:t xml:space="preserve">exports/lstm_gru/diebold_mariano_toutes_paires.csv</w:t>
+            </w:r>
+          </w:p>
+        </w:tc>
+        <w:tc>
+          <w:tcPr/>
+          <w:p>
+            <w:pPr>
+              <w:pStyle w:val="Compact"/>
+            </w:pPr>
+            <w:r>
+              <w:t xml:space="preserve">simplifié</w:t>
+            </w:r>
+          </w:p>
+        </w:tc>
+        <w:tc>
+          <w:tcPr/>
+          <w:p>
+            <w:pPr>
+              <w:pStyle w:val="Compact"/>
+            </w:pPr>
+            <w:r>
+              <w:t xml:space="preserve">Exact en perte quadratique ; en perte absolue, la comparaison avec le VECM est à la limite du seuil (0,053). Même raccourci que dans la réponse de Claude.</w:t>
+            </w:r>
+          </w:p>
+        </w:tc>
+      </w:tr>
+      <w:tr>
+        <w:tc>
+          <w:tcPr/>
+          <w:p>
+            <w:pPr>
+              <w:pStyle w:val="Compact"/>
+            </w:pPr>
+            <w:r>
+              <w:t xml:space="preserve">b (ChatGPT)</w:t>
+            </w:r>
+          </w:p>
+        </w:tc>
+        <w:tc>
+          <w:tcPr/>
+          <w:p>
+            <w:pPr>
+              <w:pStyle w:val="Compact"/>
+            </w:pPr>
+            <w:r>
+              <w:t xml:space="preserve">Fourchettes à 95 % : AR-GARCH est le plus proche (95,9 %), devant SARIMA (94,4 %), VAR (93,1 %) et VECM (91,3 %)</w:t>
+            </w:r>
+          </w:p>
+        </w:tc>
+        <w:tc>
+          <w:tcPr/>
+          <w:p>
+            <w:pPr>
+              <w:pStyle w:val="Compact"/>
+            </w:pPr>
+            <w:r>
+              <w:t xml:space="preserve">exports/audit_llm_verifications.csv</w:t>
+            </w:r>
+          </w:p>
+        </w:tc>
+        <w:tc>
+          <w:tcPr/>
+          <w:p>
+            <w:pPr>
+              <w:pStyle w:val="Compact"/>
+            </w:pPr>
+            <w:r>
+              <w:t xml:space="preserve">faux</w:t>
+            </w:r>
+          </w:p>
+        </w:tc>
+        <w:tc>
+          <w:tcPr/>
+          <w:p>
+            <w:pPr>
+              <w:pStyle w:val="Compact"/>
+            </w:pPr>
+            <w:r>
+              <w:t xml:space="preserve">Le SARIMA est le plus proche de 95 % : 94,36 %, soit 0,64 point d'écart et 22 jours hors intervalle, contre 95,90 %, 0,90 point et 16 jours pour AR-GARCH (19,5 attendus). AR-GARCH est le seul à atteindre 95 % et celui qui tient le mieux en hiver (91,11 % contre 86,67 %).</w:t>
+            </w:r>
+          </w:p>
+        </w:tc>
+      </w:tr>
+      <w:tr>
+        <w:tc>
+          <w:tcPr/>
+          <w:p>
+            <w:pPr>
+              <w:pStyle w:val="Compact"/>
+            </w:pPr>
+            <w:r>
+              <w:t xml:space="preserve">b (ChatGPT)</w:t>
+            </w:r>
+          </w:p>
+        </w:tc>
+        <w:tc>
+          <w:tcPr/>
+          <w:p>
+            <w:pPr>
+              <w:pStyle w:val="Compact"/>
+            </w:pPr>
+            <w:r>
+              <w:t xml:space="preserve">Prophet (88,5 %) est trop optimiste ; le LSTM, le GRU et l'hybride ne fournissent aucune fourchette</w:t>
+            </w:r>
+          </w:p>
+        </w:tc>
+        <w:tc>
+          <w:tcPr/>
+          <w:p>
+            <w:pPr>
+              <w:pStyle w:val="Compact"/>
+            </w:pPr>
+            <w:r>
+              <w:t xml:space="preserve">exports/ghada/metriques_test.csv</w:t>
+            </w:r>
+          </w:p>
+        </w:tc>
+        <w:tc>
+          <w:tcPr/>
+          <w:p>
+            <w:pPr>
+              <w:pStyle w:val="Compact"/>
+            </w:pPr>
+            <w:r>
+              <w:t xml:space="preserve">correct</w:t>
+            </w:r>
+          </w:p>
+        </w:tc>
+        <w:tc>
+          <w:tcPr/>
+          <w:p>
+            <w:pPr>
+              <w:pStyle w:val="Compact"/>
+            </w:pPr>
+          </w:p>
+        </w:tc>
+      </w:tr>
+      <w:tr>
+        <w:tc>
+          <w:tcPr/>
+          <w:p>
+            <w:pPr>
+              <w:pStyle w:val="Compact"/>
+            </w:pPr>
+            <w:r>
+              <w:t xml:space="preserve">b (ChatGPT)</w:t>
+            </w:r>
+          </w:p>
+        </w:tc>
+        <w:tc>
+          <w:tcPr/>
+          <w:p>
+            <w:pPr>
+              <w:pStyle w:val="Compact"/>
+            </w:pPr>
+            <w:r>
+              <w:t xml:space="preserve">La largeur des fourchettes n'est pas donnée : une fourchette très large couvre facilement</w:t>
+            </w:r>
+          </w:p>
+        </w:tc>
+        <w:tc>
+          <w:tcPr/>
+          <w:p>
+            <w:pPr>
+              <w:pStyle w:val="Compact"/>
+            </w:pPr>
+            <w:r>
+              <w:t xml:space="preserve">exports/audit_llm_verifications.csv</w:t>
+            </w:r>
+          </w:p>
+        </w:tc>
+        <w:tc>
+          <w:tcPr/>
+          <w:p>
+            <w:pPr>
+              <w:pStyle w:val="Compact"/>
+            </w:pPr>
+            <w:r>
+              <w:t xml:space="preserve">correct</w:t>
+            </w:r>
+          </w:p>
+        </w:tc>
+        <w:tc>
+          <w:tcPr/>
+          <w:p>
+            <w:pPr>
+              <w:pStyle w:val="Compact"/>
+            </w:pPr>
+            <w:r>
+              <w:t xml:space="preserve">Réserve juste, absente de la réponse de Claude. Largeurs moyennes : 300,10 GWh/jour pour AR-GARCH, 346,75 pour le SARIMA, 277,97 pour le VAR, 293,85 pour le VECM, 332,15 pour Prophet.</w:t>
+            </w:r>
+          </w:p>
+        </w:tc>
+      </w:tr>
+      <w:tr>
+        <w:tc>
+          <w:tcPr/>
+          <w:p>
+            <w:pPr>
+              <w:pStyle w:val="Compact"/>
+            </w:pPr>
+            <w:r>
+              <w:t xml:space="preserve">b (ChatGPT)</w:t>
+            </w:r>
+          </w:p>
+        </w:tc>
+        <w:tc>
+          <w:tcPr/>
+          <w:p>
+            <w:pPr>
+              <w:pStyle w:val="Compact"/>
+            </w:pPr>
+            <w:r>
+              <w:t xml:space="preserve">AR-GARCH a 25 paramètres et le SARIMA 5, contre 3 684 à 4 905 pour les réseaux de neurones</w:t>
+            </w:r>
+          </w:p>
+        </w:tc>
+        <w:tc>
+          <w:tcPr/>
+          <w:p>
+            <w:pPr>
+              <w:pStyle w:val="Compact"/>
+            </w:pPr>
+            <w:r>
+              <w:t xml:space="preserve">exports/complexite_modeles.csv</w:t>
+            </w:r>
+          </w:p>
+        </w:tc>
+        <w:tc>
+          <w:tcPr/>
+          <w:p>
+            <w:pPr>
+              <w:pStyle w:val="Compact"/>
+            </w:pPr>
+            <w:r>
+              <w:t xml:space="preserve">correct</w:t>
+            </w:r>
+          </w:p>
+        </w:tc>
+        <w:tc>
+          <w:tcPr/>
+          <w:p>
+            <w:pPr>
+              <w:pStyle w:val="Compact"/>
+            </w:pPr>
+          </w:p>
+        </w:tc>
+      </w:tr>
+      <w:tr>
+        <w:tc>
+          <w:tcPr/>
+          <w:p>
+            <w:pPr>
+              <w:pStyle w:val="Compact"/>
+            </w:pPr>
+            <w:r>
+              <w:t xml:space="preserve">b (ChatGPT)</w:t>
+            </w:r>
+          </w:p>
+        </w:tc>
+        <w:tc>
+          <w:tcPr/>
+          <w:p>
+            <w:pPr>
+              <w:pStyle w:val="Compact"/>
+            </w:pPr>
+            <w:r>
+              <w:t xml:space="preserve">Tous les modèles s'ajustent en moins de 16 secondes : le coût ne départage pas vraiment</w:t>
+            </w:r>
+          </w:p>
+        </w:tc>
+        <w:tc>
+          <w:tcPr/>
+          <w:p>
+            <w:pPr>
+              <w:pStyle w:val="Compact"/>
+            </w:pPr>
+            <w:r>
+              <w:t xml:space="preserve">exports/complexite_modeles.csv ; exports/audit_llm_verifications.csv</w:t>
+            </w:r>
+          </w:p>
+        </w:tc>
+        <w:tc>
+          <w:tcPr/>
+          <w:p>
+            <w:pPr>
+              <w:pStyle w:val="Compact"/>
+            </w:pPr>
+            <w:r>
+              <w:t xml:space="preserve">simplifié</w:t>
+            </w:r>
+          </w:p>
+        </w:tc>
+        <w:tc>
+          <w:tcPr/>
+          <w:p>
+            <w:pPr>
+              <w:pStyle w:val="Compact"/>
+            </w:pPr>
+            <w:r>
+              <w:t xml:space="preserve">Vrai pour un ajustement (15,18 s au plus) ; le protocole en demande 5 pour chaque réseau (38,67 s pour le LSTM, 75,92 s pour le GRU) et 56 pour Prophet (99,64 s). Le réajustement de Prophet figurait dans le prompt, les cinq graines non.</w:t>
+            </w:r>
+          </w:p>
+        </w:tc>
+      </w:tr>
+      <w:tr>
+        <w:tc>
+          <w:tcPr/>
+          <w:p>
+            <w:pPr>
+              <w:pStyle w:val="Compact"/>
+            </w:pPr>
+            <w:r>
+              <w:t xml:space="preserve">b (ChatGPT)</w:t>
+            </w:r>
+          </w:p>
+        </w:tc>
+        <w:tc>
+          <w:tcPr/>
+          <w:p>
+            <w:pPr>
+              <w:pStyle w:val="Compact"/>
+            </w:pPr>
+            <w:r>
+              <w:t xml:space="preserve">Les modèles statistiques classiques font au moins aussi bien que les réseaux de neurones</w:t>
+            </w:r>
+          </w:p>
+        </w:tc>
+        <w:tc>
+          <w:tcPr/>
+          <w:p>
+            <w:pPr>
+              <w:pStyle w:val="Compact"/>
+            </w:pPr>
+            <w:r>
+              <w:t xml:space="preserve">exports/lstm_gru/comparaison_test.csv ; exports/lstm_gru/cv_temporelle.csv</w:t>
+            </w:r>
+          </w:p>
+        </w:tc>
+        <w:tc>
+          <w:tcPr/>
+          <w:p>
+            <w:pPr>
+              <w:pStyle w:val="Compact"/>
+            </w:pPr>
+            <w:r>
+              <w:t xml:space="preserve">généralisation abusive</w:t>
+            </w:r>
+          </w:p>
+        </w:tc>
+        <w:tc>
+          <w:tcPr/>
+          <w:p>
+            <w:pPr>
+              <w:pStyle w:val="Compact"/>
+            </w:pPr>
+            <w:r>
+              <w:t xml:space="preserve">Vrai pour le seul AR-GARCH : le VAR (78,96), le SARIMA (82,38) et le VECM (87,56) ont une RMSE supérieure à celles du LSTM (75,07) et du GRU (76,40). En validation croisée, le GRU bat le SARIMA dans 5 plis sur 5 et le LSTM dans 4. Aucun de ces écarts n'est significatif : les deux familles ne sont pas départagées.</w:t>
+            </w:r>
+          </w:p>
+        </w:tc>
+      </w:tr>
+      <w:tr>
+        <w:tc>
+          <w:tcPr/>
+          <w:p>
+            <w:pPr>
+              <w:pStyle w:val="Compact"/>
+            </w:pPr>
+            <w:r>
+              <w:t xml:space="preserve">b (ChatGPT)</w:t>
+            </w:r>
+          </w:p>
+        </w:tc>
+        <w:tc>
+          <w:tcPr/>
+          <w:p>
+            <w:pPr>
+              <w:pStyle w:val="Compact"/>
+            </w:pPr>
+            <w:r>
+              <w:t xml:space="preserve">Les modèles classiques battent nettement les règles naïves et Prophet</w:t>
+            </w:r>
+          </w:p>
+        </w:tc>
+        <w:tc>
+          <w:tcPr/>
+          <w:p>
+            <w:pPr>
+              <w:pStyle w:val="Compact"/>
+            </w:pPr>
+            <w:r>
+              <w:t xml:space="preserve">exports/lstm_gru/diebold_mariano_toutes_paires.csv ; exports/audit_llm_verifications.csv</w:t>
+            </w:r>
+          </w:p>
+        </w:tc>
+        <w:tc>
+          <w:tcPr/>
+          <w:p>
+            <w:pPr>
+              <w:pStyle w:val="Compact"/>
+            </w:pPr>
+            <w:r>
+              <w:t xml:space="preserve">généralisation abusive</w:t>
+            </w:r>
+          </w:p>
+        </w:tc>
+        <w:tc>
+          <w:tcPr/>
+          <w:p>
+            <w:pPr>
+              <w:pStyle w:val="Compact"/>
+            </w:pPr>
+            <w:r>
+              <w:t xml:space="preserve">Écarts de RMSE nets (74 à 88 contre 102 à 114), mais 4 comparaisons sur 12 seulement sont significatives après Holm en perte quadratique, et aucune contre le naïf saisonnier (10 sur 12 en perte absolue). Le prompt ne donnait que les tests d'AR-GARCH, et la réponse contredit sa propre phrase sur le naïf saisonnier (0,157).</w:t>
+            </w:r>
+          </w:p>
+        </w:tc>
+      </w:tr>
+      <w:tr>
+        <w:tc>
+          <w:tcPr/>
+          <w:p>
+            <w:pPr>
+              <w:pStyle w:val="Compact"/>
+            </w:pPr>
+            <w:r>
+              <w:t xml:space="preserve">b (ChatGPT)</w:t>
+            </w:r>
+          </w:p>
+        </w:tc>
+        <w:tc>
+          <w:tcPr/>
+          <w:p>
+            <w:pPr>
+              <w:pStyle w:val="Compact"/>
+            </w:pPr>
+            <w:r>
+              <w:t xml:space="preserve">AR-GARCH offre le meilleur compromis entre précision, fourchettes fiables et simplicité</w:t>
+            </w:r>
+          </w:p>
+        </w:tc>
+        <w:tc>
+          <w:tcPr/>
+          <w:p>
+            <w:pPr>
+              <w:pStyle w:val="Compact"/>
+            </w:pPr>
+            <w:r>
+              <w:t xml:space="preserve">exports/lstm_gru/comparaison_test.csv ; exports/complexite_modeles.csv</w:t>
+            </w:r>
+          </w:p>
+        </w:tc>
+        <w:tc>
+          <w:tcPr/>
+          <w:p>
+            <w:pPr>
+              <w:pStyle w:val="Compact"/>
+            </w:pPr>
+            <w:r>
+              <w:t xml:space="preserve">correct</w:t>
+            </w:r>
+          </w:p>
+        </w:tc>
+        <w:tc>
+          <w:tcPr/>
+          <w:p>
+            <w:pPr>
+              <w:pStyle w:val="Compact"/>
+            </w:pPr>
+            <w:r>
+              <w:t xml:space="preserve">Jugement identique à notre recommandation (section 6.6), donné sous réserve ; l'argument des fourchettes s'appuie en partie sur l'affirmation fausse relevée plus haut.</w:t>
+            </w:r>
+          </w:p>
+        </w:tc>
+      </w:tr>
+      <w:tr>
+        <w:tc>
+          <w:tcPr/>
+          <w:p>
+            <w:pPr>
+              <w:pStyle w:val="Compact"/>
+            </w:pPr>
+            <w:r>
+              <w:t xml:space="preserve">b (ChatGPT)</w:t>
+            </w:r>
+          </w:p>
+        </w:tc>
+        <w:tc>
+          <w:tcPr/>
+          <w:p>
+            <w:pPr>
+              <w:pStyle w:val="Compact"/>
+            </w:pPr>
+            <w:r>
+              <w:t xml:space="preserve">Une seule année de test : on ne peut pas affirmer qu'AR-GARCH est le meilleur dans l'absolu, ni que les résultats tiendront sur d'autres années</w:t>
+            </w:r>
+          </w:p>
+        </w:tc>
+        <w:tc>
+          <w:tcPr/>
+          <w:p>
+            <w:pPr>
+              <w:pStyle w:val="Compact"/>
+            </w:pPr>
+            <w:r>
+              <w:t xml:space="preserve">exports/lstm_gru/predictions_test_tous_modeles.csv</w:t>
+            </w:r>
+          </w:p>
+        </w:tc>
+        <w:tc>
+          <w:tcPr/>
+          <w:p>
+            <w:pPr>
+              <w:pStyle w:val="Compact"/>
+            </w:pPr>
+            <w:r>
+              <w:t xml:space="preserve">correct</w:t>
+            </w:r>
+          </w:p>
+        </w:tc>
+        <w:tc>
+          <w:tcPr/>
+          <w:p>
+            <w:pPr>
+              <w:pStyle w:val="Compact"/>
+            </w:pPr>
+            <w:r>
+              <w:t xml:space="preserve">Test de 390 jours, un seul hiver.</w:t>
+            </w:r>
+          </w:p>
+        </w:tc>
+      </w:tr>
+      <w:tr>
+        <w:tc>
+          <w:tcPr/>
+          <w:p>
+            <w:pPr>
+              <w:pStyle w:val="Compact"/>
+            </w:pPr>
+            <w:r>
+              <w:t xml:space="preserve">b (ChatGPT)</w:t>
+            </w:r>
+          </w:p>
+        </w:tc>
+        <w:tc>
+          <w:tcPr/>
+          <w:p>
+            <w:pPr>
+              <w:pStyle w:val="Compact"/>
+            </w:pPr>
+            <w:r>
+              <w:t xml:space="preserve">Les données ne disent pas comment l'erreur évolue entre 1 et 7 jours d'avance, ni comment les modèles se comportent pendant les vagues de froid</w:t>
+            </w:r>
+          </w:p>
+        </w:tc>
+        <w:tc>
+          <w:tcPr/>
+          <w:p>
+            <w:pPr>
+              <w:pStyle w:val="Compact"/>
+            </w:pPr>
+            <w:r>
+              <w:t xml:space="preserve">exports/lstm_gru/rmse_par_horizon.csv ; exports/audit_llm_verifications.csv</w:t>
+            </w:r>
+          </w:p>
+        </w:tc>
+        <w:tc>
+          <w:tcPr/>
+          <w:p>
+            <w:pPr>
+              <w:pStyle w:val="Compact"/>
+            </w:pPr>
+            <w:r>
+              <w:t xml:space="preserve">correct</w:t>
+            </w:r>
+          </w:p>
+        </w:tc>
+        <w:tc>
+          <w:tcPr/>
+          <w:p>
+            <w:pPr>
+              <w:pStyle w:val="Compact"/>
+            </w:pPr>
+            <w:r>
+              <w:t xml:space="preserve">Exact pour le prompt. Le projet le mesure : RMSE d'AR-GARCH de 37,90 GWh/jour à un jour et de 96,22 à sept jours ; 121,61 en hiver contre 52,62 le reste de l'année.</w:t>
+            </w:r>
+          </w:p>
+        </w:tc>
+      </w:tr>
+      <w:tr>
+        <w:tc>
+          <w:tcPr/>
+          <w:p>
+            <w:pPr>
+              <w:pStyle w:val="Compact"/>
+            </w:pPr>
+            <w:r>
+              <w:t xml:space="preserve">b (ChatGPT)</w:t>
+            </w:r>
+          </w:p>
+        </w:tc>
+        <w:tc>
+          <w:tcPr/>
+          <w:p>
+            <w:pPr>
+              <w:pStyle w:val="Compact"/>
+            </w:pPr>
+            <w:r>
+              <w:t xml:space="preserve">Aucun modèle n'utilise la météo : on ne sait pas ce qu'elle apporterait</w:t>
+            </w:r>
+          </w:p>
+        </w:tc>
+        <w:tc>
+          <w:tcPr/>
+          <w:p>
+            <w:pPr>
+              <w:pStyle w:val="Compact"/>
+            </w:pPr>
+            <w:r>
+              <w:t xml:space="preserve">05_var_vecm_garch_prophet.ipynb ; exports/ghada/granger.csv</w:t>
+            </w:r>
+          </w:p>
+        </w:tc>
+        <w:tc>
+          <w:tcPr/>
+          <w:p>
+            <w:pPr>
+              <w:pStyle w:val="Compact"/>
+            </w:pPr>
+            <w:r>
+              <w:t xml:space="preserve">faux</w:t>
+            </w:r>
+          </w:p>
+        </w:tc>
+        <w:tc>
+          <w:tcPr/>
+          <w:p>
+            <w:pPr>
+              <w:pStyle w:val="Compact"/>
+            </w:pPr>
+            <w:r>
+              <w:t xml:space="preserve">Le prompt disait « aucune prévision météo ». Le VAR et le VECM utilisent la température observée comme seconde variable (section 3.2), et elle aide à prévoir la consommation au sens de Granger (F = 118,57). Seul l'apport d'une prévision météo n'est pas mesuré.</w:t>
+            </w:r>
+          </w:p>
+        </w:tc>
+      </w:tr>
     </w:tbl>
-    <w:bookmarkEnd w:id="164"/>
-    <w:bookmarkEnd w:id="165"/>
+    <w:bookmarkEnd w:id="168"/>
+    <w:bookmarkEnd w:id="169"/>
     <w:sectPr>
       <w:footnotePr>
         <w:numRestart w:val="eachSect"/>
@@ -32996,6 +35593,9 @@
     <w:abstractNumId w:val="991"/>
   </w:num>
   <w:num w:numId="1011">
+    <w:abstractNumId w:val="991"/>
+  </w:num>
+  <w:num w:numId="1012">
     <w:abstractNumId w:val="99411"/>
     <w:lvlOverride w:ilvl="0">
       <w:startOverride w:val="1"/>
@@ -33024,9 +35624,6 @@
     <w:lvlOverride w:ilvl="8">
       <w:startOverride w:val="1"/>
     </w:lvlOverride>
-  </w:num>
-  <w:num w:numId="1012">
-    <w:abstractNumId w:val="991"/>
   </w:num>
   <w:num w:numId="1013">
     <w:abstractNumId w:val="991"/>
@@ -33086,6 +35683,9 @@
     <w:abstractNumId w:val="991"/>
   </w:num>
   <w:num w:numId="1032">
+    <w:abstractNumId w:val="991"/>
+  </w:num>
+  <w:num w:numId="1033">
     <w:abstractNumId w:val="991"/>
   </w:num>
 </w:numbering>
